--- a/doc/논문/인공지능서비스개발_10조_논문_최종본.docx
+++ b/doc/논문/인공지능서비스개발_10조_논문_최종본.docx
@@ -31,127 +31,7 @@
           <w:sz w:val="28"/>
           <w:szCs w:val="28"/>
         </w:rPr>
-        <w:t>법률</w:t>
-      </w:r>
-      <w:r>
-        <w:rPr>
-          <w:rFonts w:ascii="HY헤드라인M" w:eastAsia="HY헤드라인M" w:hAnsi="HY헤드라인M" w:cs="HY헤드라인M"/>
-          <w:b/>
-          <w:color w:val="000000"/>
-          <w:sz w:val="28"/>
-          <w:szCs w:val="28"/>
-        </w:rPr>
-        <w:t xml:space="preserve"> </w:t>
-      </w:r>
-      <w:r>
-        <w:rPr>
-          <w:rFonts w:ascii="HY헤드라인M" w:eastAsia="HY헤드라인M" w:hAnsi="HY헤드라인M" w:cs="HY헤드라인M"/>
-          <w:b/>
-          <w:color w:val="000000"/>
-          <w:sz w:val="28"/>
-          <w:szCs w:val="28"/>
-        </w:rPr>
-        <w:t>사건</w:t>
-      </w:r>
-      <w:r>
-        <w:rPr>
-          <w:rFonts w:ascii="HY헤드라인M" w:eastAsia="HY헤드라인M" w:hAnsi="HY헤드라인M" w:cs="HY헤드라인M"/>
-          <w:b/>
-          <w:color w:val="000000"/>
-          <w:sz w:val="28"/>
-          <w:szCs w:val="28"/>
-        </w:rPr>
-        <w:t xml:space="preserve"> Q&amp;A Self-RAG </w:t>
-      </w:r>
-      <w:r>
-        <w:rPr>
-          <w:rFonts w:ascii="HY헤드라인M" w:eastAsia="HY헤드라인M" w:hAnsi="HY헤드라인M" w:cs="HY헤드라인M"/>
-          <w:b/>
-          <w:color w:val="000000"/>
-          <w:sz w:val="28"/>
-          <w:szCs w:val="28"/>
-        </w:rPr>
-        <w:t>챗봇</w:t>
-      </w:r>
-      <w:r>
-        <w:rPr>
-          <w:rFonts w:ascii="HY헤드라인M" w:eastAsia="HY헤드라인M" w:hAnsi="HY헤드라인M" w:cs="HY헤드라인M"/>
-          <w:b/>
-          <w:color w:val="000000"/>
-          <w:sz w:val="28"/>
-          <w:szCs w:val="28"/>
-        </w:rPr>
-        <w:t xml:space="preserve"> </w:t>
-      </w:r>
-      <w:r>
-        <w:rPr>
-          <w:rFonts w:ascii="HY헤드라인M" w:eastAsia="HY헤드라인M" w:hAnsi="HY헤드라인M" w:cs="HY헤드라인M"/>
-          <w:b/>
-          <w:color w:val="000000"/>
-          <w:sz w:val="28"/>
-          <w:szCs w:val="28"/>
-        </w:rPr>
-        <w:t>개발</w:t>
-      </w:r>
-      <w:r>
-        <w:rPr>
-          <w:rFonts w:ascii="HY헤드라인M" w:eastAsia="HY헤드라인M" w:hAnsi="HY헤드라인M" w:cs="HY헤드라인M"/>
-          <w:b/>
-          <w:color w:val="000000"/>
-          <w:sz w:val="28"/>
-          <w:szCs w:val="28"/>
-        </w:rPr>
-        <w:t xml:space="preserve"> </w:t>
-      </w:r>
-      <w:r>
-        <w:rPr>
-          <w:rFonts w:ascii="HY헤드라인M" w:eastAsia="HY헤드라인M" w:hAnsi="HY헤드라인M" w:cs="HY헤드라인M"/>
-          <w:b/>
-          <w:color w:val="000000"/>
-          <w:sz w:val="28"/>
-          <w:szCs w:val="28"/>
-        </w:rPr>
-        <w:t>및</w:t>
-      </w:r>
-      <w:r>
-        <w:rPr>
-          <w:rFonts w:ascii="HY헤드라인M" w:eastAsia="HY헤드라인M" w:hAnsi="HY헤드라인M" w:cs="HY헤드라인M"/>
-          <w:b/>
-          <w:color w:val="000000"/>
-          <w:sz w:val="28"/>
-          <w:szCs w:val="28"/>
-        </w:rPr>
-        <w:t xml:space="preserve"> RAGAS </w:t>
-      </w:r>
-      <w:r>
-        <w:rPr>
-          <w:rFonts w:ascii="HY헤드라인M" w:eastAsia="HY헤드라인M" w:hAnsi="HY헤드라인M" w:cs="HY헤드라인M"/>
-          <w:b/>
-          <w:color w:val="000000"/>
-          <w:sz w:val="28"/>
-          <w:szCs w:val="28"/>
-        </w:rPr>
-        <w:t>성능</w:t>
-      </w:r>
-      <w:r>
-        <w:rPr>
-          <w:rFonts w:ascii="HY헤드라인M" w:eastAsia="HY헤드라인M" w:hAnsi="HY헤드라인M" w:cs="HY헤드라인M"/>
-          <w:b/>
-          <w:color w:val="000000"/>
-          <w:sz w:val="28"/>
-          <w:szCs w:val="28"/>
-        </w:rPr>
-        <w:t xml:space="preserve"> </w:t>
-      </w:r>
-      <w:r>
-        <w:rPr>
-          <w:rFonts w:ascii="HY헤드라인M" w:eastAsia="HY헤드라인M" w:hAnsi="HY헤드라인M" w:cs="HY헤드라인M"/>
-          <w:b/>
-          <w:color w:val="000000"/>
-          <w:sz w:val="28"/>
-          <w:szCs w:val="28"/>
-        </w:rPr>
-        <w:t>평가</w:t>
+        <w:t>법률 사건 Q&amp;A Self-RAG 챗봇 개발 및 RAGAS 성능 평가</w:t>
       </w:r>
     </w:p>
     <w:p>
@@ -192,43 +72,7 @@
           <w:sz w:val="18"/>
           <w:szCs w:val="18"/>
         </w:rPr>
-        <w:t>강우현</w:t>
-      </w:r>
-      <w:r>
-        <w:rPr>
-          <w:rFonts w:ascii="바탕" w:eastAsia="바탕" w:hAnsi="바탕" w:cs="바탕"/>
-          <w:color w:val="000000"/>
-          <w:sz w:val="18"/>
-          <w:szCs w:val="18"/>
-        </w:rPr>
-        <w:t xml:space="preserve">, </w:t>
-      </w:r>
-      <w:r>
-        <w:rPr>
-          <w:rFonts w:ascii="바탕" w:eastAsia="바탕" w:hAnsi="바탕" w:cs="바탕"/>
-          <w:color w:val="000000"/>
-          <w:sz w:val="18"/>
-          <w:szCs w:val="18"/>
-        </w:rPr>
-        <w:t>김준우</w:t>
-      </w:r>
-      <w:r>
-        <w:rPr>
-          <w:rFonts w:ascii="바탕" w:eastAsia="바탕" w:hAnsi="바탕" w:cs="바탕"/>
-          <w:color w:val="000000"/>
-          <w:sz w:val="18"/>
-          <w:szCs w:val="18"/>
-        </w:rPr>
-        <w:t xml:space="preserve">, </w:t>
-      </w:r>
-      <w:r>
-        <w:rPr>
-          <w:rFonts w:ascii="바탕" w:eastAsia="바탕" w:hAnsi="바탕" w:cs="바탕"/>
-          <w:color w:val="000000"/>
-          <w:sz w:val="18"/>
-          <w:szCs w:val="18"/>
-        </w:rPr>
-        <w:t>김정효</w:t>
+        <w:t>강우현, 김준우, 김정효</w:t>
       </w:r>
     </w:p>
     <w:p>
@@ -273,7 +117,7 @@
       </w:tblPr>
       <w:tblGrid>
         <w:gridCol w:w="4165"/>
-        <w:gridCol w:w="4354"/>
+        <w:gridCol w:w="4349"/>
       </w:tblGrid>
       <w:tr>
         <w:trPr>
@@ -305,31 +149,7 @@
                 <w:b/>
                 <w:color w:val="000000"/>
               </w:rPr>
-              <w:t xml:space="preserve">1. </w:t>
-            </w:r>
-            <w:r>
-              <w:rPr>
-                <w:rFonts w:ascii="HY헤드라인M" w:eastAsia="HY헤드라인M" w:hAnsi="HY헤드라인M" w:cs="HY헤드라인M"/>
-                <w:b/>
-                <w:color w:val="000000"/>
-              </w:rPr>
-              <w:t>연구</w:t>
-            </w:r>
-            <w:r>
-              <w:rPr>
-                <w:rFonts w:ascii="HY헤드라인M" w:eastAsia="HY헤드라인M" w:hAnsi="HY헤드라인M" w:cs="HY헤드라인M"/>
-                <w:b/>
-                <w:color w:val="000000"/>
-              </w:rPr>
-              <w:t xml:space="preserve"> </w:t>
-            </w:r>
-            <w:r>
-              <w:rPr>
-                <w:rFonts w:ascii="HY헤드라인M" w:eastAsia="HY헤드라인M" w:hAnsi="HY헤드라인M" w:cs="HY헤드라인M"/>
-                <w:b/>
-                <w:color w:val="000000"/>
-              </w:rPr>
-              <w:t>배경</w:t>
+              <w:t>1. 연구 배경</w:t>
             </w:r>
           </w:p>
         </w:tc>
@@ -359,47 +179,7 @@
                 <w:b/>
                 <w:color w:val="000000"/>
               </w:rPr>
-              <w:t xml:space="preserve">4. </w:t>
-            </w:r>
-            <w:r>
-              <w:rPr>
-                <w:rFonts w:ascii="HY헤드라인M" w:eastAsia="HY헤드라인M" w:hAnsi="HY헤드라인M" w:cs="HY헤드라인M"/>
-                <w:b/>
-                <w:color w:val="000000"/>
-              </w:rPr>
-              <w:t>기대효과</w:t>
-            </w:r>
-            <w:r>
-              <w:rPr>
-                <w:rFonts w:ascii="HY헤드라인M" w:eastAsia="HY헤드라인M" w:hAnsi="HY헤드라인M" w:cs="HY헤드라인M"/>
-                <w:b/>
-                <w:color w:val="000000"/>
-              </w:rPr>
-              <w:t xml:space="preserve"> </w:t>
-            </w:r>
-            <w:r>
-              <w:rPr>
-                <w:rFonts w:ascii="HY헤드라인M" w:eastAsia="HY헤드라인M" w:hAnsi="HY헤드라인M" w:cs="HY헤드라인M"/>
-                <w:b/>
-                <w:color w:val="000000"/>
-              </w:rPr>
-              <w:t>및</w:t>
-            </w:r>
-            <w:r>
-              <w:rPr>
-                <w:rFonts w:ascii="HY헤드라인M" w:eastAsia="HY헤드라인M" w:hAnsi="HY헤드라인M" w:cs="HY헤드라인M"/>
-                <w:b/>
-                <w:color w:val="000000"/>
-              </w:rPr>
-              <w:t xml:space="preserve"> </w:t>
-            </w:r>
-            <w:r>
-              <w:rPr>
-                <w:rFonts w:ascii="HY헤드라인M" w:eastAsia="HY헤드라인M" w:hAnsi="HY헤드라인M" w:cs="HY헤드라인M"/>
-                <w:b/>
-                <w:color w:val="000000"/>
-              </w:rPr>
-              <w:t>활용</w:t>
+              <w:t>4. 기대효과 및 활용</w:t>
             </w:r>
           </w:p>
         </w:tc>
@@ -435,43 +215,7 @@
                 <w:sz w:val="18"/>
                 <w:szCs w:val="18"/>
               </w:rPr>
-              <w:t>－</w:t>
-            </w:r>
-            <w:r>
-              <w:rPr>
-                <w:rFonts w:ascii="바탕" w:eastAsia="바탕" w:hAnsi="바탕" w:cs="바탕"/>
-                <w:color w:val="000000"/>
-                <w:sz w:val="18"/>
-                <w:szCs w:val="18"/>
-              </w:rPr>
-              <w:t xml:space="preserve"> </w:t>
-            </w:r>
-            <w:r>
-              <w:rPr>
-                <w:rFonts w:ascii="바탕" w:eastAsia="바탕" w:hAnsi="바탕" w:cs="바탕"/>
-                <w:color w:val="000000"/>
-                <w:sz w:val="18"/>
-                <w:szCs w:val="18"/>
-              </w:rPr>
-              <w:t>연구의</w:t>
-            </w:r>
-            <w:r>
-              <w:rPr>
-                <w:rFonts w:ascii="바탕" w:eastAsia="바탕" w:hAnsi="바탕" w:cs="바탕"/>
-                <w:color w:val="000000"/>
-                <w:sz w:val="18"/>
-                <w:szCs w:val="18"/>
-              </w:rPr>
-              <w:t xml:space="preserve"> </w:t>
-            </w:r>
-            <w:r>
-              <w:rPr>
-                <w:rFonts w:ascii="바탕" w:eastAsia="바탕" w:hAnsi="바탕" w:cs="바탕"/>
-                <w:color w:val="000000"/>
-                <w:sz w:val="18"/>
-                <w:szCs w:val="18"/>
-              </w:rPr>
-              <w:t>필요성</w:t>
+              <w:t>－ 연구의 필요성</w:t>
             </w:r>
           </w:p>
         </w:tc>
@@ -502,115 +246,7 @@
                 <w:sz w:val="18"/>
                 <w:szCs w:val="18"/>
               </w:rPr>
-              <w:t>－</w:t>
-            </w:r>
-            <w:r>
-              <w:rPr>
-                <w:rFonts w:ascii="바탕" w:eastAsia="바탕" w:hAnsi="바탕" w:cs="바탕"/>
-                <w:color w:val="000000"/>
-                <w:sz w:val="18"/>
-                <w:szCs w:val="18"/>
-              </w:rPr>
-              <w:t xml:space="preserve"> </w:t>
-            </w:r>
-            <w:r>
-              <w:rPr>
-                <w:rFonts w:ascii="바탕" w:eastAsia="바탕" w:hAnsi="바탕" w:cs="바탕"/>
-                <w:color w:val="000000"/>
-                <w:sz w:val="18"/>
-                <w:szCs w:val="18"/>
-              </w:rPr>
-              <w:t>기존</w:t>
-            </w:r>
-            <w:r>
-              <w:rPr>
-                <w:rFonts w:ascii="바탕" w:eastAsia="바탕" w:hAnsi="바탕" w:cs="바탕"/>
-                <w:color w:val="000000"/>
-                <w:sz w:val="18"/>
-                <w:szCs w:val="18"/>
-              </w:rPr>
-              <w:t xml:space="preserve"> </w:t>
-            </w:r>
-            <w:r>
-              <w:rPr>
-                <w:rFonts w:ascii="바탕" w:eastAsia="바탕" w:hAnsi="바탕" w:cs="바탕"/>
-                <w:color w:val="000000"/>
-                <w:sz w:val="18"/>
-                <w:szCs w:val="18"/>
-              </w:rPr>
-              <w:t>기술과</w:t>
-            </w:r>
-            <w:r>
-              <w:rPr>
-                <w:rFonts w:ascii="바탕" w:eastAsia="바탕" w:hAnsi="바탕" w:cs="바탕"/>
-                <w:color w:val="000000"/>
-                <w:sz w:val="18"/>
-                <w:szCs w:val="18"/>
-              </w:rPr>
-              <w:t xml:space="preserve"> </w:t>
-            </w:r>
-            <w:r>
-              <w:rPr>
-                <w:rFonts w:ascii="바탕" w:eastAsia="바탕" w:hAnsi="바탕" w:cs="바탕"/>
-                <w:color w:val="000000"/>
-                <w:sz w:val="18"/>
-                <w:szCs w:val="18"/>
-              </w:rPr>
-              <w:t>비교한</w:t>
-            </w:r>
-            <w:r>
-              <w:rPr>
-                <w:rFonts w:ascii="바탕" w:eastAsia="바탕" w:hAnsi="바탕" w:cs="바탕"/>
-                <w:color w:val="000000"/>
-                <w:sz w:val="18"/>
-                <w:szCs w:val="18"/>
-              </w:rPr>
-              <w:t xml:space="preserve"> </w:t>
-            </w:r>
-            <w:r>
-              <w:rPr>
-                <w:rFonts w:ascii="바탕" w:eastAsia="바탕" w:hAnsi="바탕" w:cs="바탕"/>
-                <w:color w:val="000000"/>
-                <w:sz w:val="18"/>
-                <w:szCs w:val="18"/>
-              </w:rPr>
-              <w:t>우월성</w:t>
-            </w:r>
-            <w:r>
-              <w:rPr>
-                <w:rFonts w:ascii="바탕" w:eastAsia="바탕" w:hAnsi="바탕" w:cs="바탕"/>
-                <w:color w:val="000000"/>
-                <w:sz w:val="18"/>
-                <w:szCs w:val="18"/>
-              </w:rPr>
-              <w:t xml:space="preserve"> </w:t>
-            </w:r>
-            <w:r>
-              <w:rPr>
-                <w:rFonts w:ascii="바탕" w:eastAsia="바탕" w:hAnsi="바탕" w:cs="바탕"/>
-                <w:color w:val="000000"/>
-                <w:sz w:val="18"/>
-                <w:szCs w:val="18"/>
-              </w:rPr>
-              <w:t>및</w:t>
-            </w:r>
-            <w:r>
-              <w:rPr>
-                <w:rFonts w:ascii="바탕" w:eastAsia="바탕" w:hAnsi="바탕" w:cs="바탕"/>
-                <w:color w:val="000000"/>
-                <w:sz w:val="18"/>
-                <w:szCs w:val="18"/>
-              </w:rPr>
-              <w:t xml:space="preserve"> </w:t>
-            </w:r>
-            <w:r>
-              <w:rPr>
-                <w:rFonts w:ascii="바탕" w:eastAsia="바탕" w:hAnsi="바탕" w:cs="바탕"/>
-                <w:color w:val="000000"/>
-                <w:sz w:val="18"/>
-                <w:szCs w:val="18"/>
-              </w:rPr>
-              <w:t>차별성</w:t>
+              <w:t>－ 기존 기술과 비교한 우월성 및 차별성</w:t>
             </w:r>
           </w:p>
         </w:tc>
@@ -646,610 +282,7 @@
                 <w:sz w:val="18"/>
                 <w:szCs w:val="18"/>
               </w:rPr>
-              <w:t>최근</w:t>
-            </w:r>
-            <w:r>
-              <w:rPr>
-                <w:rFonts w:ascii="바탕" w:eastAsia="바탕" w:hAnsi="바탕" w:cs="바탕"/>
-                <w:color w:val="000000"/>
-                <w:sz w:val="18"/>
-                <w:szCs w:val="18"/>
-              </w:rPr>
-              <w:t xml:space="preserve"> </w:t>
-            </w:r>
-            <w:r>
-              <w:rPr>
-                <w:rFonts w:ascii="바탕" w:eastAsia="바탕" w:hAnsi="바탕" w:cs="바탕"/>
-                <w:color w:val="000000"/>
-                <w:sz w:val="18"/>
-                <w:szCs w:val="18"/>
-              </w:rPr>
-              <w:t>인공지능</w:t>
-            </w:r>
-            <w:r>
-              <w:rPr>
-                <w:rFonts w:ascii="바탕" w:eastAsia="바탕" w:hAnsi="바탕" w:cs="바탕"/>
-                <w:color w:val="000000"/>
-                <w:sz w:val="18"/>
-                <w:szCs w:val="18"/>
-              </w:rPr>
-              <w:t xml:space="preserve"> </w:t>
-            </w:r>
-            <w:r>
-              <w:rPr>
-                <w:rFonts w:ascii="바탕" w:eastAsia="바탕" w:hAnsi="바탕" w:cs="바탕"/>
-                <w:color w:val="000000"/>
-                <w:sz w:val="18"/>
-                <w:szCs w:val="18"/>
-              </w:rPr>
-              <w:t>언어</w:t>
-            </w:r>
-            <w:r>
-              <w:rPr>
-                <w:rFonts w:ascii="바탕" w:eastAsia="바탕" w:hAnsi="바탕" w:cs="바탕"/>
-                <w:color w:val="000000"/>
-                <w:sz w:val="18"/>
-                <w:szCs w:val="18"/>
-              </w:rPr>
-              <w:t xml:space="preserve"> </w:t>
-            </w:r>
-            <w:r>
-              <w:rPr>
-                <w:rFonts w:ascii="바탕" w:eastAsia="바탕" w:hAnsi="바탕" w:cs="바탕"/>
-                <w:color w:val="000000"/>
-                <w:sz w:val="18"/>
-                <w:szCs w:val="18"/>
-              </w:rPr>
-              <w:t>모델</w:t>
-            </w:r>
-            <w:r>
-              <w:rPr>
-                <w:rFonts w:ascii="바탕" w:eastAsia="바탕" w:hAnsi="바탕" w:cs="바탕"/>
-                <w:color w:val="000000"/>
-                <w:sz w:val="18"/>
-                <w:szCs w:val="18"/>
-              </w:rPr>
-              <w:t>(LLM)</w:t>
-            </w:r>
-            <w:r>
-              <w:rPr>
-                <w:rFonts w:ascii="바탕" w:eastAsia="바탕" w:hAnsi="바탕" w:cs="바탕"/>
-                <w:color w:val="000000"/>
-                <w:sz w:val="18"/>
-                <w:szCs w:val="18"/>
-              </w:rPr>
-              <w:t>의</w:t>
-            </w:r>
-            <w:r>
-              <w:rPr>
-                <w:rFonts w:ascii="바탕" w:eastAsia="바탕" w:hAnsi="바탕" w:cs="바탕"/>
-                <w:color w:val="000000"/>
-                <w:sz w:val="18"/>
-                <w:szCs w:val="18"/>
-              </w:rPr>
-              <w:t xml:space="preserve"> </w:t>
-            </w:r>
-            <w:r>
-              <w:rPr>
-                <w:rFonts w:ascii="바탕" w:eastAsia="바탕" w:hAnsi="바탕" w:cs="바탕"/>
-                <w:color w:val="000000"/>
-                <w:sz w:val="18"/>
-                <w:szCs w:val="18"/>
-              </w:rPr>
-              <w:t>급속한</w:t>
-            </w:r>
-            <w:r>
-              <w:rPr>
-                <w:rFonts w:ascii="바탕" w:eastAsia="바탕" w:hAnsi="바탕" w:cs="바탕"/>
-                <w:color w:val="000000"/>
-                <w:sz w:val="18"/>
-                <w:szCs w:val="18"/>
-              </w:rPr>
-              <w:t xml:space="preserve"> </w:t>
-            </w:r>
-            <w:r>
-              <w:rPr>
-                <w:rFonts w:ascii="바탕" w:eastAsia="바탕" w:hAnsi="바탕" w:cs="바탕"/>
-                <w:color w:val="000000"/>
-                <w:sz w:val="18"/>
-                <w:szCs w:val="18"/>
-              </w:rPr>
-              <w:t>발전과</w:t>
-            </w:r>
-            <w:r>
-              <w:rPr>
-                <w:rFonts w:ascii="바탕" w:eastAsia="바탕" w:hAnsi="바탕" w:cs="바탕"/>
-                <w:color w:val="000000"/>
-                <w:sz w:val="18"/>
-                <w:szCs w:val="18"/>
-              </w:rPr>
-              <w:t xml:space="preserve"> </w:t>
-            </w:r>
-            <w:r>
-              <w:rPr>
-                <w:rFonts w:ascii="바탕" w:eastAsia="바탕" w:hAnsi="바탕" w:cs="바탕"/>
-                <w:color w:val="000000"/>
-                <w:sz w:val="18"/>
-                <w:szCs w:val="18"/>
-              </w:rPr>
-              <w:t>함께</w:t>
-            </w:r>
-            <w:r>
-              <w:rPr>
-                <w:rFonts w:ascii="바탕" w:eastAsia="바탕" w:hAnsi="바탕" w:cs="바탕"/>
-                <w:color w:val="000000"/>
-                <w:sz w:val="18"/>
-                <w:szCs w:val="18"/>
-              </w:rPr>
-              <w:t xml:space="preserve">, </w:t>
-            </w:r>
-            <w:r>
-              <w:rPr>
-                <w:rFonts w:ascii="바탕" w:eastAsia="바탕" w:hAnsi="바탕" w:cs="바탕"/>
-                <w:color w:val="000000"/>
-                <w:sz w:val="18"/>
-                <w:szCs w:val="18"/>
-              </w:rPr>
-              <w:t>일반</w:t>
-            </w:r>
-            <w:r>
-              <w:rPr>
-                <w:rFonts w:ascii="바탕" w:eastAsia="바탕" w:hAnsi="바탕" w:cs="바탕"/>
-                <w:color w:val="000000"/>
-                <w:sz w:val="18"/>
-                <w:szCs w:val="18"/>
-              </w:rPr>
-              <w:t xml:space="preserve"> </w:t>
-            </w:r>
-            <w:r>
-              <w:rPr>
-                <w:rFonts w:ascii="바탕" w:eastAsia="바탕" w:hAnsi="바탕" w:cs="바탕"/>
-                <w:color w:val="000000"/>
-                <w:sz w:val="18"/>
-                <w:szCs w:val="18"/>
-              </w:rPr>
-              <w:t>시민이</w:t>
-            </w:r>
-            <w:r>
-              <w:rPr>
-                <w:rFonts w:ascii="바탕" w:eastAsia="바탕" w:hAnsi="바탕" w:cs="바탕"/>
-                <w:color w:val="000000"/>
-                <w:sz w:val="18"/>
-                <w:szCs w:val="18"/>
-              </w:rPr>
-              <w:t xml:space="preserve"> </w:t>
-            </w:r>
-            <w:r>
-              <w:rPr>
-                <w:rFonts w:ascii="바탕" w:eastAsia="바탕" w:hAnsi="바탕" w:cs="바탕"/>
-                <w:color w:val="000000"/>
-                <w:sz w:val="18"/>
-                <w:szCs w:val="18"/>
-              </w:rPr>
-              <w:t>법률</w:t>
-            </w:r>
-            <w:r>
-              <w:rPr>
-                <w:rFonts w:ascii="바탕" w:eastAsia="바탕" w:hAnsi="바탕" w:cs="바탕"/>
-                <w:color w:val="000000"/>
-                <w:sz w:val="18"/>
-                <w:szCs w:val="18"/>
-              </w:rPr>
-              <w:t xml:space="preserve"> </w:t>
-            </w:r>
-            <w:r>
-              <w:rPr>
-                <w:rFonts w:ascii="바탕" w:eastAsia="바탕" w:hAnsi="바탕" w:cs="바탕"/>
-                <w:color w:val="000000"/>
-                <w:sz w:val="18"/>
-                <w:szCs w:val="18"/>
-              </w:rPr>
-              <w:t>정보에</w:t>
-            </w:r>
-            <w:r>
-              <w:rPr>
-                <w:rFonts w:ascii="바탕" w:eastAsia="바탕" w:hAnsi="바탕" w:cs="바탕"/>
-                <w:color w:val="000000"/>
-                <w:sz w:val="18"/>
-                <w:szCs w:val="18"/>
-              </w:rPr>
-              <w:t xml:space="preserve"> </w:t>
-            </w:r>
-            <w:r>
-              <w:rPr>
-                <w:rFonts w:ascii="바탕" w:eastAsia="바탕" w:hAnsi="바탕" w:cs="바탕"/>
-                <w:color w:val="000000"/>
-                <w:sz w:val="18"/>
-                <w:szCs w:val="18"/>
-              </w:rPr>
-              <w:t>접근하는</w:t>
-            </w:r>
-            <w:r>
-              <w:rPr>
-                <w:rFonts w:ascii="바탕" w:eastAsia="바탕" w:hAnsi="바탕" w:cs="바탕"/>
-                <w:color w:val="000000"/>
-                <w:sz w:val="18"/>
-                <w:szCs w:val="18"/>
-              </w:rPr>
-              <w:t xml:space="preserve"> </w:t>
-            </w:r>
-            <w:r>
-              <w:rPr>
-                <w:rFonts w:ascii="바탕" w:eastAsia="바탕" w:hAnsi="바탕" w:cs="바탕"/>
-                <w:color w:val="000000"/>
-                <w:sz w:val="18"/>
-                <w:szCs w:val="18"/>
-              </w:rPr>
-              <w:t>방식도</w:t>
-            </w:r>
-            <w:r>
-              <w:rPr>
-                <w:rFonts w:ascii="바탕" w:eastAsia="바탕" w:hAnsi="바탕" w:cs="바탕"/>
-                <w:color w:val="000000"/>
-                <w:sz w:val="18"/>
-                <w:szCs w:val="18"/>
-              </w:rPr>
-              <w:t xml:space="preserve"> </w:t>
-            </w:r>
-            <w:r>
-              <w:rPr>
-                <w:rFonts w:ascii="바탕" w:eastAsia="바탕" w:hAnsi="바탕" w:cs="바탕"/>
-                <w:color w:val="000000"/>
-                <w:sz w:val="18"/>
-                <w:szCs w:val="18"/>
-              </w:rPr>
-              <w:t>크게</w:t>
-            </w:r>
-            <w:r>
-              <w:rPr>
-                <w:rFonts w:ascii="바탕" w:eastAsia="바탕" w:hAnsi="바탕" w:cs="바탕"/>
-                <w:color w:val="000000"/>
-                <w:sz w:val="18"/>
-                <w:szCs w:val="18"/>
-              </w:rPr>
-              <w:t xml:space="preserve"> </w:t>
-            </w:r>
-            <w:r>
-              <w:rPr>
-                <w:rFonts w:ascii="바탕" w:eastAsia="바탕" w:hAnsi="바탕" w:cs="바탕"/>
-                <w:color w:val="000000"/>
-                <w:sz w:val="18"/>
-                <w:szCs w:val="18"/>
-              </w:rPr>
-              <w:t>변화하고</w:t>
-            </w:r>
-            <w:r>
-              <w:rPr>
-                <w:rFonts w:ascii="바탕" w:eastAsia="바탕" w:hAnsi="바탕" w:cs="바탕"/>
-                <w:color w:val="000000"/>
-                <w:sz w:val="18"/>
-                <w:szCs w:val="18"/>
-              </w:rPr>
-              <w:t xml:space="preserve"> </w:t>
-            </w:r>
-            <w:r>
-              <w:rPr>
-                <w:rFonts w:ascii="바탕" w:eastAsia="바탕" w:hAnsi="바탕" w:cs="바탕"/>
-                <w:color w:val="000000"/>
-                <w:sz w:val="18"/>
-                <w:szCs w:val="18"/>
-              </w:rPr>
-              <w:t>있다</w:t>
-            </w:r>
-            <w:r>
-              <w:rPr>
-                <w:rFonts w:ascii="바탕" w:eastAsia="바탕" w:hAnsi="바탕" w:cs="바탕"/>
-                <w:color w:val="000000"/>
-                <w:sz w:val="18"/>
-                <w:szCs w:val="18"/>
-              </w:rPr>
-              <w:t xml:space="preserve">. </w:t>
-            </w:r>
-            <w:r>
-              <w:rPr>
-                <w:rFonts w:ascii="바탕" w:eastAsia="바탕" w:hAnsi="바탕" w:cs="바탕"/>
-                <w:color w:val="000000"/>
-                <w:sz w:val="18"/>
-                <w:szCs w:val="18"/>
-              </w:rPr>
-              <w:t>그러나</w:t>
-            </w:r>
-            <w:r>
-              <w:rPr>
-                <w:rFonts w:ascii="바탕" w:eastAsia="바탕" w:hAnsi="바탕" w:cs="바탕"/>
-                <w:color w:val="000000"/>
-                <w:sz w:val="18"/>
-                <w:szCs w:val="18"/>
-              </w:rPr>
-              <w:t xml:space="preserve"> </w:t>
-            </w:r>
-            <w:r>
-              <w:rPr>
-                <w:rFonts w:ascii="바탕" w:eastAsia="바탕" w:hAnsi="바탕" w:cs="바탕"/>
-                <w:color w:val="000000"/>
-                <w:sz w:val="18"/>
-                <w:szCs w:val="18"/>
-              </w:rPr>
-              <w:t>순수</w:t>
-            </w:r>
-            <w:r>
-              <w:rPr>
-                <w:rFonts w:ascii="바탕" w:eastAsia="바탕" w:hAnsi="바탕" w:cs="바탕"/>
-                <w:color w:val="000000"/>
-                <w:sz w:val="18"/>
-                <w:szCs w:val="18"/>
-              </w:rPr>
-              <w:t xml:space="preserve"> LLM</w:t>
-            </w:r>
-            <w:r>
-              <w:rPr>
-                <w:rFonts w:ascii="바탕" w:eastAsia="바탕" w:hAnsi="바탕" w:cs="바탕"/>
-                <w:color w:val="000000"/>
-                <w:sz w:val="18"/>
-                <w:szCs w:val="18"/>
-              </w:rPr>
-              <w:t>은</w:t>
-            </w:r>
-            <w:r>
-              <w:rPr>
-                <w:rFonts w:ascii="바탕" w:eastAsia="바탕" w:hAnsi="바탕" w:cs="바탕"/>
-                <w:color w:val="000000"/>
-                <w:sz w:val="18"/>
-                <w:szCs w:val="18"/>
-              </w:rPr>
-              <w:t xml:space="preserve"> </w:t>
-            </w:r>
-            <w:r>
-              <w:rPr>
-                <w:rFonts w:ascii="바탕" w:eastAsia="바탕" w:hAnsi="바탕" w:cs="바탕"/>
-                <w:color w:val="000000"/>
-                <w:sz w:val="18"/>
-                <w:szCs w:val="18"/>
-              </w:rPr>
-              <w:t>최신</w:t>
-            </w:r>
-            <w:r>
-              <w:rPr>
-                <w:rFonts w:ascii="바탕" w:eastAsia="바탕" w:hAnsi="바탕" w:cs="바탕"/>
-                <w:color w:val="000000"/>
-                <w:sz w:val="18"/>
-                <w:szCs w:val="18"/>
-              </w:rPr>
-              <w:t xml:space="preserve"> </w:t>
-            </w:r>
-            <w:r>
-              <w:rPr>
-                <w:rFonts w:ascii="바탕" w:eastAsia="바탕" w:hAnsi="바탕" w:cs="바탕"/>
-                <w:color w:val="000000"/>
-                <w:sz w:val="18"/>
-                <w:szCs w:val="18"/>
-              </w:rPr>
-              <w:t>법령을</w:t>
-            </w:r>
-            <w:r>
-              <w:rPr>
-                <w:rFonts w:ascii="바탕" w:eastAsia="바탕" w:hAnsi="바탕" w:cs="바탕"/>
-                <w:color w:val="000000"/>
-                <w:sz w:val="18"/>
-                <w:szCs w:val="18"/>
-              </w:rPr>
-              <w:t xml:space="preserve"> </w:t>
-            </w:r>
-            <w:r>
-              <w:rPr>
-                <w:rFonts w:ascii="바탕" w:eastAsia="바탕" w:hAnsi="바탕" w:cs="바탕"/>
-                <w:color w:val="000000"/>
-                <w:sz w:val="18"/>
-                <w:szCs w:val="18"/>
-              </w:rPr>
-              <w:t>반영하지</w:t>
-            </w:r>
-            <w:r>
-              <w:rPr>
-                <w:rFonts w:ascii="바탕" w:eastAsia="바탕" w:hAnsi="바탕" w:cs="바탕"/>
-                <w:color w:val="000000"/>
-                <w:sz w:val="18"/>
-                <w:szCs w:val="18"/>
-              </w:rPr>
-              <w:t xml:space="preserve"> </w:t>
-            </w:r>
-            <w:r>
-              <w:rPr>
-                <w:rFonts w:ascii="바탕" w:eastAsia="바탕" w:hAnsi="바탕" w:cs="바탕"/>
-                <w:color w:val="000000"/>
-                <w:sz w:val="18"/>
-                <w:szCs w:val="18"/>
-              </w:rPr>
-              <w:t>못하거나</w:t>
-            </w:r>
-            <w:r>
-              <w:rPr>
-                <w:rFonts w:ascii="바탕" w:eastAsia="바탕" w:hAnsi="바탕" w:cs="바탕"/>
-                <w:color w:val="000000"/>
-                <w:sz w:val="18"/>
-                <w:szCs w:val="18"/>
-              </w:rPr>
-              <w:t xml:space="preserve"> </w:t>
-            </w:r>
-            <w:r>
-              <w:rPr>
-                <w:rFonts w:ascii="바탕" w:eastAsia="바탕" w:hAnsi="바탕" w:cs="바탕"/>
-                <w:color w:val="000000"/>
-                <w:sz w:val="18"/>
-                <w:szCs w:val="18"/>
-              </w:rPr>
-              <w:t>특정</w:t>
-            </w:r>
-            <w:r>
-              <w:rPr>
-                <w:rFonts w:ascii="바탕" w:eastAsia="바탕" w:hAnsi="바탕" w:cs="바탕"/>
-                <w:color w:val="000000"/>
-                <w:sz w:val="18"/>
-                <w:szCs w:val="18"/>
-              </w:rPr>
-              <w:t xml:space="preserve"> </w:t>
-            </w:r>
-            <w:r>
-              <w:rPr>
-                <w:rFonts w:ascii="바탕" w:eastAsia="바탕" w:hAnsi="바탕" w:cs="바탕"/>
-                <w:color w:val="000000"/>
-                <w:sz w:val="18"/>
-                <w:szCs w:val="18"/>
-              </w:rPr>
-              <w:t>법</w:t>
-            </w:r>
-            <w:r>
-              <w:rPr>
-                <w:rFonts w:ascii="바탕" w:eastAsia="바탕" w:hAnsi="바탕" w:cs="바탕"/>
-                <w:color w:val="000000"/>
-                <w:sz w:val="18"/>
-                <w:szCs w:val="18"/>
-              </w:rPr>
-              <w:t xml:space="preserve"> </w:t>
-            </w:r>
-            <w:r>
-              <w:rPr>
-                <w:rFonts w:ascii="바탕" w:eastAsia="바탕" w:hAnsi="바탕" w:cs="바탕"/>
-                <w:color w:val="000000"/>
-                <w:sz w:val="18"/>
-                <w:szCs w:val="18"/>
-              </w:rPr>
-              <w:t>조항에</w:t>
-            </w:r>
-            <w:r>
-              <w:rPr>
-                <w:rFonts w:ascii="바탕" w:eastAsia="바탕" w:hAnsi="바탕" w:cs="바탕"/>
-                <w:color w:val="000000"/>
-                <w:sz w:val="18"/>
-                <w:szCs w:val="18"/>
-              </w:rPr>
-              <w:t xml:space="preserve"> </w:t>
-            </w:r>
-            <w:r>
-              <w:rPr>
-                <w:rFonts w:ascii="바탕" w:eastAsia="바탕" w:hAnsi="바탕" w:cs="바탕"/>
-                <w:color w:val="000000"/>
-                <w:sz w:val="18"/>
-                <w:szCs w:val="18"/>
-              </w:rPr>
-              <w:t>대해</w:t>
-            </w:r>
-            <w:r>
-              <w:rPr>
-                <w:rFonts w:ascii="바탕" w:eastAsia="바탕" w:hAnsi="바탕" w:cs="바탕"/>
-                <w:color w:val="000000"/>
-                <w:sz w:val="18"/>
-                <w:szCs w:val="18"/>
-              </w:rPr>
-              <w:t xml:space="preserve"> </w:t>
-            </w:r>
-            <w:r>
-              <w:rPr>
-                <w:rFonts w:ascii="바탕" w:eastAsia="바탕" w:hAnsi="바탕" w:cs="바탕"/>
-                <w:color w:val="000000"/>
-                <w:sz w:val="18"/>
-                <w:szCs w:val="18"/>
-              </w:rPr>
-              <w:t>부정확한</w:t>
-            </w:r>
-            <w:r>
-              <w:rPr>
-                <w:rFonts w:ascii="바탕" w:eastAsia="바탕" w:hAnsi="바탕" w:cs="바탕"/>
-                <w:color w:val="000000"/>
-                <w:sz w:val="18"/>
-                <w:szCs w:val="18"/>
-              </w:rPr>
-              <w:t xml:space="preserve"> </w:t>
-            </w:r>
-            <w:r>
-              <w:rPr>
-                <w:rFonts w:ascii="바탕" w:eastAsia="바탕" w:hAnsi="바탕" w:cs="바탕"/>
-                <w:color w:val="000000"/>
-                <w:sz w:val="18"/>
-                <w:szCs w:val="18"/>
-              </w:rPr>
-              <w:t>정보를</w:t>
-            </w:r>
-            <w:r>
-              <w:rPr>
-                <w:rFonts w:ascii="바탕" w:eastAsia="바탕" w:hAnsi="바탕" w:cs="바탕"/>
-                <w:color w:val="000000"/>
-                <w:sz w:val="18"/>
-                <w:szCs w:val="18"/>
-              </w:rPr>
-              <w:t xml:space="preserve"> </w:t>
-            </w:r>
-            <w:r>
-              <w:rPr>
-                <w:rFonts w:ascii="바탕" w:eastAsia="바탕" w:hAnsi="바탕" w:cs="바탕"/>
-                <w:color w:val="000000"/>
-                <w:sz w:val="18"/>
-                <w:szCs w:val="18"/>
-              </w:rPr>
-              <w:t>생성하는</w:t>
-            </w:r>
-            <w:r>
-              <w:rPr>
-                <w:rFonts w:ascii="바탕" w:eastAsia="바탕" w:hAnsi="바탕" w:cs="바탕"/>
-                <w:color w:val="000000"/>
-                <w:sz w:val="18"/>
-                <w:szCs w:val="18"/>
-              </w:rPr>
-              <w:t xml:space="preserve"> '</w:t>
-            </w:r>
-            <w:r>
-              <w:rPr>
-                <w:rFonts w:ascii="바탕" w:eastAsia="바탕" w:hAnsi="바탕" w:cs="바탕"/>
-                <w:color w:val="000000"/>
-                <w:sz w:val="18"/>
-                <w:szCs w:val="18"/>
-              </w:rPr>
-              <w:t>환각</w:t>
-            </w:r>
-            <w:r>
-              <w:rPr>
-                <w:rFonts w:ascii="바탕" w:eastAsia="바탕" w:hAnsi="바탕" w:cs="바탕"/>
-                <w:color w:val="000000"/>
-                <w:sz w:val="18"/>
-                <w:szCs w:val="18"/>
-              </w:rPr>
-              <w:t xml:space="preserve">(Hallucination)' </w:t>
-            </w:r>
-            <w:r>
-              <w:rPr>
-                <w:rFonts w:ascii="바탕" w:eastAsia="바탕" w:hAnsi="바탕" w:cs="바탕"/>
-                <w:color w:val="000000"/>
-                <w:sz w:val="18"/>
-                <w:szCs w:val="18"/>
-              </w:rPr>
-              <w:t>문제가</w:t>
-            </w:r>
-            <w:r>
-              <w:rPr>
-                <w:rFonts w:ascii="바탕" w:eastAsia="바탕" w:hAnsi="바탕" w:cs="바탕"/>
-                <w:color w:val="000000"/>
-                <w:sz w:val="18"/>
-                <w:szCs w:val="18"/>
-              </w:rPr>
-              <w:t xml:space="preserve"> </w:t>
-            </w:r>
-            <w:r>
-              <w:rPr>
-                <w:rFonts w:ascii="바탕" w:eastAsia="바탕" w:hAnsi="바탕" w:cs="바탕"/>
-                <w:color w:val="000000"/>
-                <w:sz w:val="18"/>
-                <w:szCs w:val="18"/>
-              </w:rPr>
-              <w:t>존재한다</w:t>
-            </w:r>
-            <w:r>
-              <w:rPr>
-                <w:rFonts w:ascii="바탕" w:eastAsia="바탕" w:hAnsi="바탕" w:cs="바탕"/>
-                <w:color w:val="000000"/>
-                <w:sz w:val="18"/>
-                <w:szCs w:val="18"/>
-              </w:rPr>
-              <w:t>.</w:t>
+              <w:t>최근 인공지능 언어 모델(LLM)의 급속한 발전과 함께, 일반 시민이 법률 정보에 접근하는 방식도 크게 변화하고 있다. 그러나 순수 LLM은 최신 법령을 반영하지 못하거나 특정 법 조항에 대해 부정확한 정보를 생성하는 '환각(Hallucination)' 문제가 존재한다.</w:t>
             </w:r>
           </w:p>
         </w:tc>
@@ -1280,430 +313,7 @@
                 <w:sz w:val="18"/>
                 <w:szCs w:val="18"/>
               </w:rPr>
-              <w:t>순수</w:t>
-            </w:r>
-            <w:r>
-              <w:rPr>
-                <w:rFonts w:ascii="바탕" w:eastAsia="바탕" w:hAnsi="바탕" w:cs="바탕"/>
-                <w:color w:val="000000"/>
-                <w:sz w:val="18"/>
-                <w:szCs w:val="18"/>
-              </w:rPr>
-              <w:t xml:space="preserve"> LLM </w:t>
-            </w:r>
-            <w:r>
-              <w:rPr>
-                <w:rFonts w:ascii="바탕" w:eastAsia="바탕" w:hAnsi="바탕" w:cs="바탕"/>
-                <w:color w:val="000000"/>
-                <w:sz w:val="18"/>
-                <w:szCs w:val="18"/>
-              </w:rPr>
-              <w:t>대비</w:t>
-            </w:r>
-            <w:r>
-              <w:rPr>
-                <w:rFonts w:ascii="바탕" w:eastAsia="바탕" w:hAnsi="바탕" w:cs="바탕"/>
-                <w:color w:val="000000"/>
-                <w:sz w:val="18"/>
-                <w:szCs w:val="18"/>
-              </w:rPr>
-              <w:t xml:space="preserve"> Self-RAG</w:t>
-            </w:r>
-            <w:r>
-              <w:rPr>
-                <w:rFonts w:ascii="바탕" w:eastAsia="바탕" w:hAnsi="바탕" w:cs="바탕"/>
-                <w:color w:val="000000"/>
-                <w:sz w:val="18"/>
-                <w:szCs w:val="18"/>
-              </w:rPr>
-              <w:t>는</w:t>
-            </w:r>
-            <w:r>
-              <w:rPr>
-                <w:rFonts w:ascii="바탕" w:eastAsia="바탕" w:hAnsi="바탕" w:cs="바탕"/>
-                <w:color w:val="000000"/>
-                <w:sz w:val="18"/>
-                <w:szCs w:val="18"/>
-              </w:rPr>
-              <w:t xml:space="preserve"> </w:t>
-            </w:r>
-            <w:r>
-              <w:rPr>
-                <w:rFonts w:ascii="바탕" w:eastAsia="바탕" w:hAnsi="바탕" w:cs="바탕"/>
-                <w:color w:val="000000"/>
-                <w:sz w:val="18"/>
-                <w:szCs w:val="18"/>
-              </w:rPr>
-              <w:t>문서</w:t>
-            </w:r>
-            <w:r>
-              <w:rPr>
-                <w:rFonts w:ascii="바탕" w:eastAsia="바탕" w:hAnsi="바탕" w:cs="바탕"/>
-                <w:color w:val="000000"/>
-                <w:sz w:val="18"/>
-                <w:szCs w:val="18"/>
-              </w:rPr>
-              <w:t xml:space="preserve"> </w:t>
-            </w:r>
-            <w:r>
-              <w:rPr>
-                <w:rFonts w:ascii="바탕" w:eastAsia="바탕" w:hAnsi="바탕" w:cs="바탕"/>
-                <w:color w:val="000000"/>
-                <w:sz w:val="18"/>
-                <w:szCs w:val="18"/>
-              </w:rPr>
-              <w:t>기반</w:t>
-            </w:r>
-            <w:r>
-              <w:rPr>
-                <w:rFonts w:ascii="바탕" w:eastAsia="바탕" w:hAnsi="바탕" w:cs="바탕"/>
-                <w:color w:val="000000"/>
-                <w:sz w:val="18"/>
-                <w:szCs w:val="18"/>
-              </w:rPr>
-              <w:t xml:space="preserve"> </w:t>
-            </w:r>
-            <w:r>
-              <w:rPr>
-                <w:rFonts w:ascii="바탕" w:eastAsia="바탕" w:hAnsi="바탕" w:cs="바탕"/>
-                <w:color w:val="000000"/>
-                <w:sz w:val="18"/>
-                <w:szCs w:val="18"/>
-              </w:rPr>
-              <w:t>답변</w:t>
-            </w:r>
-            <w:r>
-              <w:rPr>
-                <w:rFonts w:ascii="바탕" w:eastAsia="바탕" w:hAnsi="바탕" w:cs="바탕"/>
-                <w:color w:val="000000"/>
-                <w:sz w:val="18"/>
-                <w:szCs w:val="18"/>
-              </w:rPr>
-              <w:t xml:space="preserve"> </w:t>
-            </w:r>
-            <w:r>
-              <w:rPr>
-                <w:rFonts w:ascii="바탕" w:eastAsia="바탕" w:hAnsi="바탕" w:cs="바탕"/>
-                <w:color w:val="000000"/>
-                <w:sz w:val="18"/>
-                <w:szCs w:val="18"/>
-              </w:rPr>
-              <w:t>생성으로</w:t>
-            </w:r>
-            <w:r>
-              <w:rPr>
-                <w:rFonts w:ascii="바탕" w:eastAsia="바탕" w:hAnsi="바탕" w:cs="바탕"/>
-                <w:color w:val="000000"/>
-                <w:sz w:val="18"/>
-                <w:szCs w:val="18"/>
-              </w:rPr>
-              <w:t xml:space="preserve"> </w:t>
-            </w:r>
-            <w:r>
-              <w:rPr>
-                <w:rFonts w:ascii="바탕" w:eastAsia="바탕" w:hAnsi="바탕" w:cs="바탕"/>
-                <w:color w:val="000000"/>
-                <w:sz w:val="18"/>
-                <w:szCs w:val="18"/>
-              </w:rPr>
-              <w:t>할루시네이션을</w:t>
-            </w:r>
-            <w:r>
-              <w:rPr>
-                <w:rFonts w:ascii="바탕" w:eastAsia="바탕" w:hAnsi="바탕" w:cs="바탕"/>
-                <w:color w:val="000000"/>
-                <w:sz w:val="18"/>
-                <w:szCs w:val="18"/>
-              </w:rPr>
-              <w:t xml:space="preserve"> </w:t>
-            </w:r>
-            <w:r>
-              <w:rPr>
-                <w:rFonts w:ascii="바탕" w:eastAsia="바탕" w:hAnsi="바탕" w:cs="바탕"/>
-                <w:color w:val="000000"/>
-                <w:sz w:val="18"/>
-                <w:szCs w:val="18"/>
-              </w:rPr>
-              <w:t>억제하고</w:t>
-            </w:r>
-            <w:r>
-              <w:rPr>
-                <w:rFonts w:ascii="바탕" w:eastAsia="바탕" w:hAnsi="바탕" w:cs="바탕"/>
-                <w:color w:val="000000"/>
-                <w:sz w:val="18"/>
-                <w:szCs w:val="18"/>
-              </w:rPr>
-              <w:t xml:space="preserve"> </w:t>
-            </w:r>
-            <w:r>
-              <w:rPr>
-                <w:rFonts w:ascii="바탕" w:eastAsia="바탕" w:hAnsi="바탕" w:cs="바탕"/>
-                <w:color w:val="000000"/>
-                <w:sz w:val="18"/>
-                <w:szCs w:val="18"/>
-              </w:rPr>
-              <w:t>신뢰성을</w:t>
-            </w:r>
-            <w:r>
-              <w:rPr>
-                <w:rFonts w:ascii="바탕" w:eastAsia="바탕" w:hAnsi="바탕" w:cs="바탕"/>
-                <w:color w:val="000000"/>
-                <w:sz w:val="18"/>
-                <w:szCs w:val="18"/>
-              </w:rPr>
-              <w:t xml:space="preserve"> </w:t>
-            </w:r>
-            <w:r>
-              <w:rPr>
-                <w:rFonts w:ascii="바탕" w:eastAsia="바탕" w:hAnsi="바탕" w:cs="바탕"/>
-                <w:color w:val="000000"/>
-                <w:sz w:val="18"/>
-                <w:szCs w:val="18"/>
-              </w:rPr>
-              <w:t>향상시킨다</w:t>
-            </w:r>
-            <w:r>
-              <w:rPr>
-                <w:rFonts w:ascii="바탕" w:eastAsia="바탕" w:hAnsi="바탕" w:cs="바탕"/>
-                <w:color w:val="000000"/>
-                <w:sz w:val="18"/>
-                <w:szCs w:val="18"/>
-              </w:rPr>
-              <w:t>. Faithfulness 0.872, Answer Relevancy 0.903</w:t>
-            </w:r>
-            <w:r>
-              <w:rPr>
-                <w:rFonts w:ascii="바탕" w:eastAsia="바탕" w:hAnsi="바탕" w:cs="바탕"/>
-                <w:color w:val="000000"/>
-                <w:sz w:val="18"/>
-                <w:szCs w:val="18"/>
-              </w:rPr>
-              <w:t>으로</w:t>
-            </w:r>
-            <w:r>
-              <w:rPr>
-                <w:rFonts w:ascii="바탕" w:eastAsia="바탕" w:hAnsi="바탕" w:cs="바탕"/>
-                <w:color w:val="000000"/>
-                <w:sz w:val="18"/>
-                <w:szCs w:val="18"/>
-              </w:rPr>
-              <w:t xml:space="preserve"> </w:t>
-            </w:r>
-            <w:r>
-              <w:rPr>
-                <w:rFonts w:ascii="바탕" w:eastAsia="바탕" w:hAnsi="바탕" w:cs="바탕"/>
-                <w:color w:val="000000"/>
-                <w:sz w:val="18"/>
-                <w:szCs w:val="18"/>
-              </w:rPr>
-              <w:t>우수</w:t>
-            </w:r>
-            <w:r>
-              <w:rPr>
-                <w:rFonts w:ascii="바탕" w:eastAsia="바탕" w:hAnsi="바탕" w:cs="바탕"/>
-                <w:color w:val="000000"/>
-                <w:sz w:val="18"/>
-                <w:szCs w:val="18"/>
-              </w:rPr>
-              <w:t xml:space="preserve"> </w:t>
-            </w:r>
-            <w:r>
-              <w:rPr>
-                <w:rFonts w:ascii="바탕" w:eastAsia="바탕" w:hAnsi="바탕" w:cs="바탕"/>
-                <w:color w:val="000000"/>
-                <w:sz w:val="18"/>
-                <w:szCs w:val="18"/>
-              </w:rPr>
-              <w:t>기준</w:t>
-            </w:r>
-            <w:r>
-              <w:rPr>
-                <w:rFonts w:ascii="바탕" w:eastAsia="바탕" w:hAnsi="바탕" w:cs="바탕"/>
-                <w:color w:val="000000"/>
-                <w:sz w:val="18"/>
-                <w:szCs w:val="18"/>
-              </w:rPr>
-              <w:t>(0.8↑)</w:t>
-            </w:r>
-            <w:r>
-              <w:rPr>
-                <w:rFonts w:ascii="바탕" w:eastAsia="바탕" w:hAnsi="바탕" w:cs="바탕"/>
-                <w:color w:val="000000"/>
-                <w:sz w:val="18"/>
-                <w:szCs w:val="18"/>
-              </w:rPr>
-              <w:t>을</w:t>
-            </w:r>
-            <w:r>
-              <w:rPr>
-                <w:rFonts w:ascii="바탕" w:eastAsia="바탕" w:hAnsi="바탕" w:cs="바탕"/>
-                <w:color w:val="000000"/>
-                <w:sz w:val="18"/>
-                <w:szCs w:val="18"/>
-              </w:rPr>
-              <w:t xml:space="preserve"> </w:t>
-            </w:r>
-            <w:r>
-              <w:rPr>
-                <w:rFonts w:ascii="바탕" w:eastAsia="바탕" w:hAnsi="바탕" w:cs="바탕"/>
-                <w:color w:val="000000"/>
-                <w:sz w:val="18"/>
-                <w:szCs w:val="18"/>
-              </w:rPr>
-              <w:t>달성하였으며</w:t>
-            </w:r>
-            <w:r>
-              <w:rPr>
-                <w:rFonts w:ascii="바탕" w:eastAsia="바탕" w:hAnsi="바탕" w:cs="바탕"/>
-                <w:color w:val="000000"/>
-                <w:sz w:val="18"/>
-                <w:szCs w:val="18"/>
-              </w:rPr>
-              <w:t xml:space="preserve">, </w:t>
-            </w:r>
-            <w:r>
-              <w:rPr>
-                <w:rFonts w:ascii="바탕" w:eastAsia="바탕" w:hAnsi="바탕" w:cs="바탕"/>
-                <w:color w:val="000000"/>
-                <w:sz w:val="18"/>
-                <w:szCs w:val="18"/>
-              </w:rPr>
-              <w:t>기존</w:t>
-            </w:r>
-            <w:r>
-              <w:rPr>
-                <w:rFonts w:ascii="바탕" w:eastAsia="바탕" w:hAnsi="바탕" w:cs="바탕"/>
-                <w:color w:val="000000"/>
-                <w:sz w:val="18"/>
-                <w:szCs w:val="18"/>
-              </w:rPr>
-              <w:t xml:space="preserve"> </w:t>
-            </w:r>
-            <w:r>
-              <w:rPr>
-                <w:rFonts w:ascii="바탕" w:eastAsia="바탕" w:hAnsi="바탕" w:cs="바탕"/>
-                <w:color w:val="000000"/>
-                <w:sz w:val="18"/>
-                <w:szCs w:val="18"/>
-              </w:rPr>
-              <w:t>단순</w:t>
-            </w:r>
-            <w:r>
-              <w:rPr>
-                <w:rFonts w:ascii="바탕" w:eastAsia="바탕" w:hAnsi="바탕" w:cs="바탕"/>
-                <w:color w:val="000000"/>
-                <w:sz w:val="18"/>
-                <w:szCs w:val="18"/>
-              </w:rPr>
-              <w:t xml:space="preserve"> RAG </w:t>
-            </w:r>
-            <w:r>
-              <w:rPr>
-                <w:rFonts w:ascii="바탕" w:eastAsia="바탕" w:hAnsi="바탕" w:cs="바탕"/>
-                <w:color w:val="000000"/>
-                <w:sz w:val="18"/>
-                <w:szCs w:val="18"/>
-              </w:rPr>
-              <w:t>대비</w:t>
-            </w:r>
-            <w:r>
-              <w:rPr>
-                <w:rFonts w:ascii="바탕" w:eastAsia="바탕" w:hAnsi="바탕" w:cs="바탕"/>
-                <w:color w:val="000000"/>
-                <w:sz w:val="18"/>
-                <w:szCs w:val="18"/>
-              </w:rPr>
-              <w:t xml:space="preserve"> ISREL </w:t>
-            </w:r>
-            <w:r>
-              <w:rPr>
-                <w:rFonts w:ascii="바탕" w:eastAsia="바탕" w:hAnsi="바탕" w:cs="바탕"/>
-                <w:color w:val="000000"/>
-                <w:sz w:val="18"/>
-                <w:szCs w:val="18"/>
-              </w:rPr>
-              <w:t>관련성</w:t>
-            </w:r>
-            <w:r>
-              <w:rPr>
-                <w:rFonts w:ascii="바탕" w:eastAsia="바탕" w:hAnsi="바탕" w:cs="바탕"/>
-                <w:color w:val="000000"/>
-                <w:sz w:val="18"/>
-                <w:szCs w:val="18"/>
-              </w:rPr>
-              <w:t xml:space="preserve"> </w:t>
-            </w:r>
-            <w:r>
-              <w:rPr>
-                <w:rFonts w:ascii="바탕" w:eastAsia="바탕" w:hAnsi="바탕" w:cs="바탕"/>
-                <w:color w:val="000000"/>
-                <w:sz w:val="18"/>
-                <w:szCs w:val="18"/>
-              </w:rPr>
-              <w:t>필터로</w:t>
-            </w:r>
-            <w:r>
-              <w:rPr>
-                <w:rFonts w:ascii="바탕" w:eastAsia="바탕" w:hAnsi="바탕" w:cs="바탕"/>
-                <w:color w:val="000000"/>
-                <w:sz w:val="18"/>
-                <w:szCs w:val="18"/>
-              </w:rPr>
-              <w:t xml:space="preserve"> </w:t>
-            </w:r>
-            <w:r>
-              <w:rPr>
-                <w:rFonts w:ascii="바탕" w:eastAsia="바탕" w:hAnsi="바탕" w:cs="바탕"/>
-                <w:color w:val="000000"/>
-                <w:sz w:val="18"/>
-                <w:szCs w:val="18"/>
-              </w:rPr>
-              <w:t>검색</w:t>
-            </w:r>
-            <w:r>
-              <w:rPr>
-                <w:rFonts w:ascii="바탕" w:eastAsia="바탕" w:hAnsi="바탕" w:cs="바탕"/>
-                <w:color w:val="000000"/>
-                <w:sz w:val="18"/>
-                <w:szCs w:val="18"/>
-              </w:rPr>
-              <w:t xml:space="preserve"> </w:t>
-            </w:r>
-            <w:r>
-              <w:rPr>
-                <w:rFonts w:ascii="바탕" w:eastAsia="바탕" w:hAnsi="바탕" w:cs="바탕"/>
-                <w:color w:val="000000"/>
-                <w:sz w:val="18"/>
-                <w:szCs w:val="18"/>
-              </w:rPr>
-              <w:t>품질이</w:t>
-            </w:r>
-            <w:r>
-              <w:rPr>
-                <w:rFonts w:ascii="바탕" w:eastAsia="바탕" w:hAnsi="바탕" w:cs="바탕"/>
-                <w:color w:val="000000"/>
-                <w:sz w:val="18"/>
-                <w:szCs w:val="18"/>
-              </w:rPr>
-              <w:t xml:space="preserve"> </w:t>
-            </w:r>
-            <w:r>
-              <w:rPr>
-                <w:rFonts w:ascii="바탕" w:eastAsia="바탕" w:hAnsi="바탕" w:cs="바탕"/>
-                <w:color w:val="000000"/>
-                <w:sz w:val="18"/>
-                <w:szCs w:val="18"/>
-              </w:rPr>
-              <w:t>향상되었다</w:t>
-            </w:r>
-            <w:r>
-              <w:rPr>
-                <w:rFonts w:ascii="바탕" w:eastAsia="바탕" w:hAnsi="바탕" w:cs="바탕"/>
-                <w:color w:val="000000"/>
-                <w:sz w:val="18"/>
-                <w:szCs w:val="18"/>
-              </w:rPr>
-              <w:t>.</w:t>
+              <w:t>순수 LLM 대비 Self-RAG는 문서 기반 답변 생성으로 할루시네이션을 억제하고 신뢰성을 향상시킨다. Faithfulness 0.872, Answer Relevancy 0.903으로 우수 기준(0.8↑)을 달성하였으며, 기존 단순 RAG 대비 ISREL 관련성 필터로 검색 품질이 향상되었다.</w:t>
             </w:r>
           </w:p>
         </w:tc>
@@ -1739,43 +349,7 @@
                 <w:sz w:val="18"/>
                 <w:szCs w:val="18"/>
               </w:rPr>
-              <w:t>－</w:t>
-            </w:r>
-            <w:r>
-              <w:rPr>
-                <w:rFonts w:ascii="바탕" w:eastAsia="바탕" w:hAnsi="바탕" w:cs="바탕"/>
-                <w:color w:val="000000"/>
-                <w:sz w:val="18"/>
-                <w:szCs w:val="18"/>
-              </w:rPr>
-              <w:t xml:space="preserve"> </w:t>
-            </w:r>
-            <w:r>
-              <w:rPr>
-                <w:rFonts w:ascii="바탕" w:eastAsia="바탕" w:hAnsi="바탕" w:cs="바탕"/>
-                <w:color w:val="000000"/>
-                <w:sz w:val="18"/>
-                <w:szCs w:val="18"/>
-              </w:rPr>
-              <w:t>기존</w:t>
-            </w:r>
-            <w:r>
-              <w:rPr>
-                <w:rFonts w:ascii="바탕" w:eastAsia="바탕" w:hAnsi="바탕" w:cs="바탕"/>
-                <w:color w:val="000000"/>
-                <w:sz w:val="18"/>
-                <w:szCs w:val="18"/>
-              </w:rPr>
-              <w:t xml:space="preserve"> </w:t>
-            </w:r>
-            <w:r>
-              <w:rPr>
-                <w:rFonts w:ascii="바탕" w:eastAsia="바탕" w:hAnsi="바탕" w:cs="바탕"/>
-                <w:color w:val="000000"/>
-                <w:sz w:val="18"/>
-                <w:szCs w:val="18"/>
-              </w:rPr>
-              <w:t>연구</w:t>
+              <w:t>－ 기존 연구</w:t>
             </w:r>
           </w:p>
         </w:tc>
@@ -1806,61 +380,7 @@
                 <w:sz w:val="18"/>
                 <w:szCs w:val="18"/>
               </w:rPr>
-              <w:t>－</w:t>
-            </w:r>
-            <w:r>
-              <w:rPr>
-                <w:rFonts w:ascii="바탕" w:eastAsia="바탕" w:hAnsi="바탕" w:cs="바탕"/>
-                <w:color w:val="000000"/>
-                <w:sz w:val="18"/>
-                <w:szCs w:val="18"/>
-              </w:rPr>
-              <w:t xml:space="preserve"> </w:t>
-            </w:r>
-            <w:r>
-              <w:rPr>
-                <w:rFonts w:ascii="바탕" w:eastAsia="바탕" w:hAnsi="바탕" w:cs="바탕"/>
-                <w:color w:val="000000"/>
-                <w:sz w:val="18"/>
-                <w:szCs w:val="18"/>
-              </w:rPr>
-              <w:t>일반적</w:t>
-            </w:r>
-            <w:r>
-              <w:rPr>
-                <w:rFonts w:ascii="바탕" w:eastAsia="바탕" w:hAnsi="바탕" w:cs="바탕"/>
-                <w:color w:val="000000"/>
-                <w:sz w:val="18"/>
-                <w:szCs w:val="18"/>
-              </w:rPr>
-              <w:t xml:space="preserve"> </w:t>
-            </w:r>
-            <w:r>
-              <w:rPr>
-                <w:rFonts w:ascii="바탕" w:eastAsia="바탕" w:hAnsi="바탕" w:cs="바탕"/>
-                <w:color w:val="000000"/>
-                <w:sz w:val="18"/>
-                <w:szCs w:val="18"/>
-              </w:rPr>
-              <w:t>기대효과와</w:t>
-            </w:r>
-            <w:r>
-              <w:rPr>
-                <w:rFonts w:ascii="바탕" w:eastAsia="바탕" w:hAnsi="바탕" w:cs="바탕"/>
-                <w:color w:val="000000"/>
-                <w:sz w:val="18"/>
-                <w:szCs w:val="18"/>
-              </w:rPr>
-              <w:t xml:space="preserve"> </w:t>
-            </w:r>
-            <w:r>
-              <w:rPr>
-                <w:rFonts w:ascii="바탕" w:eastAsia="바탕" w:hAnsi="바탕" w:cs="바탕"/>
-                <w:color w:val="000000"/>
-                <w:sz w:val="18"/>
-                <w:szCs w:val="18"/>
-              </w:rPr>
-              <w:t>활용방안</w:t>
+              <w:t>－ 일반적 기대효과와 활용방안</w:t>
             </w:r>
           </w:p>
         </w:tc>
@@ -1896,8 +416,10 @@
                 <w:sz w:val="18"/>
                 <w:szCs w:val="18"/>
               </w:rPr>
-              <w:t>Self-RAG(Asai et al., 2023)</w:t>
+              <w:t>Self-RAG</w:t>
             </w:r>
+            <w:bookmarkStart w:id="0" w:name="_GoBack"/>
+            <w:bookmarkEnd w:id="0"/>
             <w:r>
               <w:rPr>
                 <w:rFonts w:ascii="바탕" w:eastAsia="바탕" w:hAnsi="바탕" w:cs="바탕"/>
@@ -1905,412 +427,7 @@
                 <w:sz w:val="18"/>
                 <w:szCs w:val="18"/>
               </w:rPr>
-              <w:t>는</w:t>
-            </w:r>
-            <w:r>
-              <w:rPr>
-                <w:rFonts w:ascii="바탕" w:eastAsia="바탕" w:hAnsi="바탕" w:cs="바탕"/>
-                <w:color w:val="000000"/>
-                <w:sz w:val="18"/>
-                <w:szCs w:val="18"/>
-              </w:rPr>
-              <w:t xml:space="preserve"> </w:t>
-            </w:r>
-            <w:r>
-              <w:rPr>
-                <w:rFonts w:ascii="바탕" w:eastAsia="바탕" w:hAnsi="바탕" w:cs="바탕"/>
-                <w:color w:val="000000"/>
-                <w:sz w:val="18"/>
-                <w:szCs w:val="18"/>
-              </w:rPr>
-              <w:t>기존</w:t>
-            </w:r>
-            <w:r>
-              <w:rPr>
-                <w:rFonts w:ascii="바탕" w:eastAsia="바탕" w:hAnsi="바탕" w:cs="바탕"/>
-                <w:color w:val="000000"/>
-                <w:sz w:val="18"/>
-                <w:szCs w:val="18"/>
-              </w:rPr>
-              <w:t xml:space="preserve"> RAG</w:t>
-            </w:r>
-            <w:r>
-              <w:rPr>
-                <w:rFonts w:ascii="바탕" w:eastAsia="바탕" w:hAnsi="바탕" w:cs="바탕"/>
-                <w:color w:val="000000"/>
-                <w:sz w:val="18"/>
-                <w:szCs w:val="18"/>
-              </w:rPr>
-              <w:t>에</w:t>
-            </w:r>
-            <w:r>
-              <w:rPr>
-                <w:rFonts w:ascii="바탕" w:eastAsia="바탕" w:hAnsi="바탕" w:cs="바탕"/>
-                <w:color w:val="000000"/>
-                <w:sz w:val="18"/>
-                <w:szCs w:val="18"/>
-              </w:rPr>
-              <w:t xml:space="preserve"> </w:t>
-            </w:r>
-            <w:r>
-              <w:rPr>
-                <w:rFonts w:ascii="바탕" w:eastAsia="바탕" w:hAnsi="바탕" w:cs="바탕"/>
-                <w:color w:val="000000"/>
-                <w:sz w:val="18"/>
-                <w:szCs w:val="18"/>
-              </w:rPr>
-              <w:t>네</w:t>
-            </w:r>
-            <w:r>
-              <w:rPr>
-                <w:rFonts w:ascii="바탕" w:eastAsia="바탕" w:hAnsi="바탕" w:cs="바탕"/>
-                <w:color w:val="000000"/>
-                <w:sz w:val="18"/>
-                <w:szCs w:val="18"/>
-              </w:rPr>
-              <w:t xml:space="preserve"> </w:t>
-            </w:r>
-            <w:r>
-              <w:rPr>
-                <w:rFonts w:ascii="바탕" w:eastAsia="바탕" w:hAnsi="바탕" w:cs="바탕"/>
-                <w:color w:val="000000"/>
-                <w:sz w:val="18"/>
-                <w:szCs w:val="18"/>
-              </w:rPr>
-              <w:t>가지</w:t>
-            </w:r>
-            <w:r>
-              <w:rPr>
-                <w:rFonts w:ascii="바탕" w:eastAsia="바탕" w:hAnsi="바탕" w:cs="바탕"/>
-                <w:color w:val="000000"/>
-                <w:sz w:val="18"/>
-                <w:szCs w:val="18"/>
-              </w:rPr>
-              <w:t xml:space="preserve"> </w:t>
-            </w:r>
-            <w:r>
-              <w:rPr>
-                <w:rFonts w:ascii="바탕" w:eastAsia="바탕" w:hAnsi="바탕" w:cs="바탕"/>
-                <w:color w:val="000000"/>
-                <w:sz w:val="18"/>
-                <w:szCs w:val="18"/>
-              </w:rPr>
-              <w:t>반성</w:t>
-            </w:r>
-            <w:r>
-              <w:rPr>
-                <w:rFonts w:ascii="바탕" w:eastAsia="바탕" w:hAnsi="바탕" w:cs="바탕"/>
-                <w:color w:val="000000"/>
-                <w:sz w:val="18"/>
-                <w:szCs w:val="18"/>
-              </w:rPr>
-              <w:t xml:space="preserve"> </w:t>
-            </w:r>
-            <w:r>
-              <w:rPr>
-                <w:rFonts w:ascii="바탕" w:eastAsia="바탕" w:hAnsi="바탕" w:cs="바탕"/>
-                <w:color w:val="000000"/>
-                <w:sz w:val="18"/>
-                <w:szCs w:val="18"/>
-              </w:rPr>
-              <w:t>토큰</w:t>
-            </w:r>
-            <w:r>
-              <w:rPr>
-                <w:rFonts w:ascii="바탕" w:eastAsia="바탕" w:hAnsi="바탕" w:cs="바탕"/>
-                <w:color w:val="000000"/>
-                <w:sz w:val="18"/>
-                <w:szCs w:val="18"/>
-              </w:rPr>
-              <w:t>(Retrieve, ISREL, ISSUP, ISUSE)</w:t>
-            </w:r>
-            <w:r>
-              <w:rPr>
-                <w:rFonts w:ascii="바탕" w:eastAsia="바탕" w:hAnsi="바탕" w:cs="바탕"/>
-                <w:color w:val="000000"/>
-                <w:sz w:val="18"/>
-                <w:szCs w:val="18"/>
-              </w:rPr>
-              <w:t>을</w:t>
-            </w:r>
-            <w:r>
-              <w:rPr>
-                <w:rFonts w:ascii="바탕" w:eastAsia="바탕" w:hAnsi="바탕" w:cs="바탕"/>
-                <w:color w:val="000000"/>
-                <w:sz w:val="18"/>
-                <w:szCs w:val="18"/>
-              </w:rPr>
-              <w:t xml:space="preserve"> </w:t>
-            </w:r>
-            <w:r>
-              <w:rPr>
-                <w:rFonts w:ascii="바탕" w:eastAsia="바탕" w:hAnsi="바탕" w:cs="바탕"/>
-                <w:color w:val="000000"/>
-                <w:sz w:val="18"/>
-                <w:szCs w:val="18"/>
-              </w:rPr>
-              <w:t>추가하여</w:t>
-            </w:r>
-            <w:r>
-              <w:rPr>
-                <w:rFonts w:ascii="바탕" w:eastAsia="바탕" w:hAnsi="바탕" w:cs="바탕"/>
-                <w:color w:val="000000"/>
-                <w:sz w:val="18"/>
-                <w:szCs w:val="18"/>
-              </w:rPr>
-              <w:t xml:space="preserve"> </w:t>
-            </w:r>
-            <w:r>
-              <w:rPr>
-                <w:rFonts w:ascii="바탕" w:eastAsia="바탕" w:hAnsi="바탕" w:cs="바탕"/>
-                <w:color w:val="000000"/>
-                <w:sz w:val="18"/>
-                <w:szCs w:val="18"/>
-              </w:rPr>
-              <w:t>검색</w:t>
-            </w:r>
-            <w:r>
-              <w:rPr>
-                <w:rFonts w:ascii="바탕" w:eastAsia="바탕" w:hAnsi="바탕" w:cs="바탕"/>
-                <w:color w:val="000000"/>
-                <w:sz w:val="18"/>
-                <w:szCs w:val="18"/>
-              </w:rPr>
-              <w:t xml:space="preserve"> </w:t>
-            </w:r>
-            <w:r>
-              <w:rPr>
-                <w:rFonts w:ascii="바탕" w:eastAsia="바탕" w:hAnsi="바탕" w:cs="바탕"/>
-                <w:color w:val="000000"/>
-                <w:sz w:val="18"/>
-                <w:szCs w:val="18"/>
-              </w:rPr>
-              <w:t>여부</w:t>
-            </w:r>
-            <w:r>
-              <w:rPr>
-                <w:rFonts w:ascii="바탕" w:eastAsia="바탕" w:hAnsi="바탕" w:cs="바탕"/>
-                <w:color w:val="000000"/>
-                <w:sz w:val="18"/>
-                <w:szCs w:val="18"/>
-              </w:rPr>
-              <w:t xml:space="preserve"> </w:t>
-            </w:r>
-            <w:r>
-              <w:rPr>
-                <w:rFonts w:ascii="바탕" w:eastAsia="바탕" w:hAnsi="바탕" w:cs="바탕"/>
-                <w:color w:val="000000"/>
-                <w:sz w:val="18"/>
-                <w:szCs w:val="18"/>
-              </w:rPr>
-              <w:t>및</w:t>
-            </w:r>
-            <w:r>
-              <w:rPr>
-                <w:rFonts w:ascii="바탕" w:eastAsia="바탕" w:hAnsi="바탕" w:cs="바탕"/>
-                <w:color w:val="000000"/>
-                <w:sz w:val="18"/>
-                <w:szCs w:val="18"/>
-              </w:rPr>
-              <w:t xml:space="preserve"> </w:t>
-            </w:r>
-            <w:r>
-              <w:rPr>
-                <w:rFonts w:ascii="바탕" w:eastAsia="바탕" w:hAnsi="바탕" w:cs="바탕"/>
-                <w:color w:val="000000"/>
-                <w:sz w:val="18"/>
-                <w:szCs w:val="18"/>
-              </w:rPr>
-              <w:t>답변</w:t>
-            </w:r>
-            <w:r>
-              <w:rPr>
-                <w:rFonts w:ascii="바탕" w:eastAsia="바탕" w:hAnsi="바탕" w:cs="바탕"/>
-                <w:color w:val="000000"/>
-                <w:sz w:val="18"/>
-                <w:szCs w:val="18"/>
-              </w:rPr>
-              <w:t xml:space="preserve"> </w:t>
-            </w:r>
-            <w:r>
-              <w:rPr>
-                <w:rFonts w:ascii="바탕" w:eastAsia="바탕" w:hAnsi="바탕" w:cs="바탕"/>
-                <w:color w:val="000000"/>
-                <w:sz w:val="18"/>
-                <w:szCs w:val="18"/>
-              </w:rPr>
-              <w:t>품질을</w:t>
-            </w:r>
-            <w:r>
-              <w:rPr>
-                <w:rFonts w:ascii="바탕" w:eastAsia="바탕" w:hAnsi="바탕" w:cs="바탕"/>
-                <w:color w:val="000000"/>
-                <w:sz w:val="18"/>
-                <w:szCs w:val="18"/>
-              </w:rPr>
-              <w:t xml:space="preserve"> LLM </w:t>
-            </w:r>
-            <w:r>
-              <w:rPr>
-                <w:rFonts w:ascii="바탕" w:eastAsia="바탕" w:hAnsi="바탕" w:cs="바탕"/>
-                <w:color w:val="000000"/>
-                <w:sz w:val="18"/>
-                <w:szCs w:val="18"/>
-              </w:rPr>
-              <w:t>스스로</w:t>
-            </w:r>
-            <w:r>
-              <w:rPr>
-                <w:rFonts w:ascii="바탕" w:eastAsia="바탕" w:hAnsi="바탕" w:cs="바탕"/>
-                <w:color w:val="000000"/>
-                <w:sz w:val="18"/>
-                <w:szCs w:val="18"/>
-              </w:rPr>
-              <w:t xml:space="preserve"> </w:t>
-            </w:r>
-            <w:r>
-              <w:rPr>
-                <w:rFonts w:ascii="바탕" w:eastAsia="바탕" w:hAnsi="바탕" w:cs="바탕"/>
-                <w:color w:val="000000"/>
-                <w:sz w:val="18"/>
-                <w:szCs w:val="18"/>
-              </w:rPr>
-              <w:t>판단하게</w:t>
-            </w:r>
-            <w:r>
-              <w:rPr>
-                <w:rFonts w:ascii="바탕" w:eastAsia="바탕" w:hAnsi="바탕" w:cs="바탕"/>
-                <w:color w:val="000000"/>
-                <w:sz w:val="18"/>
-                <w:szCs w:val="18"/>
-              </w:rPr>
-              <w:t xml:space="preserve"> </w:t>
-            </w:r>
-            <w:r>
-              <w:rPr>
-                <w:rFonts w:ascii="바탕" w:eastAsia="바탕" w:hAnsi="바탕" w:cs="바탕"/>
-                <w:color w:val="000000"/>
-                <w:sz w:val="18"/>
-                <w:szCs w:val="18"/>
-              </w:rPr>
-              <w:t>한다</w:t>
-            </w:r>
-            <w:r>
-              <w:rPr>
-                <w:rFonts w:ascii="바탕" w:eastAsia="바탕" w:hAnsi="바탕" w:cs="바탕"/>
-                <w:color w:val="000000"/>
-                <w:sz w:val="18"/>
-                <w:szCs w:val="18"/>
-              </w:rPr>
-              <w:t xml:space="preserve">. RAGAS </w:t>
-            </w:r>
-            <w:r>
-              <w:rPr>
-                <w:rFonts w:ascii="바탕" w:eastAsia="바탕" w:hAnsi="바탕" w:cs="바탕"/>
-                <w:color w:val="000000"/>
-                <w:sz w:val="18"/>
-                <w:szCs w:val="18"/>
-              </w:rPr>
-              <w:t>프레임워크는</w:t>
-            </w:r>
-            <w:r>
-              <w:rPr>
-                <w:rFonts w:ascii="바탕" w:eastAsia="바탕" w:hAnsi="바탕" w:cs="바탕"/>
-                <w:color w:val="000000"/>
-                <w:sz w:val="18"/>
-                <w:szCs w:val="18"/>
-              </w:rPr>
-              <w:t xml:space="preserve"> Faithfulness, Answer Relevancy, Context Precision, Context Recall 4</w:t>
-            </w:r>
-            <w:r>
-              <w:rPr>
-                <w:rFonts w:ascii="바탕" w:eastAsia="바탕" w:hAnsi="바탕" w:cs="바탕"/>
-                <w:color w:val="000000"/>
-                <w:sz w:val="18"/>
-                <w:szCs w:val="18"/>
-              </w:rPr>
-              <w:t>가지</w:t>
-            </w:r>
-            <w:r>
-              <w:rPr>
-                <w:rFonts w:ascii="바탕" w:eastAsia="바탕" w:hAnsi="바탕" w:cs="바탕"/>
-                <w:color w:val="000000"/>
-                <w:sz w:val="18"/>
-                <w:szCs w:val="18"/>
-              </w:rPr>
-              <w:t xml:space="preserve"> </w:t>
-            </w:r>
-            <w:r>
-              <w:rPr>
-                <w:rFonts w:ascii="바탕" w:eastAsia="바탕" w:hAnsi="바탕" w:cs="바탕"/>
-                <w:color w:val="000000"/>
-                <w:sz w:val="18"/>
-                <w:szCs w:val="18"/>
-              </w:rPr>
-              <w:t>지표로</w:t>
-            </w:r>
-            <w:r>
-              <w:rPr>
-                <w:rFonts w:ascii="바탕" w:eastAsia="바탕" w:hAnsi="바탕" w:cs="바탕"/>
-                <w:color w:val="000000"/>
-                <w:sz w:val="18"/>
-                <w:szCs w:val="18"/>
-              </w:rPr>
-              <w:t xml:space="preserve"> RAG </w:t>
-            </w:r>
-            <w:r>
-              <w:rPr>
-                <w:rFonts w:ascii="바탕" w:eastAsia="바탕" w:hAnsi="바탕" w:cs="바탕"/>
-                <w:color w:val="000000"/>
-                <w:sz w:val="18"/>
-                <w:szCs w:val="18"/>
-              </w:rPr>
-              <w:t>시스템을</w:t>
-            </w:r>
-            <w:r>
-              <w:rPr>
-                <w:rFonts w:ascii="바탕" w:eastAsia="바탕" w:hAnsi="바탕" w:cs="바탕"/>
-                <w:color w:val="000000"/>
-                <w:sz w:val="18"/>
-                <w:szCs w:val="18"/>
-              </w:rPr>
-              <w:t xml:space="preserve"> </w:t>
-            </w:r>
-            <w:r>
-              <w:rPr>
-                <w:rFonts w:ascii="바탕" w:eastAsia="바탕" w:hAnsi="바탕" w:cs="바탕"/>
-                <w:color w:val="000000"/>
-                <w:sz w:val="18"/>
-                <w:szCs w:val="18"/>
-              </w:rPr>
-              <w:t>정량</w:t>
-            </w:r>
-            <w:r>
-              <w:rPr>
-                <w:rFonts w:ascii="바탕" w:eastAsia="바탕" w:hAnsi="바탕" w:cs="바탕"/>
-                <w:color w:val="000000"/>
-                <w:sz w:val="18"/>
-                <w:szCs w:val="18"/>
-              </w:rPr>
-              <w:t xml:space="preserve"> </w:t>
-            </w:r>
-            <w:r>
-              <w:rPr>
-                <w:rFonts w:ascii="바탕" w:eastAsia="바탕" w:hAnsi="바탕" w:cs="바탕"/>
-                <w:color w:val="000000"/>
-                <w:sz w:val="18"/>
-                <w:szCs w:val="18"/>
-              </w:rPr>
-              <w:t>평가한다</w:t>
-            </w:r>
-            <w:r>
-              <w:rPr>
-                <w:rFonts w:ascii="바탕" w:eastAsia="바탕" w:hAnsi="바탕" w:cs="바탕"/>
-                <w:color w:val="000000"/>
-                <w:sz w:val="18"/>
-                <w:szCs w:val="18"/>
-              </w:rPr>
-              <w:t>.</w:t>
+              <w:t>는 기존 RAG에 네 가지 반성 토큰(Retrieve, ISREL, ISSUP, ISUSE)을 추가하여 검색 여부 및 답변 품질을 LLM 스스로 판단하게 한다. RAGAS 프레임워크는 Faithfulness, Answer Relevancy, Context Precision, Context Recall 4가지 지표로 RAG 시스템을 정량 평가한다.</w:t>
             </w:r>
           </w:p>
         </w:tc>
@@ -2341,466 +458,7 @@
                 <w:sz w:val="18"/>
                 <w:szCs w:val="18"/>
               </w:rPr>
-              <w:t>일반</w:t>
-            </w:r>
-            <w:r>
-              <w:rPr>
-                <w:rFonts w:ascii="바탕" w:eastAsia="바탕" w:hAnsi="바탕" w:cs="바탕"/>
-                <w:color w:val="000000"/>
-                <w:sz w:val="18"/>
-                <w:szCs w:val="18"/>
-              </w:rPr>
-              <w:t xml:space="preserve"> </w:t>
-            </w:r>
-            <w:r>
-              <w:rPr>
-                <w:rFonts w:ascii="바탕" w:eastAsia="바탕" w:hAnsi="바탕" w:cs="바탕"/>
-                <w:color w:val="000000"/>
-                <w:sz w:val="18"/>
-                <w:szCs w:val="18"/>
-              </w:rPr>
-              <w:t>시민의</w:t>
-            </w:r>
-            <w:r>
-              <w:rPr>
-                <w:rFonts w:ascii="바탕" w:eastAsia="바탕" w:hAnsi="바탕" w:cs="바탕"/>
-                <w:color w:val="000000"/>
-                <w:sz w:val="18"/>
-                <w:szCs w:val="18"/>
-              </w:rPr>
-              <w:t xml:space="preserve"> </w:t>
-            </w:r>
-            <w:r>
-              <w:rPr>
-                <w:rFonts w:ascii="바탕" w:eastAsia="바탕" w:hAnsi="바탕" w:cs="바탕"/>
-                <w:color w:val="000000"/>
-                <w:sz w:val="18"/>
-                <w:szCs w:val="18"/>
-              </w:rPr>
-              <w:t>법률</w:t>
-            </w:r>
-            <w:r>
-              <w:rPr>
-                <w:rFonts w:ascii="바탕" w:eastAsia="바탕" w:hAnsi="바탕" w:cs="바탕"/>
-                <w:color w:val="000000"/>
-                <w:sz w:val="18"/>
-                <w:szCs w:val="18"/>
-              </w:rPr>
-              <w:t xml:space="preserve"> </w:t>
-            </w:r>
-            <w:r>
-              <w:rPr>
-                <w:rFonts w:ascii="바탕" w:eastAsia="바탕" w:hAnsi="바탕" w:cs="바탕"/>
-                <w:color w:val="000000"/>
-                <w:sz w:val="18"/>
-                <w:szCs w:val="18"/>
-              </w:rPr>
-              <w:t>접근성</w:t>
-            </w:r>
-            <w:r>
-              <w:rPr>
-                <w:rFonts w:ascii="바탕" w:eastAsia="바탕" w:hAnsi="바탕" w:cs="바탕"/>
-                <w:color w:val="000000"/>
-                <w:sz w:val="18"/>
-                <w:szCs w:val="18"/>
-              </w:rPr>
-              <w:t xml:space="preserve"> </w:t>
-            </w:r>
-            <w:r>
-              <w:rPr>
-                <w:rFonts w:ascii="바탕" w:eastAsia="바탕" w:hAnsi="바탕" w:cs="바탕"/>
-                <w:color w:val="000000"/>
-                <w:sz w:val="18"/>
-                <w:szCs w:val="18"/>
-              </w:rPr>
-              <w:t>향상</w:t>
-            </w:r>
-            <w:r>
-              <w:rPr>
-                <w:rFonts w:ascii="바탕" w:eastAsia="바탕" w:hAnsi="바탕" w:cs="바탕"/>
-                <w:color w:val="000000"/>
-                <w:sz w:val="18"/>
-                <w:szCs w:val="18"/>
-              </w:rPr>
-              <w:t>, 24</w:t>
-            </w:r>
-            <w:r>
-              <w:rPr>
-                <w:rFonts w:ascii="바탕" w:eastAsia="바탕" w:hAnsi="바탕" w:cs="바탕"/>
-                <w:color w:val="000000"/>
-                <w:sz w:val="18"/>
-                <w:szCs w:val="18"/>
-              </w:rPr>
-              <w:t>시간</w:t>
-            </w:r>
-            <w:r>
-              <w:rPr>
-                <w:rFonts w:ascii="바탕" w:eastAsia="바탕" w:hAnsi="바탕" w:cs="바탕"/>
-                <w:color w:val="000000"/>
-                <w:sz w:val="18"/>
-                <w:szCs w:val="18"/>
-              </w:rPr>
-              <w:t xml:space="preserve"> </w:t>
-            </w:r>
-            <w:r>
-              <w:rPr>
-                <w:rFonts w:ascii="바탕" w:eastAsia="바탕" w:hAnsi="바탕" w:cs="바탕"/>
-                <w:color w:val="000000"/>
-                <w:sz w:val="18"/>
-                <w:szCs w:val="18"/>
-              </w:rPr>
-              <w:t>즉시</w:t>
-            </w:r>
-            <w:r>
-              <w:rPr>
-                <w:rFonts w:ascii="바탕" w:eastAsia="바탕" w:hAnsi="바탕" w:cs="바탕"/>
-                <w:color w:val="000000"/>
-                <w:sz w:val="18"/>
-                <w:szCs w:val="18"/>
-              </w:rPr>
-              <w:t xml:space="preserve"> </w:t>
-            </w:r>
-            <w:r>
-              <w:rPr>
-                <w:rFonts w:ascii="바탕" w:eastAsia="바탕" w:hAnsi="바탕" w:cs="바탕"/>
-                <w:color w:val="000000"/>
-                <w:sz w:val="18"/>
-                <w:szCs w:val="18"/>
-              </w:rPr>
-              <w:t>법률</w:t>
-            </w:r>
-            <w:r>
-              <w:rPr>
-                <w:rFonts w:ascii="바탕" w:eastAsia="바탕" w:hAnsi="바탕" w:cs="바탕"/>
-                <w:color w:val="000000"/>
-                <w:sz w:val="18"/>
-                <w:szCs w:val="18"/>
-              </w:rPr>
-              <w:t xml:space="preserve"> </w:t>
-            </w:r>
-            <w:r>
-              <w:rPr>
-                <w:rFonts w:ascii="바탕" w:eastAsia="바탕" w:hAnsi="바탕" w:cs="바탕"/>
-                <w:color w:val="000000"/>
-                <w:sz w:val="18"/>
-                <w:szCs w:val="18"/>
-              </w:rPr>
-              <w:t>정보</w:t>
-            </w:r>
-            <w:r>
-              <w:rPr>
-                <w:rFonts w:ascii="바탕" w:eastAsia="바탕" w:hAnsi="바탕" w:cs="바탕"/>
-                <w:color w:val="000000"/>
-                <w:sz w:val="18"/>
-                <w:szCs w:val="18"/>
-              </w:rPr>
-              <w:t xml:space="preserve"> </w:t>
-            </w:r>
-            <w:r>
-              <w:rPr>
-                <w:rFonts w:ascii="바탕" w:eastAsia="바탕" w:hAnsi="바탕" w:cs="바탕"/>
-                <w:color w:val="000000"/>
-                <w:sz w:val="18"/>
-                <w:szCs w:val="18"/>
-              </w:rPr>
-              <w:t>제공</w:t>
-            </w:r>
-            <w:r>
-              <w:rPr>
-                <w:rFonts w:ascii="바탕" w:eastAsia="바탕" w:hAnsi="바탕" w:cs="바탕"/>
-                <w:color w:val="000000"/>
-                <w:sz w:val="18"/>
-                <w:szCs w:val="18"/>
-              </w:rPr>
-              <w:t xml:space="preserve">, </w:t>
-            </w:r>
-            <w:r>
-              <w:rPr>
-                <w:rFonts w:ascii="바탕" w:eastAsia="바탕" w:hAnsi="바탕" w:cs="바탕"/>
-                <w:color w:val="000000"/>
-                <w:sz w:val="18"/>
-                <w:szCs w:val="18"/>
-              </w:rPr>
-              <w:t>법률</w:t>
-            </w:r>
-            <w:r>
-              <w:rPr>
-                <w:rFonts w:ascii="바탕" w:eastAsia="바탕" w:hAnsi="바탕" w:cs="바탕"/>
-                <w:color w:val="000000"/>
-                <w:sz w:val="18"/>
-                <w:szCs w:val="18"/>
-              </w:rPr>
-              <w:t xml:space="preserve"> </w:t>
-            </w:r>
-            <w:r>
-              <w:rPr>
-                <w:rFonts w:ascii="바탕" w:eastAsia="바탕" w:hAnsi="바탕" w:cs="바탕"/>
-                <w:color w:val="000000"/>
-                <w:sz w:val="18"/>
-                <w:szCs w:val="18"/>
-              </w:rPr>
-              <w:t>비용</w:t>
-            </w:r>
-            <w:r>
-              <w:rPr>
-                <w:rFonts w:ascii="바탕" w:eastAsia="바탕" w:hAnsi="바탕" w:cs="바탕"/>
-                <w:color w:val="000000"/>
-                <w:sz w:val="18"/>
-                <w:szCs w:val="18"/>
-              </w:rPr>
-              <w:t xml:space="preserve"> </w:t>
-            </w:r>
-            <w:r>
-              <w:rPr>
-                <w:rFonts w:ascii="바탕" w:eastAsia="바탕" w:hAnsi="바탕" w:cs="바탕"/>
-                <w:color w:val="000000"/>
-                <w:sz w:val="18"/>
-                <w:szCs w:val="18"/>
-              </w:rPr>
-              <w:t>절감</w:t>
-            </w:r>
-            <w:r>
-              <w:rPr>
-                <w:rFonts w:ascii="바탕" w:eastAsia="바탕" w:hAnsi="바탕" w:cs="바탕"/>
-                <w:color w:val="000000"/>
-                <w:sz w:val="18"/>
-                <w:szCs w:val="18"/>
-              </w:rPr>
-              <w:t xml:space="preserve"> </w:t>
-            </w:r>
-            <w:r>
-              <w:rPr>
-                <w:rFonts w:ascii="바탕" w:eastAsia="바탕" w:hAnsi="바탕" w:cs="바탕"/>
-                <w:color w:val="000000"/>
-                <w:sz w:val="18"/>
-                <w:szCs w:val="18"/>
-              </w:rPr>
-              <w:t>효과가</w:t>
-            </w:r>
-            <w:r>
-              <w:rPr>
-                <w:rFonts w:ascii="바탕" w:eastAsia="바탕" w:hAnsi="바탕" w:cs="바탕"/>
-                <w:color w:val="000000"/>
-                <w:sz w:val="18"/>
-                <w:szCs w:val="18"/>
-              </w:rPr>
-              <w:t xml:space="preserve"> </w:t>
-            </w:r>
-            <w:r>
-              <w:rPr>
-                <w:rFonts w:ascii="바탕" w:eastAsia="바탕" w:hAnsi="바탕" w:cs="바탕"/>
-                <w:color w:val="000000"/>
-                <w:sz w:val="18"/>
-                <w:szCs w:val="18"/>
-              </w:rPr>
-              <w:t>기대된다</w:t>
-            </w:r>
-            <w:r>
-              <w:rPr>
-                <w:rFonts w:ascii="바탕" w:eastAsia="바탕" w:hAnsi="바탕" w:cs="바탕"/>
-                <w:color w:val="000000"/>
-                <w:sz w:val="18"/>
-                <w:szCs w:val="18"/>
-              </w:rPr>
-              <w:t xml:space="preserve">. </w:t>
-            </w:r>
-            <w:r>
-              <w:rPr>
-                <w:rFonts w:ascii="바탕" w:eastAsia="바탕" w:hAnsi="바탕" w:cs="바탕"/>
-                <w:color w:val="000000"/>
-                <w:sz w:val="18"/>
-                <w:szCs w:val="18"/>
-              </w:rPr>
-              <w:t>향후</w:t>
-            </w:r>
-            <w:r>
-              <w:rPr>
-                <w:rFonts w:ascii="바탕" w:eastAsia="바탕" w:hAnsi="바탕" w:cs="바탕"/>
-                <w:color w:val="000000"/>
-                <w:sz w:val="18"/>
-                <w:szCs w:val="18"/>
-              </w:rPr>
-              <w:t xml:space="preserve"> </w:t>
-            </w:r>
-            <w:r>
-              <w:rPr>
-                <w:rFonts w:ascii="바탕" w:eastAsia="바탕" w:hAnsi="바탕" w:cs="바탕"/>
-                <w:color w:val="000000"/>
-                <w:sz w:val="18"/>
-                <w:szCs w:val="18"/>
-              </w:rPr>
-              <w:t>쿼리</w:t>
-            </w:r>
-            <w:r>
-              <w:rPr>
-                <w:rFonts w:ascii="바탕" w:eastAsia="바탕" w:hAnsi="바탕" w:cs="바탕"/>
-                <w:color w:val="000000"/>
-                <w:sz w:val="18"/>
-                <w:szCs w:val="18"/>
-              </w:rPr>
-              <w:t xml:space="preserve"> </w:t>
-            </w:r>
-            <w:r>
-              <w:rPr>
-                <w:rFonts w:ascii="바탕" w:eastAsia="바탕" w:hAnsi="바탕" w:cs="바탕"/>
-                <w:color w:val="000000"/>
-                <w:sz w:val="18"/>
-                <w:szCs w:val="18"/>
-              </w:rPr>
-              <w:t>재작성</w:t>
-            </w:r>
-            <w:r>
-              <w:rPr>
-                <w:rFonts w:ascii="바탕" w:eastAsia="바탕" w:hAnsi="바탕" w:cs="바탕"/>
-                <w:color w:val="000000"/>
-                <w:sz w:val="18"/>
-                <w:szCs w:val="18"/>
-              </w:rPr>
-              <w:t xml:space="preserve">(Query Rewriting) </w:t>
-            </w:r>
-            <w:r>
-              <w:rPr>
-                <w:rFonts w:ascii="바탕" w:eastAsia="바탕" w:hAnsi="바탕" w:cs="바탕"/>
-                <w:color w:val="000000"/>
-                <w:sz w:val="18"/>
-                <w:szCs w:val="18"/>
-              </w:rPr>
-              <w:t>기법</w:t>
-            </w:r>
-            <w:r>
-              <w:rPr>
-                <w:rFonts w:ascii="바탕" w:eastAsia="바탕" w:hAnsi="바탕" w:cs="바탕"/>
-                <w:color w:val="000000"/>
-                <w:sz w:val="18"/>
-                <w:szCs w:val="18"/>
-              </w:rPr>
-              <w:t xml:space="preserve"> </w:t>
-            </w:r>
-            <w:r>
-              <w:rPr>
-                <w:rFonts w:ascii="바탕" w:eastAsia="바탕" w:hAnsi="바탕" w:cs="바탕"/>
-                <w:color w:val="000000"/>
-                <w:sz w:val="18"/>
-                <w:szCs w:val="18"/>
-              </w:rPr>
-              <w:t>추가</w:t>
-            </w:r>
-            <w:r>
-              <w:rPr>
-                <w:rFonts w:ascii="바탕" w:eastAsia="바탕" w:hAnsi="바탕" w:cs="바탕"/>
-                <w:color w:val="000000"/>
-                <w:sz w:val="18"/>
-                <w:szCs w:val="18"/>
-              </w:rPr>
-              <w:t xml:space="preserve"> </w:t>
-            </w:r>
-            <w:r>
-              <w:rPr>
-                <w:rFonts w:ascii="바탕" w:eastAsia="바탕" w:hAnsi="바탕" w:cs="바탕"/>
-                <w:color w:val="000000"/>
-                <w:sz w:val="18"/>
-                <w:szCs w:val="18"/>
-              </w:rPr>
-              <w:t>및</w:t>
-            </w:r>
-            <w:r>
-              <w:rPr>
-                <w:rFonts w:ascii="바탕" w:eastAsia="바탕" w:hAnsi="바탕" w:cs="바탕"/>
-                <w:color w:val="000000"/>
-                <w:sz w:val="18"/>
-                <w:szCs w:val="18"/>
-              </w:rPr>
-              <w:t xml:space="preserve"> LangSmith </w:t>
-            </w:r>
-            <w:r>
-              <w:rPr>
-                <w:rFonts w:ascii="바탕" w:eastAsia="바탕" w:hAnsi="바탕" w:cs="바탕"/>
-                <w:color w:val="000000"/>
-                <w:sz w:val="18"/>
-                <w:szCs w:val="18"/>
-              </w:rPr>
-              <w:t>연동을</w:t>
-            </w:r>
-            <w:r>
-              <w:rPr>
-                <w:rFonts w:ascii="바탕" w:eastAsia="바탕" w:hAnsi="바탕" w:cs="바탕"/>
-                <w:color w:val="000000"/>
-                <w:sz w:val="18"/>
-                <w:szCs w:val="18"/>
-              </w:rPr>
-              <w:t xml:space="preserve"> </w:t>
-            </w:r>
-            <w:r>
-              <w:rPr>
-                <w:rFonts w:ascii="바탕" w:eastAsia="바탕" w:hAnsi="바탕" w:cs="바탕"/>
-                <w:color w:val="000000"/>
-                <w:sz w:val="18"/>
-                <w:szCs w:val="18"/>
-              </w:rPr>
-              <w:t>통한</w:t>
-            </w:r>
-            <w:r>
-              <w:rPr>
-                <w:rFonts w:ascii="바탕" w:eastAsia="바탕" w:hAnsi="바탕" w:cs="바탕"/>
-                <w:color w:val="000000"/>
-                <w:sz w:val="18"/>
-                <w:szCs w:val="18"/>
-              </w:rPr>
-              <w:t xml:space="preserve"> </w:t>
-            </w:r>
-            <w:r>
-              <w:rPr>
-                <w:rFonts w:ascii="바탕" w:eastAsia="바탕" w:hAnsi="바탕" w:cs="바탕"/>
-                <w:color w:val="000000"/>
-                <w:sz w:val="18"/>
-                <w:szCs w:val="18"/>
-              </w:rPr>
-              <w:t>프로덕션</w:t>
-            </w:r>
-            <w:r>
-              <w:rPr>
-                <w:rFonts w:ascii="바탕" w:eastAsia="바탕" w:hAnsi="바탕" w:cs="바탕"/>
-                <w:color w:val="000000"/>
-                <w:sz w:val="18"/>
-                <w:szCs w:val="18"/>
-              </w:rPr>
-              <w:t xml:space="preserve"> </w:t>
-            </w:r>
-            <w:r>
-              <w:rPr>
-                <w:rFonts w:ascii="바탕" w:eastAsia="바탕" w:hAnsi="바탕" w:cs="바탕"/>
-                <w:color w:val="000000"/>
-                <w:sz w:val="18"/>
-                <w:szCs w:val="18"/>
-              </w:rPr>
-              <w:t>모니터링을</w:t>
-            </w:r>
-            <w:r>
-              <w:rPr>
-                <w:rFonts w:ascii="바탕" w:eastAsia="바탕" w:hAnsi="바탕" w:cs="바탕"/>
-                <w:color w:val="000000"/>
-                <w:sz w:val="18"/>
-                <w:szCs w:val="18"/>
-              </w:rPr>
-              <w:t xml:space="preserve"> </w:t>
-            </w:r>
-            <w:r>
-              <w:rPr>
-                <w:rFonts w:ascii="바탕" w:eastAsia="바탕" w:hAnsi="바탕" w:cs="바탕"/>
-                <w:color w:val="000000"/>
-                <w:sz w:val="18"/>
-                <w:szCs w:val="18"/>
-              </w:rPr>
-              <w:t>계획한다</w:t>
-            </w:r>
-            <w:r>
-              <w:rPr>
-                <w:rFonts w:ascii="바탕" w:eastAsia="바탕" w:hAnsi="바탕" w:cs="바탕"/>
-                <w:color w:val="000000"/>
-                <w:sz w:val="18"/>
-                <w:szCs w:val="18"/>
-              </w:rPr>
-              <w:t>.</w:t>
+              <w:t>일반 시민의 법률 접근성 향상, 24시간 즉시 법률 정보 제공, 법률 비용 절감 효과가 기대된다. 향후 쿼리 재작성(Query Rewriting) 기법 추가 및 LangSmith 연동을 통한 프로덕션 모니터링을 계획한다.</w:t>
             </w:r>
           </w:p>
         </w:tc>
@@ -2836,43 +494,7 @@
                 <w:sz w:val="18"/>
                 <w:szCs w:val="18"/>
               </w:rPr>
-              <w:t>－</w:t>
-            </w:r>
-            <w:r>
-              <w:rPr>
-                <w:rFonts w:ascii="바탕" w:eastAsia="바탕" w:hAnsi="바탕" w:cs="바탕"/>
-                <w:color w:val="000000"/>
-                <w:sz w:val="18"/>
-                <w:szCs w:val="18"/>
-              </w:rPr>
-              <w:t xml:space="preserve"> </w:t>
-            </w:r>
-            <w:r>
-              <w:rPr>
-                <w:rFonts w:ascii="바탕" w:eastAsia="바탕" w:hAnsi="바탕" w:cs="바탕"/>
-                <w:color w:val="000000"/>
-                <w:sz w:val="18"/>
-                <w:szCs w:val="18"/>
-              </w:rPr>
-              <w:t>연구</w:t>
-            </w:r>
-            <w:r>
-              <w:rPr>
-                <w:rFonts w:ascii="바탕" w:eastAsia="바탕" w:hAnsi="바탕" w:cs="바탕"/>
-                <w:color w:val="000000"/>
-                <w:sz w:val="18"/>
-                <w:szCs w:val="18"/>
-              </w:rPr>
-              <w:t xml:space="preserve"> </w:t>
-            </w:r>
-            <w:r>
-              <w:rPr>
-                <w:rFonts w:ascii="바탕" w:eastAsia="바탕" w:hAnsi="바탕" w:cs="바탕"/>
-                <w:color w:val="000000"/>
-                <w:sz w:val="18"/>
-                <w:szCs w:val="18"/>
-              </w:rPr>
-              <w:t>목표</w:t>
+              <w:t>－ 연구 목표</w:t>
             </w:r>
           </w:p>
         </w:tc>
@@ -2902,15 +524,7 @@
                 <w:b/>
                 <w:color w:val="000000"/>
               </w:rPr>
-              <w:t xml:space="preserve">5. </w:t>
-            </w:r>
-            <w:r>
-              <w:rPr>
-                <w:rFonts w:ascii="HY헤드라인M" w:eastAsia="HY헤드라인M" w:hAnsi="HY헤드라인M" w:cs="HY헤드라인M"/>
-                <w:b/>
-                <w:color w:val="000000"/>
-              </w:rPr>
-              <w:t>결론</w:t>
+              <w:t>5. 결론</w:t>
             </w:r>
           </w:p>
         </w:tc>
@@ -2946,34 +560,7 @@
                 <w:sz w:val="18"/>
                 <w:szCs w:val="18"/>
               </w:rPr>
-              <w:t>본</w:t>
-            </w:r>
-            <w:r>
-              <w:rPr>
-                <w:rFonts w:ascii="바탕" w:eastAsia="바탕" w:hAnsi="바탕" w:cs="바탕"/>
-                <w:color w:val="000000"/>
-                <w:sz w:val="18"/>
-                <w:szCs w:val="18"/>
-              </w:rPr>
-              <w:t xml:space="preserve"> </w:t>
-            </w:r>
-            <w:r>
-              <w:rPr>
-                <w:rFonts w:ascii="바탕" w:eastAsia="바탕" w:hAnsi="바탕" w:cs="바탕"/>
-                <w:color w:val="000000"/>
-                <w:sz w:val="18"/>
-                <w:szCs w:val="18"/>
-              </w:rPr>
-              <w:t>연구는</w:t>
-            </w:r>
-            <w:r>
-              <w:rPr>
-                <w:rFonts w:ascii="바탕" w:eastAsia="바탕" w:hAnsi="바탕" w:cs="바탕"/>
-                <w:color w:val="000000"/>
-                <w:sz w:val="18"/>
-                <w:szCs w:val="18"/>
-              </w:rPr>
-              <w:t xml:space="preserve"> </w:t>
+              <w:t xml:space="preserve">본 연구는 </w:t>
             </w:r>
             <w:r>
               <w:rPr>
@@ -2991,97 +578,7 @@
                 <w:sz w:val="18"/>
                 <w:szCs w:val="18"/>
               </w:rPr>
-              <w:t xml:space="preserve"> </w:t>
-            </w:r>
-            <w:r>
-              <w:rPr>
-                <w:rFonts w:ascii="바탕" w:eastAsia="바탕" w:hAnsi="바탕" w:cs="바탕"/>
-                <w:color w:val="000000"/>
-                <w:sz w:val="18"/>
-                <w:szCs w:val="18"/>
-              </w:rPr>
-              <w:t>법률</w:t>
-            </w:r>
-            <w:r>
-              <w:rPr>
-                <w:rFonts w:ascii="바탕" w:eastAsia="바탕" w:hAnsi="바탕" w:cs="바탕"/>
-                <w:color w:val="000000"/>
-                <w:sz w:val="18"/>
-                <w:szCs w:val="18"/>
-              </w:rPr>
-              <w:t xml:space="preserve"> </w:t>
-            </w:r>
-            <w:r>
-              <w:rPr>
-                <w:rFonts w:ascii="바탕" w:eastAsia="바탕" w:hAnsi="바탕" w:cs="바탕"/>
-                <w:color w:val="000000"/>
-                <w:sz w:val="18"/>
-                <w:szCs w:val="18"/>
-              </w:rPr>
-              <w:t>문서를</w:t>
-            </w:r>
-            <w:r>
-              <w:rPr>
-                <w:rFonts w:ascii="바탕" w:eastAsia="바탕" w:hAnsi="바탕" w:cs="바탕"/>
-                <w:color w:val="000000"/>
-                <w:sz w:val="18"/>
-                <w:szCs w:val="18"/>
-              </w:rPr>
-              <w:t xml:space="preserve"> </w:t>
-            </w:r>
-            <w:r>
-              <w:rPr>
-                <w:rFonts w:ascii="바탕" w:eastAsia="바탕" w:hAnsi="바탕" w:cs="바탕"/>
-                <w:color w:val="000000"/>
-                <w:sz w:val="18"/>
-                <w:szCs w:val="18"/>
-              </w:rPr>
-              <w:t>활용한</w:t>
-            </w:r>
-            <w:r>
-              <w:rPr>
-                <w:rFonts w:ascii="바탕" w:eastAsia="바탕" w:hAnsi="바탕" w:cs="바탕"/>
-                <w:color w:val="000000"/>
-                <w:sz w:val="18"/>
-                <w:szCs w:val="18"/>
-              </w:rPr>
-              <w:t xml:space="preserve"> Self-RAG </w:t>
-            </w:r>
-            <w:r>
-              <w:rPr>
-                <w:rFonts w:ascii="바탕" w:eastAsia="바탕" w:hAnsi="바탕" w:cs="바탕"/>
-                <w:color w:val="000000"/>
-                <w:sz w:val="18"/>
-                <w:szCs w:val="18"/>
-              </w:rPr>
-              <w:t>시스템</w:t>
-            </w:r>
-            <w:r>
-              <w:rPr>
-                <w:rFonts w:ascii="바탕" w:eastAsia="바탕" w:hAnsi="바탕" w:cs="바탕"/>
-                <w:color w:val="000000"/>
-                <w:sz w:val="18"/>
-                <w:szCs w:val="18"/>
-              </w:rPr>
-              <w:t xml:space="preserve"> </w:t>
-            </w:r>
-            <w:r>
-              <w:rPr>
-                <w:rFonts w:ascii="바탕" w:eastAsia="바탕" w:hAnsi="바탕" w:cs="바탕"/>
-                <w:color w:val="000000"/>
-                <w:sz w:val="18"/>
-                <w:szCs w:val="18"/>
-              </w:rPr>
-              <w:t>구현</w:t>
-            </w:r>
-            <w:r>
-              <w:rPr>
-                <w:rFonts w:ascii="바탕" w:eastAsia="바탕" w:hAnsi="바탕" w:cs="바탕"/>
-                <w:color w:val="000000"/>
-                <w:sz w:val="18"/>
-                <w:szCs w:val="18"/>
-              </w:rPr>
-              <w:t xml:space="preserve">, </w:t>
+              <w:t xml:space="preserve"> 법률 문서를 활용한 Self-RAG 시스템 구현, </w:t>
             </w:r>
             <w:r>
               <w:rPr>
@@ -3099,115 +596,7 @@
                 <w:sz w:val="18"/>
                 <w:szCs w:val="18"/>
               </w:rPr>
-              <w:t xml:space="preserve"> RAGAS </w:t>
-            </w:r>
-            <w:r>
-              <w:rPr>
-                <w:rFonts w:ascii="바탕" w:eastAsia="바탕" w:hAnsi="바탕" w:cs="바탕"/>
-                <w:color w:val="000000"/>
-                <w:sz w:val="18"/>
-                <w:szCs w:val="18"/>
-              </w:rPr>
-              <w:t>지표</w:t>
-            </w:r>
-            <w:r>
-              <w:rPr>
-                <w:rFonts w:ascii="바탕" w:eastAsia="바탕" w:hAnsi="바탕" w:cs="바탕"/>
-                <w:color w:val="000000"/>
-                <w:sz w:val="18"/>
-                <w:szCs w:val="18"/>
-              </w:rPr>
-              <w:t xml:space="preserve"> </w:t>
-            </w:r>
-            <w:r>
-              <w:rPr>
-                <w:rFonts w:ascii="바탕" w:eastAsia="바탕" w:hAnsi="바탕" w:cs="바탕"/>
-                <w:color w:val="000000"/>
-                <w:sz w:val="18"/>
-                <w:szCs w:val="18"/>
-              </w:rPr>
-              <w:t>기반</w:t>
-            </w:r>
-            <w:r>
-              <w:rPr>
-                <w:rFonts w:ascii="바탕" w:eastAsia="바탕" w:hAnsi="바탕" w:cs="바탕"/>
-                <w:color w:val="000000"/>
-                <w:sz w:val="18"/>
-                <w:szCs w:val="18"/>
-              </w:rPr>
-              <w:t xml:space="preserve"> </w:t>
-            </w:r>
-            <w:r>
-              <w:rPr>
-                <w:rFonts w:ascii="바탕" w:eastAsia="바탕" w:hAnsi="바탕" w:cs="바탕"/>
-                <w:color w:val="000000"/>
-                <w:sz w:val="18"/>
-                <w:szCs w:val="18"/>
-              </w:rPr>
-              <w:t>성능</w:t>
-            </w:r>
-            <w:r>
-              <w:rPr>
-                <w:rFonts w:ascii="바탕" w:eastAsia="바탕" w:hAnsi="바탕" w:cs="바탕"/>
-                <w:color w:val="000000"/>
-                <w:sz w:val="18"/>
-                <w:szCs w:val="18"/>
-              </w:rPr>
-              <w:t xml:space="preserve"> </w:t>
-            </w:r>
-            <w:r>
-              <w:rPr>
-                <w:rFonts w:ascii="바탕" w:eastAsia="바탕" w:hAnsi="바탕" w:cs="바탕"/>
-                <w:color w:val="000000"/>
-                <w:sz w:val="18"/>
-                <w:szCs w:val="18"/>
-              </w:rPr>
-              <w:t>측정</w:t>
-            </w:r>
-            <w:r>
-              <w:rPr>
-                <w:rFonts w:ascii="바탕" w:eastAsia="바탕" w:hAnsi="바탕" w:cs="바탕"/>
-                <w:color w:val="000000"/>
-                <w:sz w:val="18"/>
-                <w:szCs w:val="18"/>
-              </w:rPr>
-              <w:t xml:space="preserve"> </w:t>
-            </w:r>
-            <w:r>
-              <w:rPr>
-                <w:rFonts w:ascii="바탕" w:eastAsia="바탕" w:hAnsi="바탕" w:cs="바탕"/>
-                <w:color w:val="000000"/>
-                <w:sz w:val="18"/>
-                <w:szCs w:val="18"/>
-              </w:rPr>
-              <w:t>및</w:t>
-            </w:r>
-            <w:r>
-              <w:rPr>
-                <w:rFonts w:ascii="바탕" w:eastAsia="바탕" w:hAnsi="바탕" w:cs="바탕"/>
-                <w:color w:val="000000"/>
-                <w:sz w:val="18"/>
-                <w:szCs w:val="18"/>
-              </w:rPr>
-              <w:t xml:space="preserve"> </w:t>
-            </w:r>
-            <w:r>
-              <w:rPr>
-                <w:rFonts w:ascii="바탕" w:eastAsia="바탕" w:hAnsi="바탕" w:cs="바탕"/>
-                <w:color w:val="000000"/>
-                <w:sz w:val="18"/>
-                <w:szCs w:val="18"/>
-              </w:rPr>
-              <w:t>시각화</w:t>
-            </w:r>
-            <w:r>
-              <w:rPr>
-                <w:rFonts w:ascii="바탕" w:eastAsia="바탕" w:hAnsi="바탕" w:cs="바탕"/>
-                <w:color w:val="000000"/>
-                <w:sz w:val="18"/>
-                <w:szCs w:val="18"/>
-              </w:rPr>
-              <w:t xml:space="preserve">, </w:t>
+              <w:t xml:space="preserve"> RAGAS 지표 기반 성능 측정 및 시각화, </w:t>
             </w:r>
             <w:r>
               <w:rPr>
@@ -3225,115 +614,7 @@
                 <w:sz w:val="18"/>
                 <w:szCs w:val="18"/>
               </w:rPr>
-              <w:t xml:space="preserve"> </w:t>
-            </w:r>
-            <w:r>
-              <w:rPr>
-                <w:rFonts w:ascii="바탕" w:eastAsia="바탕" w:hAnsi="바탕" w:cs="바탕"/>
-                <w:color w:val="000000"/>
-                <w:sz w:val="18"/>
-                <w:szCs w:val="18"/>
-              </w:rPr>
-              <w:t>할루시네이션</w:t>
-            </w:r>
-            <w:r>
-              <w:rPr>
-                <w:rFonts w:ascii="바탕" w:eastAsia="바탕" w:hAnsi="바탕" w:cs="바탕"/>
-                <w:color w:val="000000"/>
-                <w:sz w:val="18"/>
-                <w:szCs w:val="18"/>
-              </w:rPr>
-              <w:t xml:space="preserve"> </w:t>
-            </w:r>
-            <w:r>
-              <w:rPr>
-                <w:rFonts w:ascii="바탕" w:eastAsia="바탕" w:hAnsi="바탕" w:cs="바탕"/>
-                <w:color w:val="000000"/>
-                <w:sz w:val="18"/>
-                <w:szCs w:val="18"/>
-              </w:rPr>
-              <w:t>억제</w:t>
-            </w:r>
-            <w:r>
-              <w:rPr>
-                <w:rFonts w:ascii="바탕" w:eastAsia="바탕" w:hAnsi="바탕" w:cs="바탕"/>
-                <w:color w:val="000000"/>
-                <w:sz w:val="18"/>
-                <w:szCs w:val="18"/>
-              </w:rPr>
-              <w:t xml:space="preserve"> </w:t>
-            </w:r>
-            <w:r>
-              <w:rPr>
-                <w:rFonts w:ascii="바탕" w:eastAsia="바탕" w:hAnsi="바탕" w:cs="바탕"/>
-                <w:color w:val="000000"/>
-                <w:sz w:val="18"/>
-                <w:szCs w:val="18"/>
-              </w:rPr>
-              <w:t>효과</w:t>
-            </w:r>
-            <w:r>
-              <w:rPr>
-                <w:rFonts w:ascii="바탕" w:eastAsia="바탕" w:hAnsi="바탕" w:cs="바탕"/>
-                <w:color w:val="000000"/>
-                <w:sz w:val="18"/>
-                <w:szCs w:val="18"/>
-              </w:rPr>
-              <w:t xml:space="preserve"> </w:t>
-            </w:r>
-            <w:r>
-              <w:rPr>
-                <w:rFonts w:ascii="바탕" w:eastAsia="바탕" w:hAnsi="바탕" w:cs="바탕"/>
-                <w:color w:val="000000"/>
-                <w:sz w:val="18"/>
-                <w:szCs w:val="18"/>
-              </w:rPr>
-              <w:t>검증을</w:t>
-            </w:r>
-            <w:r>
-              <w:rPr>
-                <w:rFonts w:ascii="바탕" w:eastAsia="바탕" w:hAnsi="바탕" w:cs="바탕"/>
-                <w:color w:val="000000"/>
-                <w:sz w:val="18"/>
-                <w:szCs w:val="18"/>
-              </w:rPr>
-              <w:t xml:space="preserve"> </w:t>
-            </w:r>
-            <w:r>
-              <w:rPr>
-                <w:rFonts w:ascii="바탕" w:eastAsia="바탕" w:hAnsi="바탕" w:cs="바탕"/>
-                <w:color w:val="000000"/>
-                <w:sz w:val="18"/>
-                <w:szCs w:val="18"/>
-              </w:rPr>
-              <w:t>목적으로</w:t>
-            </w:r>
-            <w:r>
-              <w:rPr>
-                <w:rFonts w:ascii="바탕" w:eastAsia="바탕" w:hAnsi="바탕" w:cs="바탕"/>
-                <w:color w:val="000000"/>
-                <w:sz w:val="18"/>
-                <w:szCs w:val="18"/>
-              </w:rPr>
-              <w:t xml:space="preserve"> </w:t>
-            </w:r>
-            <w:r>
-              <w:rPr>
-                <w:rFonts w:ascii="바탕" w:eastAsia="바탕" w:hAnsi="바탕" w:cs="바탕"/>
-                <w:color w:val="000000"/>
-                <w:sz w:val="18"/>
-                <w:szCs w:val="18"/>
-              </w:rPr>
-              <w:t>한다</w:t>
-            </w:r>
-            <w:r>
-              <w:rPr>
-                <w:rFonts w:ascii="바탕" w:eastAsia="바탕" w:hAnsi="바탕" w:cs="바탕"/>
-                <w:color w:val="000000"/>
-                <w:sz w:val="18"/>
-                <w:szCs w:val="18"/>
-              </w:rPr>
-              <w:t>.</w:t>
+              <w:t xml:space="preserve"> 할루시네이션 억제 효과 검증을 목적으로 한다.</w:t>
             </w:r>
           </w:p>
         </w:tc>
@@ -3370,79 +651,7 @@
                 <w:sz w:val="18"/>
                 <w:szCs w:val="18"/>
               </w:rPr>
-              <w:t>－</w:t>
-            </w:r>
-            <w:r>
-              <w:rPr>
-                <w:rFonts w:ascii="바탕" w:eastAsia="바탕" w:hAnsi="바탕" w:cs="바탕"/>
-                <w:color w:val="000000"/>
-                <w:sz w:val="18"/>
-                <w:szCs w:val="18"/>
-              </w:rPr>
-              <w:t xml:space="preserve"> </w:t>
-            </w:r>
-            <w:r>
-              <w:rPr>
-                <w:rFonts w:ascii="바탕" w:eastAsia="바탕" w:hAnsi="바탕" w:cs="바탕"/>
-                <w:color w:val="000000"/>
-                <w:sz w:val="18"/>
-                <w:szCs w:val="18"/>
-              </w:rPr>
-              <w:t>연구</w:t>
-            </w:r>
-            <w:r>
-              <w:rPr>
-                <w:rFonts w:ascii="바탕" w:eastAsia="바탕" w:hAnsi="바탕" w:cs="바탕"/>
-                <w:color w:val="000000"/>
-                <w:sz w:val="18"/>
-                <w:szCs w:val="18"/>
-              </w:rPr>
-              <w:t xml:space="preserve"> </w:t>
-            </w:r>
-            <w:r>
-              <w:rPr>
-                <w:rFonts w:ascii="바탕" w:eastAsia="바탕" w:hAnsi="바탕" w:cs="바탕"/>
-                <w:color w:val="000000"/>
-                <w:sz w:val="18"/>
-                <w:szCs w:val="18"/>
-              </w:rPr>
-              <w:t>성과의</w:t>
-            </w:r>
-            <w:r>
-              <w:rPr>
-                <w:rFonts w:ascii="바탕" w:eastAsia="바탕" w:hAnsi="바탕" w:cs="바탕"/>
-                <w:color w:val="000000"/>
-                <w:sz w:val="18"/>
-                <w:szCs w:val="18"/>
-              </w:rPr>
-              <w:t xml:space="preserve"> </w:t>
-            </w:r>
-            <w:r>
-              <w:rPr>
-                <w:rFonts w:ascii="바탕" w:eastAsia="바탕" w:hAnsi="바탕" w:cs="바탕"/>
-                <w:color w:val="000000"/>
-                <w:sz w:val="18"/>
-                <w:szCs w:val="18"/>
-              </w:rPr>
-              <w:t>핵심</w:t>
-            </w:r>
-            <w:r>
-              <w:rPr>
-                <w:rFonts w:ascii="바탕" w:eastAsia="바탕" w:hAnsi="바탕" w:cs="바탕"/>
-                <w:color w:val="000000"/>
-                <w:sz w:val="18"/>
-                <w:szCs w:val="18"/>
-              </w:rPr>
-              <w:t xml:space="preserve"> </w:t>
-            </w:r>
-            <w:r>
-              <w:rPr>
-                <w:rFonts w:ascii="바탕" w:eastAsia="바탕" w:hAnsi="바탕" w:cs="바탕"/>
-                <w:color w:val="000000"/>
-                <w:sz w:val="18"/>
-                <w:szCs w:val="18"/>
-              </w:rPr>
-              <w:t>내용</w:t>
+              <w:t>－ 연구 성과의 핵심 내용</w:t>
             </w:r>
           </w:p>
           <w:p>
@@ -3457,358 +666,7 @@
                 <w:sz w:val="18"/>
                 <w:szCs w:val="18"/>
               </w:rPr>
-              <w:t>법률</w:t>
-            </w:r>
-            <w:r>
-              <w:rPr>
-                <w:rFonts w:ascii="바탕" w:eastAsia="바탕" w:hAnsi="바탕" w:cs="바탕"/>
-                <w:color w:val="000000"/>
-                <w:sz w:val="18"/>
-                <w:szCs w:val="18"/>
-              </w:rPr>
-              <w:t xml:space="preserve"> </w:t>
-            </w:r>
-            <w:r>
-              <w:rPr>
-                <w:rFonts w:ascii="바탕" w:eastAsia="바탕" w:hAnsi="바탕" w:cs="바탕"/>
-                <w:color w:val="000000"/>
-                <w:sz w:val="18"/>
-                <w:szCs w:val="18"/>
-              </w:rPr>
-              <w:t>사건</w:t>
-            </w:r>
-            <w:r>
-              <w:rPr>
-                <w:rFonts w:ascii="바탕" w:eastAsia="바탕" w:hAnsi="바탕" w:cs="바탕"/>
-                <w:color w:val="000000"/>
-                <w:sz w:val="18"/>
-                <w:szCs w:val="18"/>
-              </w:rPr>
-              <w:t xml:space="preserve"> Self-RAG Q&amp;A </w:t>
-            </w:r>
-            <w:r>
-              <w:rPr>
-                <w:rFonts w:ascii="바탕" w:eastAsia="바탕" w:hAnsi="바탕" w:cs="바탕"/>
-                <w:color w:val="000000"/>
-                <w:sz w:val="18"/>
-                <w:szCs w:val="18"/>
-              </w:rPr>
-              <w:t>챗봇을</w:t>
-            </w:r>
-            <w:r>
-              <w:rPr>
-                <w:rFonts w:ascii="바탕" w:eastAsia="바탕" w:hAnsi="바탕" w:cs="바탕"/>
-                <w:color w:val="000000"/>
-                <w:sz w:val="18"/>
-                <w:szCs w:val="18"/>
-              </w:rPr>
-              <w:t xml:space="preserve"> </w:t>
-            </w:r>
-            <w:r>
-              <w:rPr>
-                <w:rFonts w:ascii="바탕" w:eastAsia="바탕" w:hAnsi="바탕" w:cs="바탕"/>
-                <w:color w:val="000000"/>
-                <w:sz w:val="18"/>
-                <w:szCs w:val="18"/>
-              </w:rPr>
-              <w:t>개발하고</w:t>
-            </w:r>
-            <w:r>
-              <w:rPr>
-                <w:rFonts w:ascii="바탕" w:eastAsia="바탕" w:hAnsi="바탕" w:cs="바탕"/>
-                <w:color w:val="000000"/>
-                <w:sz w:val="18"/>
-                <w:szCs w:val="18"/>
-              </w:rPr>
-              <w:t xml:space="preserve"> RAGAS</w:t>
-            </w:r>
-            <w:r>
-              <w:rPr>
-                <w:rFonts w:ascii="바탕" w:eastAsia="바탕" w:hAnsi="바탕" w:cs="바탕"/>
-                <w:color w:val="000000"/>
-                <w:sz w:val="18"/>
-                <w:szCs w:val="18"/>
-              </w:rPr>
-              <w:t>로</w:t>
-            </w:r>
-            <w:r>
-              <w:rPr>
-                <w:rFonts w:ascii="바탕" w:eastAsia="바탕" w:hAnsi="바탕" w:cs="바탕"/>
-                <w:color w:val="000000"/>
-                <w:sz w:val="18"/>
-                <w:szCs w:val="18"/>
-              </w:rPr>
-              <w:t xml:space="preserve"> </w:t>
-            </w:r>
-            <w:r>
-              <w:rPr>
-                <w:rFonts w:ascii="바탕" w:eastAsia="바탕" w:hAnsi="바탕" w:cs="바탕"/>
-                <w:color w:val="000000"/>
-                <w:sz w:val="18"/>
-                <w:szCs w:val="18"/>
-              </w:rPr>
-              <w:t>정량</w:t>
-            </w:r>
-            <w:r>
-              <w:rPr>
-                <w:rFonts w:ascii="바탕" w:eastAsia="바탕" w:hAnsi="바탕" w:cs="바탕"/>
-                <w:color w:val="000000"/>
-                <w:sz w:val="18"/>
-                <w:szCs w:val="18"/>
-              </w:rPr>
-              <w:t xml:space="preserve"> </w:t>
-            </w:r>
-            <w:r>
-              <w:rPr>
-                <w:rFonts w:ascii="바탕" w:eastAsia="바탕" w:hAnsi="바탕" w:cs="바탕"/>
-                <w:color w:val="000000"/>
-                <w:sz w:val="18"/>
-                <w:szCs w:val="18"/>
-              </w:rPr>
-              <w:t>평가하였다</w:t>
-            </w:r>
-            <w:r>
-              <w:rPr>
-                <w:rFonts w:ascii="바탕" w:eastAsia="바탕" w:hAnsi="바탕" w:cs="바탕"/>
-                <w:color w:val="000000"/>
-                <w:sz w:val="18"/>
-                <w:szCs w:val="18"/>
-              </w:rPr>
-              <w:t>. Faithfulness(0.872)</w:t>
-            </w:r>
-            <w:r>
-              <w:rPr>
-                <w:rFonts w:ascii="바탕" w:eastAsia="바탕" w:hAnsi="바탕" w:cs="바탕"/>
-                <w:color w:val="000000"/>
-                <w:sz w:val="18"/>
-                <w:szCs w:val="18"/>
-              </w:rPr>
-              <w:t>와</w:t>
-            </w:r>
-            <w:r>
-              <w:rPr>
-                <w:rFonts w:ascii="바탕" w:eastAsia="바탕" w:hAnsi="바탕" w:cs="바탕"/>
-                <w:color w:val="000000"/>
-                <w:sz w:val="18"/>
-                <w:szCs w:val="18"/>
-              </w:rPr>
-              <w:t xml:space="preserve"> Answer Relevancy(0.903)</w:t>
-            </w:r>
-            <w:r>
-              <w:rPr>
-                <w:rFonts w:ascii="바탕" w:eastAsia="바탕" w:hAnsi="바탕" w:cs="바탕"/>
-                <w:color w:val="000000"/>
-                <w:sz w:val="18"/>
-                <w:szCs w:val="18"/>
-              </w:rPr>
-              <w:t>는</w:t>
-            </w:r>
-            <w:r>
-              <w:rPr>
-                <w:rFonts w:ascii="바탕" w:eastAsia="바탕" w:hAnsi="바탕" w:cs="바탕"/>
-                <w:color w:val="000000"/>
-                <w:sz w:val="18"/>
-                <w:szCs w:val="18"/>
-              </w:rPr>
-              <w:t xml:space="preserve"> </w:t>
-            </w:r>
-            <w:r>
-              <w:rPr>
-                <w:rFonts w:ascii="바탕" w:eastAsia="바탕" w:hAnsi="바탕" w:cs="바탕"/>
-                <w:color w:val="000000"/>
-                <w:sz w:val="18"/>
-                <w:szCs w:val="18"/>
-              </w:rPr>
-              <w:t>우수</w:t>
-            </w:r>
-            <w:r>
-              <w:rPr>
-                <w:rFonts w:ascii="바탕" w:eastAsia="바탕" w:hAnsi="바탕" w:cs="바탕"/>
-                <w:color w:val="000000"/>
-                <w:sz w:val="18"/>
-                <w:szCs w:val="18"/>
-              </w:rPr>
-              <w:t xml:space="preserve"> </w:t>
-            </w:r>
-            <w:r>
-              <w:rPr>
-                <w:rFonts w:ascii="바탕" w:eastAsia="바탕" w:hAnsi="바탕" w:cs="바탕"/>
-                <w:color w:val="000000"/>
-                <w:sz w:val="18"/>
-                <w:szCs w:val="18"/>
-              </w:rPr>
-              <w:t>수준을</w:t>
-            </w:r>
-            <w:r>
-              <w:rPr>
-                <w:rFonts w:ascii="바탕" w:eastAsia="바탕" w:hAnsi="바탕" w:cs="바탕"/>
-                <w:color w:val="000000"/>
-                <w:sz w:val="18"/>
-                <w:szCs w:val="18"/>
-              </w:rPr>
-              <w:t xml:space="preserve"> </w:t>
-            </w:r>
-            <w:r>
-              <w:rPr>
-                <w:rFonts w:ascii="바탕" w:eastAsia="바탕" w:hAnsi="바탕" w:cs="바탕"/>
-                <w:color w:val="000000"/>
-                <w:sz w:val="18"/>
-                <w:szCs w:val="18"/>
-              </w:rPr>
-              <w:t>달성하였으며</w:t>
-            </w:r>
-            <w:r>
-              <w:rPr>
-                <w:rFonts w:ascii="바탕" w:eastAsia="바탕" w:hAnsi="바탕" w:cs="바탕"/>
-                <w:color w:val="000000"/>
-                <w:sz w:val="18"/>
-                <w:szCs w:val="18"/>
-              </w:rPr>
-              <w:t>, Self-RAG</w:t>
-            </w:r>
-            <w:r>
-              <w:rPr>
-                <w:rFonts w:ascii="바탕" w:eastAsia="바탕" w:hAnsi="바탕" w:cs="바탕"/>
-                <w:color w:val="000000"/>
-                <w:sz w:val="18"/>
-                <w:szCs w:val="18"/>
-              </w:rPr>
-              <w:t>의</w:t>
-            </w:r>
-            <w:r>
-              <w:rPr>
-                <w:rFonts w:ascii="바탕" w:eastAsia="바탕" w:hAnsi="바탕" w:cs="바탕"/>
-                <w:color w:val="000000"/>
-                <w:sz w:val="18"/>
-                <w:szCs w:val="18"/>
-              </w:rPr>
-              <w:t xml:space="preserve"> ISREL </w:t>
-            </w:r>
-            <w:r>
-              <w:rPr>
-                <w:rFonts w:ascii="바탕" w:eastAsia="바탕" w:hAnsi="바탕" w:cs="바탕"/>
-                <w:color w:val="000000"/>
-                <w:sz w:val="18"/>
-                <w:szCs w:val="18"/>
-              </w:rPr>
-              <w:t>관련성</w:t>
-            </w:r>
-            <w:r>
-              <w:rPr>
-                <w:rFonts w:ascii="바탕" w:eastAsia="바탕" w:hAnsi="바탕" w:cs="바탕"/>
-                <w:color w:val="000000"/>
-                <w:sz w:val="18"/>
-                <w:szCs w:val="18"/>
-              </w:rPr>
-              <w:t xml:space="preserve"> </w:t>
-            </w:r>
-            <w:r>
-              <w:rPr>
-                <w:rFonts w:ascii="바탕" w:eastAsia="바탕" w:hAnsi="바탕" w:cs="바탕"/>
-                <w:color w:val="000000"/>
-                <w:sz w:val="18"/>
-                <w:szCs w:val="18"/>
-              </w:rPr>
-              <w:t>필터링이</w:t>
-            </w:r>
-            <w:r>
-              <w:rPr>
-                <w:rFonts w:ascii="바탕" w:eastAsia="바탕" w:hAnsi="바탕" w:cs="바탕"/>
-                <w:color w:val="000000"/>
-                <w:sz w:val="18"/>
-                <w:szCs w:val="18"/>
-              </w:rPr>
-              <w:t xml:space="preserve"> </w:t>
-            </w:r>
-            <w:r>
-              <w:rPr>
-                <w:rFonts w:ascii="바탕" w:eastAsia="바탕" w:hAnsi="바탕" w:cs="바탕"/>
-                <w:color w:val="000000"/>
-                <w:sz w:val="18"/>
-                <w:szCs w:val="18"/>
-              </w:rPr>
-              <w:t>할루시네이션</w:t>
-            </w:r>
-            <w:r>
-              <w:rPr>
-                <w:rFonts w:ascii="바탕" w:eastAsia="바탕" w:hAnsi="바탕" w:cs="바탕"/>
-                <w:color w:val="000000"/>
-                <w:sz w:val="18"/>
-                <w:szCs w:val="18"/>
-              </w:rPr>
-              <w:t xml:space="preserve"> </w:t>
-            </w:r>
-            <w:r>
-              <w:rPr>
-                <w:rFonts w:ascii="바탕" w:eastAsia="바탕" w:hAnsi="바탕" w:cs="바탕"/>
-                <w:color w:val="000000"/>
-                <w:sz w:val="18"/>
-                <w:szCs w:val="18"/>
-              </w:rPr>
-              <w:t>억제에</w:t>
-            </w:r>
-            <w:r>
-              <w:rPr>
-                <w:rFonts w:ascii="바탕" w:eastAsia="바탕" w:hAnsi="바탕" w:cs="바탕"/>
-                <w:color w:val="000000"/>
-                <w:sz w:val="18"/>
-                <w:szCs w:val="18"/>
-              </w:rPr>
-              <w:t xml:space="preserve"> </w:t>
-            </w:r>
-            <w:r>
-              <w:rPr>
-                <w:rFonts w:ascii="바탕" w:eastAsia="바탕" w:hAnsi="바탕" w:cs="바탕"/>
-                <w:color w:val="000000"/>
-                <w:sz w:val="18"/>
-                <w:szCs w:val="18"/>
-              </w:rPr>
-              <w:t>효과적으로</w:t>
-            </w:r>
-            <w:r>
-              <w:rPr>
-                <w:rFonts w:ascii="바탕" w:eastAsia="바탕" w:hAnsi="바탕" w:cs="바탕"/>
-                <w:color w:val="000000"/>
-                <w:sz w:val="18"/>
-                <w:szCs w:val="18"/>
-              </w:rPr>
-              <w:t xml:space="preserve"> </w:t>
-            </w:r>
-            <w:r>
-              <w:rPr>
-                <w:rFonts w:ascii="바탕" w:eastAsia="바탕" w:hAnsi="바탕" w:cs="바탕"/>
-                <w:color w:val="000000"/>
-                <w:sz w:val="18"/>
-                <w:szCs w:val="18"/>
-              </w:rPr>
-              <w:t>작동함을</w:t>
-            </w:r>
-            <w:r>
-              <w:rPr>
-                <w:rFonts w:ascii="바탕" w:eastAsia="바탕" w:hAnsi="바탕" w:cs="바탕"/>
-                <w:color w:val="000000"/>
-                <w:sz w:val="18"/>
-                <w:szCs w:val="18"/>
-              </w:rPr>
-              <w:t xml:space="preserve"> </w:t>
-            </w:r>
-            <w:r>
-              <w:rPr>
-                <w:rFonts w:ascii="바탕" w:eastAsia="바탕" w:hAnsi="바탕" w:cs="바탕"/>
-                <w:color w:val="000000"/>
-                <w:sz w:val="18"/>
-                <w:szCs w:val="18"/>
-              </w:rPr>
-              <w:t>확인하였다</w:t>
-            </w:r>
-            <w:r>
-              <w:rPr>
-                <w:rFonts w:ascii="바탕" w:eastAsia="바탕" w:hAnsi="바탕" w:cs="바탕"/>
-                <w:color w:val="000000"/>
-                <w:sz w:val="18"/>
-                <w:szCs w:val="18"/>
-              </w:rPr>
-              <w:t>.</w:t>
+              <w:t>법률 사건 Self-RAG Q&amp;A 챗봇을 개발하고 RAGAS로 정량 평가하였다. Faithfulness(0.872)와 Answer Relevancy(0.903)는 우수 수준을 달성하였으며, Self-RAG의 ISREL 관련성 필터링이 할루시네이션 억제에 효과적으로 작동함을 확인하였다.</w:t>
             </w:r>
           </w:p>
         </w:tc>
@@ -3848,31 +706,7 @@
                 <w:b/>
                 <w:color w:val="000000"/>
               </w:rPr>
-              <w:t xml:space="preserve">2. </w:t>
-            </w:r>
-            <w:r>
-              <w:rPr>
-                <w:rFonts w:ascii="HY헤드라인M" w:eastAsia="HY헤드라인M" w:hAnsi="HY헤드라인M" w:cs="HY헤드라인M"/>
-                <w:b/>
-                <w:color w:val="000000"/>
-              </w:rPr>
-              <w:t>연구</w:t>
-            </w:r>
-            <w:r>
-              <w:rPr>
-                <w:rFonts w:ascii="HY헤드라인M" w:eastAsia="HY헤드라인M" w:hAnsi="HY헤드라인M" w:cs="HY헤드라인M"/>
-                <w:b/>
-                <w:color w:val="000000"/>
-              </w:rPr>
-              <w:t xml:space="preserve"> </w:t>
-            </w:r>
-            <w:r>
-              <w:rPr>
-                <w:rFonts w:ascii="HY헤드라인M" w:eastAsia="HY헤드라인M" w:hAnsi="HY헤드라인M" w:cs="HY헤드라인M"/>
-                <w:b/>
-                <w:color w:val="000000"/>
-              </w:rPr>
-              <w:t>내용</w:t>
+              <w:t>2. 연구 내용</w:t>
             </w:r>
           </w:p>
           <w:p>
@@ -3893,79 +727,7 @@
                 <w:sz w:val="18"/>
                 <w:szCs w:val="18"/>
               </w:rPr>
-              <w:t>－</w:t>
-            </w:r>
-            <w:r>
-              <w:rPr>
-                <w:rFonts w:ascii="바탕" w:eastAsia="바탕" w:hAnsi="바탕" w:cs="바탕"/>
-                <w:color w:val="000000"/>
-                <w:sz w:val="18"/>
-                <w:szCs w:val="18"/>
-              </w:rPr>
-              <w:t xml:space="preserve"> </w:t>
-            </w:r>
-            <w:r>
-              <w:rPr>
-                <w:rFonts w:ascii="바탕" w:eastAsia="바탕" w:hAnsi="바탕" w:cs="바탕"/>
-                <w:color w:val="000000"/>
-                <w:sz w:val="18"/>
-                <w:szCs w:val="18"/>
-              </w:rPr>
-              <w:t>시스템</w:t>
-            </w:r>
-            <w:r>
-              <w:rPr>
-                <w:rFonts w:ascii="바탕" w:eastAsia="바탕" w:hAnsi="바탕" w:cs="바탕"/>
-                <w:color w:val="000000"/>
-                <w:sz w:val="18"/>
-                <w:szCs w:val="18"/>
-              </w:rPr>
-              <w:t xml:space="preserve"> </w:t>
-            </w:r>
-            <w:r>
-              <w:rPr>
-                <w:rFonts w:ascii="바탕" w:eastAsia="바탕" w:hAnsi="바탕" w:cs="바탕"/>
-                <w:color w:val="000000"/>
-                <w:sz w:val="18"/>
-                <w:szCs w:val="18"/>
-              </w:rPr>
-              <w:t>설계</w:t>
-            </w:r>
-            <w:r>
-              <w:rPr>
-                <w:rFonts w:ascii="바탕" w:eastAsia="바탕" w:hAnsi="바탕" w:cs="바탕"/>
-                <w:color w:val="000000"/>
-                <w:sz w:val="18"/>
-                <w:szCs w:val="18"/>
-              </w:rPr>
-              <w:t xml:space="preserve"> </w:t>
-            </w:r>
-            <w:r>
-              <w:rPr>
-                <w:rFonts w:ascii="바탕" w:eastAsia="바탕" w:hAnsi="바탕" w:cs="바탕"/>
-                <w:color w:val="000000"/>
-                <w:sz w:val="18"/>
-                <w:szCs w:val="18"/>
-              </w:rPr>
-              <w:t>및</w:t>
-            </w:r>
-            <w:r>
-              <w:rPr>
-                <w:rFonts w:ascii="바탕" w:eastAsia="바탕" w:hAnsi="바탕" w:cs="바탕"/>
-                <w:color w:val="000000"/>
-                <w:sz w:val="18"/>
-                <w:szCs w:val="18"/>
-              </w:rPr>
-              <w:t xml:space="preserve"> </w:t>
-            </w:r>
-            <w:r>
-              <w:rPr>
-                <w:rFonts w:ascii="바탕" w:eastAsia="바탕" w:hAnsi="바탕" w:cs="바탕"/>
-                <w:color w:val="000000"/>
-                <w:sz w:val="18"/>
-                <w:szCs w:val="18"/>
-              </w:rPr>
-              <w:t>구현</w:t>
+              <w:t>－ 시스템 설계 및 구현</w:t>
             </w:r>
           </w:p>
           <w:p>
@@ -3980,151 +742,7 @@
                 <w:sz w:val="18"/>
                 <w:szCs w:val="18"/>
               </w:rPr>
-              <w:t>본</w:t>
-            </w:r>
-            <w:r>
-              <w:rPr>
-                <w:rFonts w:ascii="바탕" w:eastAsia="바탕" w:hAnsi="바탕" w:cs="바탕"/>
-                <w:color w:val="000000"/>
-                <w:sz w:val="18"/>
-                <w:szCs w:val="18"/>
-              </w:rPr>
-              <w:t xml:space="preserve"> </w:t>
-            </w:r>
-            <w:r>
-              <w:rPr>
-                <w:rFonts w:ascii="바탕" w:eastAsia="바탕" w:hAnsi="바탕" w:cs="바탕"/>
-                <w:color w:val="000000"/>
-                <w:sz w:val="18"/>
-                <w:szCs w:val="18"/>
-              </w:rPr>
-              <w:t>시스템은</w:t>
-            </w:r>
-            <w:r>
-              <w:rPr>
-                <w:rFonts w:ascii="바탕" w:eastAsia="바탕" w:hAnsi="바탕" w:cs="바탕"/>
-                <w:color w:val="000000"/>
-                <w:sz w:val="18"/>
-                <w:szCs w:val="18"/>
-              </w:rPr>
-              <w:t xml:space="preserve"> GPT-4o-mini(LLM), text-embedding-3-large(</w:t>
-            </w:r>
-            <w:r>
-              <w:rPr>
-                <w:rFonts w:ascii="바탕" w:eastAsia="바탕" w:hAnsi="바탕" w:cs="바탕"/>
-                <w:color w:val="000000"/>
-                <w:sz w:val="18"/>
-                <w:szCs w:val="18"/>
-              </w:rPr>
-              <w:t>임베딩</w:t>
-            </w:r>
-            <w:r>
-              <w:rPr>
-                <w:rFonts w:ascii="바탕" w:eastAsia="바탕" w:hAnsi="바탕" w:cs="바탕"/>
-                <w:color w:val="000000"/>
-                <w:sz w:val="18"/>
-                <w:szCs w:val="18"/>
-              </w:rPr>
-              <w:t>), FAISS(</w:t>
-            </w:r>
-            <w:r>
-              <w:rPr>
-                <w:rFonts w:ascii="바탕" w:eastAsia="바탕" w:hAnsi="바탕" w:cs="바탕"/>
-                <w:color w:val="000000"/>
-                <w:sz w:val="18"/>
-                <w:szCs w:val="18"/>
-              </w:rPr>
-              <w:t>벡터</w:t>
-            </w:r>
-            <w:r>
-              <w:rPr>
-                <w:rFonts w:ascii="바탕" w:eastAsia="바탕" w:hAnsi="바탕" w:cs="바탕"/>
-                <w:color w:val="000000"/>
-                <w:sz w:val="18"/>
-                <w:szCs w:val="18"/>
-              </w:rPr>
-              <w:t xml:space="preserve"> DB), Lang</w:t>
-            </w:r>
-            <w:r>
-              <w:rPr>
-                <w:rFonts w:ascii="바탕" w:eastAsia="바탕" w:hAnsi="바탕" w:cs="바탕"/>
-                <w:color w:val="000000"/>
-                <w:sz w:val="18"/>
-                <w:szCs w:val="18"/>
-              </w:rPr>
-              <w:t>Chain(</w:t>
-            </w:r>
-            <w:r>
-              <w:rPr>
-                <w:rFonts w:ascii="바탕" w:eastAsia="바탕" w:hAnsi="바탕" w:cs="바탕"/>
-                <w:color w:val="000000"/>
-                <w:sz w:val="18"/>
-                <w:szCs w:val="18"/>
-              </w:rPr>
-              <w:t>파이프라인</w:t>
-            </w:r>
-            <w:r>
-              <w:rPr>
-                <w:rFonts w:ascii="바탕" w:eastAsia="바탕" w:hAnsi="바탕" w:cs="바탕"/>
-                <w:color w:val="000000"/>
-                <w:sz w:val="18"/>
-                <w:szCs w:val="18"/>
-              </w:rPr>
-              <w:t>), Streamlit(UI), RAGAS v0.2(</w:t>
-            </w:r>
-            <w:r>
-              <w:rPr>
-                <w:rFonts w:ascii="바탕" w:eastAsia="바탕" w:hAnsi="바탕" w:cs="바탕"/>
-                <w:color w:val="000000"/>
-                <w:sz w:val="18"/>
-                <w:szCs w:val="18"/>
-              </w:rPr>
-              <w:t>평가</w:t>
-            </w:r>
-            <w:r>
-              <w:rPr>
-                <w:rFonts w:ascii="바탕" w:eastAsia="바탕" w:hAnsi="바탕" w:cs="바탕"/>
-                <w:color w:val="000000"/>
-                <w:sz w:val="18"/>
-                <w:szCs w:val="18"/>
-              </w:rPr>
-              <w:t>)</w:t>
-            </w:r>
-            <w:r>
-              <w:rPr>
-                <w:rFonts w:ascii="바탕" w:eastAsia="바탕" w:hAnsi="바탕" w:cs="바탕"/>
-                <w:color w:val="000000"/>
-                <w:sz w:val="18"/>
-                <w:szCs w:val="18"/>
-              </w:rPr>
-              <w:t>로</w:t>
-            </w:r>
-            <w:r>
-              <w:rPr>
-                <w:rFonts w:ascii="바탕" w:eastAsia="바탕" w:hAnsi="바탕" w:cs="바탕"/>
-                <w:color w:val="000000"/>
-                <w:sz w:val="18"/>
-                <w:szCs w:val="18"/>
-              </w:rPr>
-              <w:t xml:space="preserve"> </w:t>
-            </w:r>
-            <w:r>
-              <w:rPr>
-                <w:rFonts w:ascii="바탕" w:eastAsia="바탕" w:hAnsi="바탕" w:cs="바탕"/>
-                <w:color w:val="000000"/>
-                <w:sz w:val="18"/>
-                <w:szCs w:val="18"/>
-              </w:rPr>
-              <w:t>구성된다</w:t>
-            </w:r>
-            <w:r>
-              <w:rPr>
-                <w:rFonts w:ascii="바탕" w:eastAsia="바탕" w:hAnsi="바탕" w:cs="바탕"/>
-                <w:color w:val="000000"/>
-                <w:sz w:val="18"/>
-                <w:szCs w:val="18"/>
-              </w:rPr>
-              <w:t>.</w:t>
+              <w:t>본 시스템은 GPT-4o-mini(LLM), text-embedding-3-large(임베딩), FAISS(벡터 DB), LangChain(파이프라인), Streamlit(UI), RAGAS v0.2(평가)로 구성된다.</w:t>
             </w:r>
           </w:p>
         </w:tc>
@@ -4160,115 +778,7 @@
                 <w:sz w:val="18"/>
                 <w:szCs w:val="18"/>
               </w:rPr>
-              <w:t>－</w:t>
-            </w:r>
-            <w:r>
-              <w:rPr>
-                <w:rFonts w:ascii="바탕" w:eastAsia="바탕" w:hAnsi="바탕" w:cs="바탕"/>
-                <w:color w:val="000000"/>
-                <w:sz w:val="18"/>
-                <w:szCs w:val="18"/>
-              </w:rPr>
-              <w:t xml:space="preserve"> </w:t>
-            </w:r>
-            <w:r>
-              <w:rPr>
-                <w:rFonts w:ascii="바탕" w:eastAsia="바탕" w:hAnsi="바탕" w:cs="바탕"/>
-                <w:color w:val="000000"/>
-                <w:sz w:val="18"/>
-                <w:szCs w:val="18"/>
-              </w:rPr>
-              <w:t>본</w:t>
-            </w:r>
-            <w:r>
-              <w:rPr>
-                <w:rFonts w:ascii="바탕" w:eastAsia="바탕" w:hAnsi="바탕" w:cs="바탕"/>
-                <w:color w:val="000000"/>
-                <w:sz w:val="18"/>
-                <w:szCs w:val="18"/>
-              </w:rPr>
-              <w:t xml:space="preserve"> </w:t>
-            </w:r>
-            <w:r>
-              <w:rPr>
-                <w:rFonts w:ascii="바탕" w:eastAsia="바탕" w:hAnsi="바탕" w:cs="바탕"/>
-                <w:color w:val="000000"/>
-                <w:sz w:val="18"/>
-                <w:szCs w:val="18"/>
-              </w:rPr>
-              <w:t>주제의</w:t>
-            </w:r>
-            <w:r>
-              <w:rPr>
-                <w:rFonts w:ascii="바탕" w:eastAsia="바탕" w:hAnsi="바탕" w:cs="바탕"/>
-                <w:color w:val="000000"/>
-                <w:sz w:val="18"/>
-                <w:szCs w:val="18"/>
-              </w:rPr>
-              <w:t xml:space="preserve"> </w:t>
-            </w:r>
-            <w:r>
-              <w:rPr>
-                <w:rFonts w:ascii="바탕" w:eastAsia="바탕" w:hAnsi="바탕" w:cs="바탕"/>
-                <w:color w:val="000000"/>
-                <w:sz w:val="18"/>
-                <w:szCs w:val="18"/>
-              </w:rPr>
-              <w:t>향후</w:t>
-            </w:r>
-            <w:r>
-              <w:rPr>
-                <w:rFonts w:ascii="바탕" w:eastAsia="바탕" w:hAnsi="바탕" w:cs="바탕"/>
-                <w:color w:val="000000"/>
-                <w:sz w:val="18"/>
-                <w:szCs w:val="18"/>
-              </w:rPr>
-              <w:t xml:space="preserve"> </w:t>
-            </w:r>
-            <w:r>
-              <w:rPr>
-                <w:rFonts w:ascii="바탕" w:eastAsia="바탕" w:hAnsi="바탕" w:cs="바탕"/>
-                <w:color w:val="000000"/>
-                <w:sz w:val="18"/>
-                <w:szCs w:val="18"/>
-              </w:rPr>
-              <w:t>연구</w:t>
-            </w:r>
-            <w:r>
-              <w:rPr>
-                <w:rFonts w:ascii="바탕" w:eastAsia="바탕" w:hAnsi="바탕" w:cs="바탕"/>
-                <w:color w:val="000000"/>
-                <w:sz w:val="18"/>
-                <w:szCs w:val="18"/>
-              </w:rPr>
-              <w:t>(</w:t>
-            </w:r>
-            <w:r>
-              <w:rPr>
-                <w:rFonts w:ascii="바탕" w:eastAsia="바탕" w:hAnsi="바탕" w:cs="바탕"/>
-                <w:color w:val="000000"/>
-                <w:sz w:val="18"/>
-                <w:szCs w:val="18"/>
-              </w:rPr>
-              <w:t>보완</w:t>
-            </w:r>
-            <w:r>
-              <w:rPr>
-                <w:rFonts w:ascii="바탕" w:eastAsia="바탕" w:hAnsi="바탕" w:cs="바탕"/>
-                <w:color w:val="000000"/>
-                <w:sz w:val="18"/>
-                <w:szCs w:val="18"/>
-              </w:rPr>
-              <w:t xml:space="preserve">) </w:t>
-            </w:r>
-            <w:r>
-              <w:rPr>
-                <w:rFonts w:ascii="바탕" w:eastAsia="바탕" w:hAnsi="바탕" w:cs="바탕"/>
-                <w:color w:val="000000"/>
-                <w:sz w:val="18"/>
-                <w:szCs w:val="18"/>
-              </w:rPr>
-              <w:t>계획</w:t>
+              <w:t>－ 본 주제의 향후 연구(보완) 계획</w:t>
             </w:r>
           </w:p>
           <w:p>
@@ -4292,133 +802,7 @@
                 <w:sz w:val="18"/>
                 <w:szCs w:val="18"/>
               </w:rPr>
-              <w:t xml:space="preserve"> </w:t>
-            </w:r>
-            <w:r>
-              <w:rPr>
-                <w:rFonts w:ascii="바탕" w:eastAsia="바탕" w:hAnsi="바탕" w:cs="바탕"/>
-                <w:color w:val="000000"/>
-                <w:sz w:val="18"/>
-                <w:szCs w:val="18"/>
-              </w:rPr>
-              <w:t>실제</w:t>
-            </w:r>
-            <w:r>
-              <w:rPr>
-                <w:rFonts w:ascii="바탕" w:eastAsia="바탕" w:hAnsi="바탕" w:cs="바탕"/>
-                <w:color w:val="000000"/>
-                <w:sz w:val="18"/>
-                <w:szCs w:val="18"/>
-              </w:rPr>
-              <w:t xml:space="preserve"> </w:t>
-            </w:r>
-            <w:r>
-              <w:rPr>
-                <w:rFonts w:ascii="바탕" w:eastAsia="바탕" w:hAnsi="바탕" w:cs="바탕"/>
-                <w:color w:val="000000"/>
-                <w:sz w:val="18"/>
-                <w:szCs w:val="18"/>
-              </w:rPr>
-              <w:t>법률</w:t>
-            </w:r>
-            <w:r>
-              <w:rPr>
-                <w:rFonts w:ascii="바탕" w:eastAsia="바탕" w:hAnsi="바탕" w:cs="바탕"/>
-                <w:color w:val="000000"/>
-                <w:sz w:val="18"/>
-                <w:szCs w:val="18"/>
-              </w:rPr>
-              <w:t xml:space="preserve"> PDF </w:t>
-            </w:r>
-            <w:r>
-              <w:rPr>
-                <w:rFonts w:ascii="바탕" w:eastAsia="바탕" w:hAnsi="바탕" w:cs="바탕"/>
-                <w:color w:val="000000"/>
-                <w:sz w:val="18"/>
-                <w:szCs w:val="18"/>
-              </w:rPr>
-              <w:t>업로드를</w:t>
-            </w:r>
-            <w:r>
-              <w:rPr>
-                <w:rFonts w:ascii="바탕" w:eastAsia="바탕" w:hAnsi="바탕" w:cs="바탕"/>
-                <w:color w:val="000000"/>
-                <w:sz w:val="18"/>
-                <w:szCs w:val="18"/>
-              </w:rPr>
-              <w:t xml:space="preserve"> </w:t>
-            </w:r>
-            <w:r>
-              <w:rPr>
-                <w:rFonts w:ascii="바탕" w:eastAsia="바탕" w:hAnsi="바탕" w:cs="바탕"/>
-                <w:color w:val="000000"/>
-                <w:sz w:val="18"/>
-                <w:szCs w:val="18"/>
-              </w:rPr>
-              <w:t>통한</w:t>
-            </w:r>
-            <w:r>
-              <w:rPr>
-                <w:rFonts w:ascii="바탕" w:eastAsia="바탕" w:hAnsi="바탕" w:cs="바탕"/>
-                <w:color w:val="000000"/>
-                <w:sz w:val="18"/>
-                <w:szCs w:val="18"/>
-              </w:rPr>
-              <w:t xml:space="preserve"> </w:t>
-            </w:r>
-            <w:r>
-              <w:rPr>
-                <w:rFonts w:ascii="바탕" w:eastAsia="바탕" w:hAnsi="바탕" w:cs="바탕"/>
-                <w:color w:val="000000"/>
-                <w:sz w:val="18"/>
-                <w:szCs w:val="18"/>
-              </w:rPr>
-              <w:t>도메인별</w:t>
-            </w:r>
-            <w:r>
-              <w:rPr>
-                <w:rFonts w:ascii="바탕" w:eastAsia="바탕" w:hAnsi="바탕" w:cs="바탕"/>
-                <w:color w:val="000000"/>
-                <w:sz w:val="18"/>
-                <w:szCs w:val="18"/>
-              </w:rPr>
-              <w:t xml:space="preserve"> </w:t>
-            </w:r>
-            <w:r>
-              <w:rPr>
-                <w:rFonts w:ascii="바탕" w:eastAsia="바탕" w:hAnsi="바탕" w:cs="바탕"/>
-                <w:color w:val="000000"/>
-                <w:sz w:val="18"/>
-                <w:szCs w:val="18"/>
-              </w:rPr>
-              <w:t>벡터</w:t>
-            </w:r>
-            <w:r>
-              <w:rPr>
-                <w:rFonts w:ascii="바탕" w:eastAsia="바탕" w:hAnsi="바탕" w:cs="바탕"/>
-                <w:color w:val="000000"/>
-                <w:sz w:val="18"/>
-                <w:szCs w:val="18"/>
-              </w:rPr>
-              <w:t xml:space="preserve"> DB </w:t>
-            </w:r>
-            <w:r>
-              <w:rPr>
-                <w:rFonts w:ascii="바탕" w:eastAsia="바탕" w:hAnsi="바탕" w:cs="바탕"/>
-                <w:color w:val="000000"/>
-                <w:sz w:val="18"/>
-                <w:szCs w:val="18"/>
-              </w:rPr>
-              <w:t>구축</w:t>
-            </w:r>
-            <w:r>
-              <w:rPr>
-                <w:rFonts w:ascii="바탕" w:eastAsia="바탕" w:hAnsi="바탕" w:cs="바탕"/>
-                <w:color w:val="000000"/>
-                <w:sz w:val="18"/>
-                <w:szCs w:val="18"/>
-              </w:rPr>
-              <w:t xml:space="preserve">, </w:t>
+              <w:t xml:space="preserve"> 실제 법률 PDF 업로드를 통한 도메인별 벡터 DB 구축, </w:t>
             </w:r>
             <w:r>
               <w:rPr>
@@ -4436,61 +820,7 @@
                 <w:sz w:val="18"/>
                 <w:szCs w:val="18"/>
               </w:rPr>
-              <w:t xml:space="preserve"> Query Rewriting </w:t>
-            </w:r>
-            <w:r>
-              <w:rPr>
-                <w:rFonts w:ascii="바탕" w:eastAsia="바탕" w:hAnsi="바탕" w:cs="바탕"/>
-                <w:color w:val="000000"/>
-                <w:sz w:val="18"/>
-                <w:szCs w:val="18"/>
-              </w:rPr>
-              <w:t>기법</w:t>
-            </w:r>
-            <w:r>
-              <w:rPr>
-                <w:rFonts w:ascii="바탕" w:eastAsia="바탕" w:hAnsi="바탕" w:cs="바탕"/>
-                <w:color w:val="000000"/>
-                <w:sz w:val="18"/>
-                <w:szCs w:val="18"/>
-              </w:rPr>
-              <w:t xml:space="preserve"> </w:t>
-            </w:r>
-            <w:r>
-              <w:rPr>
-                <w:rFonts w:ascii="바탕" w:eastAsia="바탕" w:hAnsi="바탕" w:cs="바탕"/>
-                <w:color w:val="000000"/>
-                <w:sz w:val="18"/>
-                <w:szCs w:val="18"/>
-              </w:rPr>
-              <w:t>적용으로</w:t>
-            </w:r>
-            <w:r>
-              <w:rPr>
-                <w:rFonts w:ascii="바탕" w:eastAsia="바탕" w:hAnsi="바탕" w:cs="바탕"/>
-                <w:color w:val="000000"/>
-                <w:sz w:val="18"/>
-                <w:szCs w:val="18"/>
-              </w:rPr>
-              <w:t xml:space="preserve"> Context Precision </w:t>
-            </w:r>
-            <w:r>
-              <w:rPr>
-                <w:rFonts w:ascii="바탕" w:eastAsia="바탕" w:hAnsi="바탕" w:cs="바탕"/>
-                <w:color w:val="000000"/>
-                <w:sz w:val="18"/>
-                <w:szCs w:val="18"/>
-              </w:rPr>
-              <w:t>개선</w:t>
-            </w:r>
-            <w:r>
-              <w:rPr>
-                <w:rFonts w:ascii="바탕" w:eastAsia="바탕" w:hAnsi="바탕" w:cs="바탕"/>
-                <w:color w:val="000000"/>
-                <w:sz w:val="18"/>
-                <w:szCs w:val="18"/>
-              </w:rPr>
-              <w:t xml:space="preserve">, </w:t>
+              <w:t xml:space="preserve"> Query Rewriting 기법 적용으로 Context Precision 개선, </w:t>
             </w:r>
             <w:r>
               <w:rPr>
@@ -4508,115 +838,7 @@
                 <w:sz w:val="18"/>
                 <w:szCs w:val="18"/>
               </w:rPr>
-              <w:t xml:space="preserve"> LangSmith </w:t>
-            </w:r>
-            <w:r>
-              <w:rPr>
-                <w:rFonts w:ascii="바탕" w:eastAsia="바탕" w:hAnsi="바탕" w:cs="바탕"/>
-                <w:color w:val="000000"/>
-                <w:sz w:val="18"/>
-                <w:szCs w:val="18"/>
-              </w:rPr>
-              <w:t>연동을</w:t>
-            </w:r>
-            <w:r>
-              <w:rPr>
-                <w:rFonts w:ascii="바탕" w:eastAsia="바탕" w:hAnsi="바탕" w:cs="바탕"/>
-                <w:color w:val="000000"/>
-                <w:sz w:val="18"/>
-                <w:szCs w:val="18"/>
-              </w:rPr>
-              <w:t xml:space="preserve"> </w:t>
-            </w:r>
-            <w:r>
-              <w:rPr>
-                <w:rFonts w:ascii="바탕" w:eastAsia="바탕" w:hAnsi="바탕" w:cs="바탕"/>
-                <w:color w:val="000000"/>
-                <w:sz w:val="18"/>
-                <w:szCs w:val="18"/>
-              </w:rPr>
-              <w:t>통한</w:t>
-            </w:r>
-            <w:r>
-              <w:rPr>
-                <w:rFonts w:ascii="바탕" w:eastAsia="바탕" w:hAnsi="바탕" w:cs="바탕"/>
-                <w:color w:val="000000"/>
-                <w:sz w:val="18"/>
-                <w:szCs w:val="18"/>
-              </w:rPr>
-              <w:t xml:space="preserve"> </w:t>
-            </w:r>
-            <w:r>
-              <w:rPr>
-                <w:rFonts w:ascii="바탕" w:eastAsia="바탕" w:hAnsi="바탕" w:cs="바탕"/>
-                <w:color w:val="000000"/>
-                <w:sz w:val="18"/>
-                <w:szCs w:val="18"/>
-              </w:rPr>
-              <w:t>지속적</w:t>
-            </w:r>
-            <w:r>
-              <w:rPr>
-                <w:rFonts w:ascii="바탕" w:eastAsia="바탕" w:hAnsi="바탕" w:cs="바탕"/>
-                <w:color w:val="000000"/>
-                <w:sz w:val="18"/>
-                <w:szCs w:val="18"/>
-              </w:rPr>
-              <w:t xml:space="preserve"> </w:t>
-            </w:r>
-            <w:r>
-              <w:rPr>
-                <w:rFonts w:ascii="바탕" w:eastAsia="바탕" w:hAnsi="바탕" w:cs="바탕"/>
-                <w:color w:val="000000"/>
-                <w:sz w:val="18"/>
-                <w:szCs w:val="18"/>
-              </w:rPr>
-              <w:t>성능</w:t>
-            </w:r>
-            <w:r>
-              <w:rPr>
-                <w:rFonts w:ascii="바탕" w:eastAsia="바탕" w:hAnsi="바탕" w:cs="바탕"/>
-                <w:color w:val="000000"/>
-                <w:sz w:val="18"/>
-                <w:szCs w:val="18"/>
-              </w:rPr>
-              <w:t xml:space="preserve"> </w:t>
-            </w:r>
-            <w:r>
-              <w:rPr>
-                <w:rFonts w:ascii="바탕" w:eastAsia="바탕" w:hAnsi="바탕" w:cs="바탕"/>
-                <w:color w:val="000000"/>
-                <w:sz w:val="18"/>
-                <w:szCs w:val="18"/>
-              </w:rPr>
-              <w:t>추적을</w:t>
-            </w:r>
-            <w:r>
-              <w:rPr>
-                <w:rFonts w:ascii="바탕" w:eastAsia="바탕" w:hAnsi="바탕" w:cs="바탕"/>
-                <w:color w:val="000000"/>
-                <w:sz w:val="18"/>
-                <w:szCs w:val="18"/>
-              </w:rPr>
-              <w:t xml:space="preserve"> </w:t>
-            </w:r>
-            <w:r>
-              <w:rPr>
-                <w:rFonts w:ascii="바탕" w:eastAsia="바탕" w:hAnsi="바탕" w:cs="바탕"/>
-                <w:color w:val="000000"/>
-                <w:sz w:val="18"/>
-                <w:szCs w:val="18"/>
-              </w:rPr>
-              <w:t>계획한다</w:t>
-            </w:r>
-            <w:r>
-              <w:rPr>
-                <w:rFonts w:ascii="바탕" w:eastAsia="바탕" w:hAnsi="바탕" w:cs="바탕"/>
-                <w:color w:val="000000"/>
-                <w:sz w:val="18"/>
-                <w:szCs w:val="18"/>
-              </w:rPr>
-              <w:t>.</w:t>
+              <w:t xml:space="preserve"> LangSmith 연동을 통한 지속적 성능 추적을 계획한다.</w:t>
             </w:r>
           </w:p>
           <w:p>
@@ -4654,25 +876,7 @@
                 <w:sz w:val="18"/>
                 <w:szCs w:val="18"/>
               </w:rPr>
-              <w:t>－</w:t>
-            </w:r>
-            <w:r>
-              <w:rPr>
-                <w:rFonts w:ascii="바탕" w:eastAsia="바탕" w:hAnsi="바탕" w:cs="바탕"/>
-                <w:color w:val="000000"/>
-                <w:sz w:val="18"/>
-                <w:szCs w:val="18"/>
-              </w:rPr>
-              <w:t xml:space="preserve"> Self-RAG </w:t>
-            </w:r>
-            <w:r>
-              <w:rPr>
-                <w:rFonts w:ascii="바탕" w:eastAsia="바탕" w:hAnsi="바탕" w:cs="바탕"/>
-                <w:color w:val="000000"/>
-                <w:sz w:val="18"/>
-                <w:szCs w:val="18"/>
-              </w:rPr>
-              <w:t>파이프라인</w:t>
+              <w:t>－ Self-RAG 파이프라인</w:t>
             </w:r>
           </w:p>
         </w:tc>
@@ -4736,43 +940,7 @@
                 <w:sz w:val="18"/>
                 <w:szCs w:val="18"/>
               </w:rPr>
-              <w:t>6</w:t>
-            </w:r>
-            <w:r>
-              <w:rPr>
-                <w:rFonts w:ascii="바탕" w:eastAsia="바탕" w:hAnsi="바탕" w:cs="바탕"/>
-                <w:color w:val="000000"/>
-                <w:sz w:val="18"/>
-                <w:szCs w:val="18"/>
-              </w:rPr>
-              <w:t>단계</w:t>
-            </w:r>
-            <w:r>
-              <w:rPr>
-                <w:rFonts w:ascii="바탕" w:eastAsia="바탕" w:hAnsi="바탕" w:cs="바탕"/>
-                <w:color w:val="000000"/>
-                <w:sz w:val="18"/>
-                <w:szCs w:val="18"/>
-              </w:rPr>
-              <w:t xml:space="preserve"> </w:t>
-            </w:r>
-            <w:r>
-              <w:rPr>
-                <w:rFonts w:ascii="바탕" w:eastAsia="바탕" w:hAnsi="바탕" w:cs="바탕"/>
-                <w:color w:val="000000"/>
-                <w:sz w:val="18"/>
-                <w:szCs w:val="18"/>
-              </w:rPr>
-              <w:t>파이프라인</w:t>
-            </w:r>
-            <w:r>
-              <w:rPr>
-                <w:rFonts w:ascii="바탕" w:eastAsia="바탕" w:hAnsi="바탕" w:cs="바탕"/>
-                <w:color w:val="000000"/>
-                <w:sz w:val="18"/>
-                <w:szCs w:val="18"/>
-              </w:rPr>
-              <w:t xml:space="preserve">: </w:t>
+              <w:t xml:space="preserve">6단계 파이프라인: </w:t>
             </w:r>
             <w:r>
               <w:rPr>
@@ -4790,25 +958,7 @@
                 <w:sz w:val="18"/>
                 <w:szCs w:val="18"/>
               </w:rPr>
-              <w:t xml:space="preserve"> Retrieve </w:t>
-            </w:r>
-            <w:r>
-              <w:rPr>
-                <w:rFonts w:ascii="바탕" w:eastAsia="바탕" w:hAnsi="바탕" w:cs="바탕"/>
-                <w:color w:val="000000"/>
-                <w:sz w:val="18"/>
-                <w:szCs w:val="18"/>
-              </w:rPr>
-              <w:t>판단</w:t>
-            </w:r>
-            <w:r>
-              <w:rPr>
-                <w:rFonts w:ascii="바탕" w:eastAsia="바탕" w:hAnsi="바탕" w:cs="바탕"/>
-                <w:color w:val="000000"/>
-                <w:sz w:val="18"/>
-                <w:szCs w:val="18"/>
-              </w:rPr>
-              <w:t xml:space="preserve"> → </w:t>
+              <w:t xml:space="preserve"> Retrieve 판단 → </w:t>
             </w:r>
             <w:r>
               <w:rPr>
@@ -4826,25 +976,7 @@
                 <w:sz w:val="18"/>
                 <w:szCs w:val="18"/>
               </w:rPr>
-              <w:t xml:space="preserve"> FAISS </w:t>
-            </w:r>
-            <w:r>
-              <w:rPr>
-                <w:rFonts w:ascii="바탕" w:eastAsia="바탕" w:hAnsi="바탕" w:cs="바탕"/>
-                <w:color w:val="000000"/>
-                <w:sz w:val="18"/>
-                <w:szCs w:val="18"/>
-              </w:rPr>
-              <w:t>검색</w:t>
-            </w:r>
-            <w:r>
-              <w:rPr>
-                <w:rFonts w:ascii="바탕" w:eastAsia="바탕" w:hAnsi="바탕" w:cs="바탕"/>
-                <w:color w:val="000000"/>
-                <w:sz w:val="18"/>
-                <w:szCs w:val="18"/>
-              </w:rPr>
-              <w:t xml:space="preserve"> → </w:t>
+              <w:t xml:space="preserve"> FAISS 검색 → </w:t>
             </w:r>
             <w:r>
               <w:rPr>
@@ -4862,43 +994,7 @@
                 <w:sz w:val="18"/>
                 <w:szCs w:val="18"/>
               </w:rPr>
-              <w:t xml:space="preserve"> ISREL </w:t>
-            </w:r>
-            <w:r>
-              <w:rPr>
-                <w:rFonts w:ascii="바탕" w:eastAsia="바탕" w:hAnsi="바탕" w:cs="바탕"/>
-                <w:color w:val="000000"/>
-                <w:sz w:val="18"/>
-                <w:szCs w:val="18"/>
-              </w:rPr>
-              <w:t>관련성</w:t>
-            </w:r>
-            <w:r>
-              <w:rPr>
-                <w:rFonts w:ascii="바탕" w:eastAsia="바탕" w:hAnsi="바탕" w:cs="바탕"/>
-                <w:color w:val="000000"/>
-                <w:sz w:val="18"/>
-                <w:szCs w:val="18"/>
-              </w:rPr>
-              <w:t xml:space="preserve"> </w:t>
-            </w:r>
-            <w:r>
-              <w:rPr>
-                <w:rFonts w:ascii="바탕" w:eastAsia="바탕" w:hAnsi="바탕" w:cs="바탕"/>
-                <w:color w:val="000000"/>
-                <w:sz w:val="18"/>
-                <w:szCs w:val="18"/>
-              </w:rPr>
-              <w:t>필터</w:t>
-            </w:r>
-            <w:r>
-              <w:rPr>
-                <w:rFonts w:ascii="바탕" w:eastAsia="바탕" w:hAnsi="바탕" w:cs="바탕"/>
-                <w:color w:val="000000"/>
-                <w:sz w:val="18"/>
-                <w:szCs w:val="18"/>
-              </w:rPr>
-              <w:t xml:space="preserve"> → </w:t>
+              <w:t xml:space="preserve"> ISREL 관련성 필터 → </w:t>
             </w:r>
             <w:r>
               <w:rPr>
@@ -4908,6 +1004,42 @@
                 <w:szCs w:val="18"/>
               </w:rPr>
               <w:t>④</w:t>
+            </w:r>
+            <w:r>
+              <w:rPr>
+                <w:rFonts w:ascii="바탕" w:eastAsia="바탕" w:hAnsi="바탕" w:cs="바탕"/>
+                <w:color w:val="000000"/>
+                <w:sz w:val="18"/>
+                <w:szCs w:val="18"/>
+              </w:rPr>
+              <w:t xml:space="preserve"> 답변 생성 → </w:t>
+            </w:r>
+            <w:r>
+              <w:rPr>
+                <w:rFonts w:ascii="Segoe UI Symbol" w:eastAsia="Segoe UI Symbol" w:hAnsi="Segoe UI Symbol" w:cs="Segoe UI Symbol"/>
+                <w:color w:val="000000"/>
+                <w:sz w:val="18"/>
+                <w:szCs w:val="18"/>
+              </w:rPr>
+              <w:t>⑤</w:t>
+            </w:r>
+            <w:r>
+              <w:rPr>
+                <w:rFonts w:ascii="바탕" w:eastAsia="바탕" w:hAnsi="바탕" w:cs="바탕"/>
+                <w:color w:val="000000"/>
+                <w:sz w:val="18"/>
+                <w:szCs w:val="18"/>
+              </w:rPr>
+              <w:t xml:space="preserve"> ISSUP 지원도 평가 → </w:t>
+            </w:r>
+            <w:r>
+              <w:rPr>
+                <w:rFonts w:ascii="Segoe UI Symbol" w:eastAsia="Segoe UI Symbol" w:hAnsi="Segoe UI Symbol" w:cs="Segoe UI Symbol"/>
+                <w:color w:val="000000"/>
+                <w:sz w:val="18"/>
+                <w:szCs w:val="18"/>
+              </w:rPr>
+              <w:t>⑥</w:t>
             </w:r>
             <w:r>
               <w:rPr>
@@ -4926,232 +1058,7 @@
                 <w:szCs w:val="18"/>
               </w:rPr>
               <w:lastRenderedPageBreak/>
-              <w:t>답변</w:t>
-            </w:r>
-            <w:r>
-              <w:rPr>
-                <w:rFonts w:ascii="바탕" w:eastAsia="바탕" w:hAnsi="바탕" w:cs="바탕"/>
-                <w:color w:val="000000"/>
-                <w:sz w:val="18"/>
-                <w:szCs w:val="18"/>
-              </w:rPr>
-              <w:t xml:space="preserve"> </w:t>
-            </w:r>
-            <w:r>
-              <w:rPr>
-                <w:rFonts w:ascii="바탕" w:eastAsia="바탕" w:hAnsi="바탕" w:cs="바탕"/>
-                <w:color w:val="000000"/>
-                <w:sz w:val="18"/>
-                <w:szCs w:val="18"/>
-              </w:rPr>
-              <w:t>생성</w:t>
-            </w:r>
-            <w:r>
-              <w:rPr>
-                <w:rFonts w:ascii="바탕" w:eastAsia="바탕" w:hAnsi="바탕" w:cs="바탕"/>
-                <w:color w:val="000000"/>
-                <w:sz w:val="18"/>
-                <w:szCs w:val="18"/>
-              </w:rPr>
-              <w:t xml:space="preserve"> → </w:t>
-            </w:r>
-            <w:r>
-              <w:rPr>
-                <w:rFonts w:ascii="Segoe UI Symbol" w:eastAsia="Segoe UI Symbol" w:hAnsi="Segoe UI Symbol" w:cs="Segoe UI Symbol"/>
-                <w:color w:val="000000"/>
-                <w:sz w:val="18"/>
-                <w:szCs w:val="18"/>
-              </w:rPr>
-              <w:t>⑤</w:t>
-            </w:r>
-            <w:r>
-              <w:rPr>
-                <w:rFonts w:ascii="바탕" w:eastAsia="바탕" w:hAnsi="바탕" w:cs="바탕"/>
-                <w:color w:val="000000"/>
-                <w:sz w:val="18"/>
-                <w:szCs w:val="18"/>
-              </w:rPr>
-              <w:t xml:space="preserve"> ISSUP </w:t>
-            </w:r>
-            <w:r>
-              <w:rPr>
-                <w:rFonts w:ascii="바탕" w:eastAsia="바탕" w:hAnsi="바탕" w:cs="바탕"/>
-                <w:color w:val="000000"/>
-                <w:sz w:val="18"/>
-                <w:szCs w:val="18"/>
-              </w:rPr>
-              <w:t>지원도</w:t>
-            </w:r>
-            <w:r>
-              <w:rPr>
-                <w:rFonts w:ascii="바탕" w:eastAsia="바탕" w:hAnsi="바탕" w:cs="바탕"/>
-                <w:color w:val="000000"/>
-                <w:sz w:val="18"/>
-                <w:szCs w:val="18"/>
-              </w:rPr>
-              <w:t xml:space="preserve"> </w:t>
-            </w:r>
-            <w:r>
-              <w:rPr>
-                <w:rFonts w:ascii="바탕" w:eastAsia="바탕" w:hAnsi="바탕" w:cs="바탕"/>
-                <w:color w:val="000000"/>
-                <w:sz w:val="18"/>
-                <w:szCs w:val="18"/>
-              </w:rPr>
-              <w:t>평가</w:t>
-            </w:r>
-            <w:r>
-              <w:rPr>
-                <w:rFonts w:ascii="바탕" w:eastAsia="바탕" w:hAnsi="바탕" w:cs="바탕"/>
-                <w:color w:val="000000"/>
-                <w:sz w:val="18"/>
-                <w:szCs w:val="18"/>
-              </w:rPr>
-              <w:t xml:space="preserve"> → </w:t>
-            </w:r>
-            <w:r>
-              <w:rPr>
-                <w:rFonts w:ascii="Segoe UI Symbol" w:eastAsia="Segoe UI Symbol" w:hAnsi="Segoe UI Symbol" w:cs="Segoe UI Symbol"/>
-                <w:color w:val="000000"/>
-                <w:sz w:val="18"/>
-                <w:szCs w:val="18"/>
-              </w:rPr>
-              <w:t>⑥</w:t>
-            </w:r>
-            <w:r>
-              <w:rPr>
-                <w:rFonts w:ascii="바탕" w:eastAsia="바탕" w:hAnsi="바탕" w:cs="바탕"/>
-                <w:color w:val="000000"/>
-                <w:sz w:val="18"/>
-                <w:szCs w:val="18"/>
-              </w:rPr>
-              <w:t xml:space="preserve"> ISUSE </w:t>
-            </w:r>
-            <w:r>
-              <w:rPr>
-                <w:rFonts w:ascii="바탕" w:eastAsia="바탕" w:hAnsi="바탕" w:cs="바탕"/>
-                <w:color w:val="000000"/>
-                <w:sz w:val="18"/>
-                <w:szCs w:val="18"/>
-              </w:rPr>
-              <w:t>유용성</w:t>
-            </w:r>
-            <w:r>
-              <w:rPr>
-                <w:rFonts w:ascii="바탕" w:eastAsia="바탕" w:hAnsi="바탕" w:cs="바탕"/>
-                <w:color w:val="000000"/>
-                <w:sz w:val="18"/>
-                <w:szCs w:val="18"/>
-              </w:rPr>
-              <w:t xml:space="preserve"> </w:t>
-            </w:r>
-            <w:r>
-              <w:rPr>
-                <w:rFonts w:ascii="바탕" w:eastAsia="바탕" w:hAnsi="바탕" w:cs="바탕"/>
-                <w:color w:val="000000"/>
-                <w:sz w:val="18"/>
-                <w:szCs w:val="18"/>
-              </w:rPr>
-              <w:t>평가</w:t>
-            </w:r>
-            <w:r>
-              <w:rPr>
-                <w:rFonts w:ascii="바탕" w:eastAsia="바탕" w:hAnsi="바탕" w:cs="바탕"/>
-                <w:color w:val="000000"/>
-                <w:sz w:val="18"/>
-                <w:szCs w:val="18"/>
-              </w:rPr>
-              <w:t xml:space="preserve">. </w:t>
-            </w:r>
-            <w:r>
-              <w:rPr>
-                <w:rFonts w:ascii="바탕" w:eastAsia="바탕" w:hAnsi="바탕" w:cs="바탕"/>
-                <w:color w:val="000000"/>
-                <w:sz w:val="18"/>
-                <w:szCs w:val="18"/>
-              </w:rPr>
-              <w:t>각</w:t>
-            </w:r>
-            <w:r>
-              <w:rPr>
-                <w:rFonts w:ascii="바탕" w:eastAsia="바탕" w:hAnsi="바탕" w:cs="바탕"/>
-                <w:color w:val="000000"/>
-                <w:sz w:val="18"/>
-                <w:szCs w:val="18"/>
-              </w:rPr>
-              <w:t xml:space="preserve"> </w:t>
-            </w:r>
-            <w:r>
-              <w:rPr>
-                <w:rFonts w:ascii="바탕" w:eastAsia="바탕" w:hAnsi="바탕" w:cs="바탕"/>
-                <w:color w:val="000000"/>
-                <w:sz w:val="18"/>
-                <w:szCs w:val="18"/>
-              </w:rPr>
-              <w:t>단계는</w:t>
-            </w:r>
-            <w:r>
-              <w:rPr>
-                <w:rFonts w:ascii="바탕" w:eastAsia="바탕" w:hAnsi="바탕" w:cs="바탕"/>
-                <w:color w:val="000000"/>
-                <w:sz w:val="18"/>
-                <w:szCs w:val="18"/>
-              </w:rPr>
-              <w:t xml:space="preserve"> LangChain Pydantic </w:t>
-            </w:r>
-            <w:r>
-              <w:rPr>
-                <w:rFonts w:ascii="바탕" w:eastAsia="바탕" w:hAnsi="바탕" w:cs="바탕"/>
-                <w:color w:val="000000"/>
-                <w:sz w:val="18"/>
-                <w:szCs w:val="18"/>
-              </w:rPr>
-              <w:t>구조화</w:t>
-            </w:r>
-            <w:r>
-              <w:rPr>
-                <w:rFonts w:ascii="바탕" w:eastAsia="바탕" w:hAnsi="바탕" w:cs="바탕"/>
-                <w:color w:val="000000"/>
-                <w:sz w:val="18"/>
-                <w:szCs w:val="18"/>
-              </w:rPr>
-              <w:t xml:space="preserve"> </w:t>
-            </w:r>
-            <w:r>
-              <w:rPr>
-                <w:rFonts w:ascii="바탕" w:eastAsia="바탕" w:hAnsi="바탕" w:cs="바탕"/>
-                <w:color w:val="000000"/>
-                <w:sz w:val="18"/>
-                <w:szCs w:val="18"/>
-              </w:rPr>
-              <w:t>출력으로</w:t>
-            </w:r>
-            <w:r>
-              <w:rPr>
-                <w:rFonts w:ascii="바탕" w:eastAsia="바탕" w:hAnsi="바탕" w:cs="바탕"/>
-                <w:color w:val="000000"/>
-                <w:sz w:val="18"/>
-                <w:szCs w:val="18"/>
-              </w:rPr>
-              <w:t xml:space="preserve"> </w:t>
-            </w:r>
-            <w:r>
-              <w:rPr>
-                <w:rFonts w:ascii="바탕" w:eastAsia="바탕" w:hAnsi="바탕" w:cs="바탕"/>
-                <w:color w:val="000000"/>
-                <w:sz w:val="18"/>
-                <w:szCs w:val="18"/>
-              </w:rPr>
-              <w:t>처리된다</w:t>
-            </w:r>
-            <w:r>
-              <w:rPr>
-                <w:rFonts w:ascii="바탕" w:eastAsia="바탕" w:hAnsi="바탕" w:cs="바탕"/>
-                <w:color w:val="000000"/>
-                <w:sz w:val="18"/>
-                <w:szCs w:val="18"/>
-              </w:rPr>
-              <w:t>.</w:t>
+              <w:t>ISUSE 유용성 평가. 각 단계는 LangChain Pydantic 구조화 출력으로 처리된다.</w:t>
             </w:r>
           </w:p>
           <w:p>
@@ -5215,25 +1122,7 @@
                 <w:szCs w:val="18"/>
               </w:rPr>
               <w:lastRenderedPageBreak/>
-              <w:t>－</w:t>
-            </w:r>
-            <w:r>
-              <w:rPr>
-                <w:rFonts w:ascii="바탕" w:eastAsia="바탕" w:hAnsi="바탕" w:cs="바탕"/>
-                <w:color w:val="000000"/>
-                <w:sz w:val="18"/>
-                <w:szCs w:val="18"/>
-              </w:rPr>
-              <w:t xml:space="preserve"> Streamlit UI </w:t>
-            </w:r>
-            <w:r>
-              <w:rPr>
-                <w:rFonts w:ascii="바탕" w:eastAsia="바탕" w:hAnsi="바탕" w:cs="바탕"/>
-                <w:color w:val="000000"/>
-                <w:sz w:val="18"/>
-                <w:szCs w:val="18"/>
-              </w:rPr>
-              <w:t>구성</w:t>
+              <w:t>－ Streamlit UI 구성</w:t>
             </w:r>
           </w:p>
         </w:tc>
@@ -5291,502 +1180,7 @@
                 <w:sz w:val="18"/>
                 <w:szCs w:val="18"/>
               </w:rPr>
-              <w:t>사건</w:t>
-            </w:r>
-            <w:r>
-              <w:rPr>
-                <w:rFonts w:ascii="바탕" w:eastAsia="바탕" w:hAnsi="바탕" w:cs="바탕"/>
-                <w:color w:val="000000"/>
-                <w:sz w:val="18"/>
-                <w:szCs w:val="18"/>
-              </w:rPr>
-              <w:t xml:space="preserve"> </w:t>
-            </w:r>
-            <w:r>
-              <w:rPr>
-                <w:rFonts w:ascii="바탕" w:eastAsia="바탕" w:hAnsi="바탕" w:cs="바탕"/>
-                <w:color w:val="000000"/>
-                <w:sz w:val="18"/>
-                <w:szCs w:val="18"/>
-              </w:rPr>
-              <w:t>유형</w:t>
-            </w:r>
-            <w:r>
-              <w:rPr>
-                <w:rFonts w:ascii="바탕" w:eastAsia="바탕" w:hAnsi="바탕" w:cs="바탕"/>
-                <w:color w:val="000000"/>
-                <w:sz w:val="18"/>
-                <w:szCs w:val="18"/>
-              </w:rPr>
-              <w:t xml:space="preserve"> </w:t>
-            </w:r>
-            <w:r>
-              <w:rPr>
-                <w:rFonts w:ascii="바탕" w:eastAsia="바탕" w:hAnsi="바탕" w:cs="바탕"/>
-                <w:color w:val="000000"/>
-                <w:sz w:val="18"/>
-                <w:szCs w:val="18"/>
-              </w:rPr>
-              <w:t>빠른</w:t>
-            </w:r>
-            <w:r>
-              <w:rPr>
-                <w:rFonts w:ascii="바탕" w:eastAsia="바탕" w:hAnsi="바탕" w:cs="바탕"/>
-                <w:color w:val="000000"/>
-                <w:sz w:val="18"/>
-                <w:szCs w:val="18"/>
-              </w:rPr>
-              <w:t xml:space="preserve"> </w:t>
-            </w:r>
-            <w:r>
-              <w:rPr>
-                <w:rFonts w:ascii="바탕" w:eastAsia="바탕" w:hAnsi="바탕" w:cs="바탕"/>
-                <w:color w:val="000000"/>
-                <w:sz w:val="18"/>
-                <w:szCs w:val="18"/>
-              </w:rPr>
-              <w:t>선택</w:t>
-            </w:r>
-            <w:r>
-              <w:rPr>
-                <w:rFonts w:ascii="바탕" w:eastAsia="바탕" w:hAnsi="바탕" w:cs="바탕"/>
-                <w:color w:val="000000"/>
-                <w:sz w:val="18"/>
-                <w:szCs w:val="18"/>
-              </w:rPr>
-              <w:t xml:space="preserve"> </w:t>
-            </w:r>
-            <w:r>
-              <w:rPr>
-                <w:rFonts w:ascii="바탕" w:eastAsia="바탕" w:hAnsi="바탕" w:cs="바탕"/>
-                <w:color w:val="000000"/>
-                <w:sz w:val="18"/>
-                <w:szCs w:val="18"/>
-              </w:rPr>
-              <w:t>버튼</w:t>
-            </w:r>
-            <w:r>
-              <w:rPr>
-                <w:rFonts w:ascii="바탕" w:eastAsia="바탕" w:hAnsi="바탕" w:cs="바탕"/>
-                <w:color w:val="000000"/>
-                <w:sz w:val="18"/>
-                <w:szCs w:val="18"/>
-              </w:rPr>
-              <w:t xml:space="preserve"> 6</w:t>
-            </w:r>
-            <w:r>
-              <w:rPr>
-                <w:rFonts w:ascii="바탕" w:eastAsia="바탕" w:hAnsi="바탕" w:cs="바탕"/>
-                <w:color w:val="000000"/>
-                <w:sz w:val="18"/>
-                <w:szCs w:val="18"/>
-              </w:rPr>
-              <w:t>종</w:t>
-            </w:r>
-            <w:r>
-              <w:rPr>
-                <w:rFonts w:ascii="바탕" w:eastAsia="바탕" w:hAnsi="바탕" w:cs="바탕"/>
-                <w:color w:val="000000"/>
-                <w:sz w:val="18"/>
-                <w:szCs w:val="18"/>
-              </w:rPr>
-              <w:t>(</w:t>
-            </w:r>
-            <w:r>
-              <w:rPr>
-                <w:rFonts w:ascii="바탕" w:eastAsia="바탕" w:hAnsi="바탕" w:cs="바탕"/>
-                <w:color w:val="000000"/>
-                <w:sz w:val="18"/>
-                <w:szCs w:val="18"/>
-              </w:rPr>
-              <w:t>교통사고</w:t>
-            </w:r>
-            <w:r>
-              <w:rPr>
-                <w:rFonts w:ascii="바탕" w:eastAsia="바탕" w:hAnsi="바탕" w:cs="바탕"/>
-                <w:color w:val="000000"/>
-                <w:sz w:val="18"/>
-                <w:szCs w:val="18"/>
-              </w:rPr>
-              <w:t>·</w:t>
-            </w:r>
-            <w:r>
-              <w:rPr>
-                <w:rFonts w:ascii="바탕" w:eastAsia="바탕" w:hAnsi="바탕" w:cs="바탕"/>
-                <w:color w:val="000000"/>
-                <w:sz w:val="18"/>
-                <w:szCs w:val="18"/>
-              </w:rPr>
-              <w:t>임차인</w:t>
-            </w:r>
-            <w:r>
-              <w:rPr>
-                <w:rFonts w:ascii="바탕" w:eastAsia="바탕" w:hAnsi="바탕" w:cs="바탕"/>
-                <w:color w:val="000000"/>
-                <w:sz w:val="18"/>
-                <w:szCs w:val="18"/>
-              </w:rPr>
-              <w:t xml:space="preserve"> </w:t>
-            </w:r>
-            <w:r>
-              <w:rPr>
-                <w:rFonts w:ascii="바탕" w:eastAsia="바탕" w:hAnsi="바탕" w:cs="바탕"/>
-                <w:color w:val="000000"/>
-                <w:sz w:val="18"/>
-                <w:szCs w:val="18"/>
-              </w:rPr>
-              <w:t>분쟁</w:t>
-            </w:r>
-            <w:r>
-              <w:rPr>
-                <w:rFonts w:ascii="바탕" w:eastAsia="바탕" w:hAnsi="바탕" w:cs="바탕"/>
-                <w:color w:val="000000"/>
-                <w:sz w:val="18"/>
-                <w:szCs w:val="18"/>
-              </w:rPr>
-              <w:t>·</w:t>
-            </w:r>
-            <w:r>
-              <w:rPr>
-                <w:rFonts w:ascii="바탕" w:eastAsia="바탕" w:hAnsi="바탕" w:cs="바탕"/>
-                <w:color w:val="000000"/>
-                <w:sz w:val="18"/>
-                <w:szCs w:val="18"/>
-              </w:rPr>
-              <w:t>부당해고</w:t>
-            </w:r>
-            <w:r>
-              <w:rPr>
-                <w:rFonts w:ascii="바탕" w:eastAsia="바탕" w:hAnsi="바탕" w:cs="바탕"/>
-                <w:color w:val="000000"/>
-                <w:sz w:val="18"/>
-                <w:szCs w:val="18"/>
-              </w:rPr>
-              <w:t>·</w:t>
-            </w:r>
-            <w:r>
-              <w:rPr>
-                <w:rFonts w:ascii="바탕" w:eastAsia="바탕" w:hAnsi="바탕" w:cs="바탕"/>
-                <w:color w:val="000000"/>
-                <w:sz w:val="18"/>
-                <w:szCs w:val="18"/>
-              </w:rPr>
-              <w:t>사기</w:t>
-            </w:r>
-            <w:r>
-              <w:rPr>
-                <w:rFonts w:ascii="바탕" w:eastAsia="바탕" w:hAnsi="바탕" w:cs="바탕"/>
-                <w:color w:val="000000"/>
-                <w:sz w:val="18"/>
-                <w:szCs w:val="18"/>
-              </w:rPr>
-              <w:t xml:space="preserve"> </w:t>
-            </w:r>
-            <w:r>
-              <w:rPr>
-                <w:rFonts w:ascii="바탕" w:eastAsia="바탕" w:hAnsi="바탕" w:cs="바탕"/>
-                <w:color w:val="000000"/>
-                <w:sz w:val="18"/>
-                <w:szCs w:val="18"/>
-              </w:rPr>
-              <w:t>피해</w:t>
-            </w:r>
-            <w:r>
-              <w:rPr>
-                <w:rFonts w:ascii="바탕" w:eastAsia="바탕" w:hAnsi="바탕" w:cs="바탕"/>
-                <w:color w:val="000000"/>
-                <w:sz w:val="18"/>
-                <w:szCs w:val="18"/>
-              </w:rPr>
-              <w:t>·</w:t>
-            </w:r>
-            <w:r>
-              <w:rPr>
-                <w:rFonts w:ascii="바탕" w:eastAsia="바탕" w:hAnsi="바탕" w:cs="바탕"/>
-                <w:color w:val="000000"/>
-                <w:sz w:val="18"/>
-                <w:szCs w:val="18"/>
-              </w:rPr>
-              <w:t>폭행</w:t>
-            </w:r>
-            <w:r>
-              <w:rPr>
-                <w:rFonts w:ascii="바탕" w:eastAsia="바탕" w:hAnsi="바탕" w:cs="바탕"/>
-                <w:color w:val="000000"/>
-                <w:sz w:val="18"/>
-                <w:szCs w:val="18"/>
-              </w:rPr>
-              <w:t>·</w:t>
-            </w:r>
-            <w:r>
-              <w:rPr>
-                <w:rFonts w:ascii="바탕" w:eastAsia="바탕" w:hAnsi="바탕" w:cs="바탕"/>
-                <w:color w:val="000000"/>
-                <w:sz w:val="18"/>
-                <w:szCs w:val="18"/>
-              </w:rPr>
-              <w:t>계약</w:t>
-            </w:r>
-            <w:r>
-              <w:rPr>
-                <w:rFonts w:ascii="바탕" w:eastAsia="바탕" w:hAnsi="바탕" w:cs="바탕"/>
-                <w:color w:val="000000"/>
-                <w:sz w:val="18"/>
-                <w:szCs w:val="18"/>
-              </w:rPr>
-              <w:t xml:space="preserve"> </w:t>
-            </w:r>
-            <w:r>
-              <w:rPr>
-                <w:rFonts w:ascii="바탕" w:eastAsia="바탕" w:hAnsi="바탕" w:cs="바탕"/>
-                <w:color w:val="000000"/>
-                <w:sz w:val="18"/>
-                <w:szCs w:val="18"/>
-              </w:rPr>
-              <w:t>분쟁</w:t>
-            </w:r>
-            <w:r>
-              <w:rPr>
-                <w:rFonts w:ascii="바탕" w:eastAsia="바탕" w:hAnsi="바탕" w:cs="바탕"/>
-                <w:color w:val="000000"/>
-                <w:sz w:val="18"/>
-                <w:szCs w:val="18"/>
-              </w:rPr>
-              <w:t xml:space="preserve">), </w:t>
-            </w:r>
-            <w:r>
-              <w:rPr>
-                <w:rFonts w:ascii="바탕" w:eastAsia="바탕" w:hAnsi="바탕" w:cs="바탕"/>
-                <w:color w:val="000000"/>
-                <w:sz w:val="18"/>
-                <w:szCs w:val="18"/>
-              </w:rPr>
-              <w:t>자연어</w:t>
-            </w:r>
-            <w:r>
-              <w:rPr>
-                <w:rFonts w:ascii="바탕" w:eastAsia="바탕" w:hAnsi="바탕" w:cs="바탕"/>
-                <w:color w:val="000000"/>
-                <w:sz w:val="18"/>
-                <w:szCs w:val="18"/>
-              </w:rPr>
-              <w:t xml:space="preserve"> </w:t>
-            </w:r>
-            <w:r>
-              <w:rPr>
-                <w:rFonts w:ascii="바탕" w:eastAsia="바탕" w:hAnsi="바탕" w:cs="바탕"/>
-                <w:color w:val="000000"/>
-                <w:sz w:val="18"/>
-                <w:szCs w:val="18"/>
-              </w:rPr>
-              <w:t>채팅</w:t>
-            </w:r>
-            <w:r>
-              <w:rPr>
-                <w:rFonts w:ascii="바탕" w:eastAsia="바탕" w:hAnsi="바탕" w:cs="바탕"/>
-                <w:color w:val="000000"/>
-                <w:sz w:val="18"/>
-                <w:szCs w:val="18"/>
-              </w:rPr>
-              <w:t xml:space="preserve"> </w:t>
-            </w:r>
-            <w:r>
-              <w:rPr>
-                <w:rFonts w:ascii="바탕" w:eastAsia="바탕" w:hAnsi="바탕" w:cs="바탕"/>
-                <w:color w:val="000000"/>
-                <w:sz w:val="18"/>
-                <w:szCs w:val="18"/>
-              </w:rPr>
-              <w:t>인터페이스</w:t>
-            </w:r>
-            <w:r>
-              <w:rPr>
-                <w:rFonts w:ascii="바탕" w:eastAsia="바탕" w:hAnsi="바탕" w:cs="바탕"/>
-                <w:color w:val="000000"/>
-                <w:sz w:val="18"/>
-                <w:szCs w:val="18"/>
-              </w:rPr>
-              <w:t xml:space="preserve">, PDF </w:t>
-            </w:r>
-            <w:r>
-              <w:rPr>
-                <w:rFonts w:ascii="바탕" w:eastAsia="바탕" w:hAnsi="바탕" w:cs="바탕"/>
-                <w:color w:val="000000"/>
-                <w:sz w:val="18"/>
-                <w:szCs w:val="18"/>
-              </w:rPr>
-              <w:t>업로드</w:t>
-            </w:r>
-            <w:r>
-              <w:rPr>
-                <w:rFonts w:ascii="바탕" w:eastAsia="바탕" w:hAnsi="바탕" w:cs="바탕"/>
-                <w:color w:val="000000"/>
-                <w:sz w:val="18"/>
-                <w:szCs w:val="18"/>
-              </w:rPr>
-              <w:t xml:space="preserve"> </w:t>
-            </w:r>
-            <w:r>
-              <w:rPr>
-                <w:rFonts w:ascii="바탕" w:eastAsia="바탕" w:hAnsi="바탕" w:cs="바탕"/>
-                <w:color w:val="000000"/>
-                <w:sz w:val="18"/>
-                <w:szCs w:val="18"/>
-              </w:rPr>
-              <w:t>및</w:t>
-            </w:r>
-            <w:r>
-              <w:rPr>
-                <w:rFonts w:ascii="바탕" w:eastAsia="바탕" w:hAnsi="바탕" w:cs="바탕"/>
-                <w:color w:val="000000"/>
-                <w:sz w:val="18"/>
-                <w:szCs w:val="18"/>
-              </w:rPr>
-              <w:t xml:space="preserve"> FAISS </w:t>
-            </w:r>
-            <w:r>
-              <w:rPr>
-                <w:rFonts w:ascii="바탕" w:eastAsia="바탕" w:hAnsi="바탕" w:cs="바탕"/>
-                <w:color w:val="000000"/>
-                <w:sz w:val="18"/>
-                <w:szCs w:val="18"/>
-              </w:rPr>
-              <w:t>벡터</w:t>
-            </w:r>
-            <w:r>
-              <w:rPr>
-                <w:rFonts w:ascii="바탕" w:eastAsia="바탕" w:hAnsi="바탕" w:cs="바탕"/>
-                <w:color w:val="000000"/>
-                <w:sz w:val="18"/>
-                <w:szCs w:val="18"/>
-              </w:rPr>
-              <w:t xml:space="preserve"> DB </w:t>
-            </w:r>
-            <w:r>
-              <w:rPr>
-                <w:rFonts w:ascii="바탕" w:eastAsia="바탕" w:hAnsi="바탕" w:cs="바탕"/>
-                <w:color w:val="000000"/>
-                <w:sz w:val="18"/>
-                <w:szCs w:val="18"/>
-              </w:rPr>
-              <w:t>구축</w:t>
-            </w:r>
-            <w:r>
-              <w:rPr>
-                <w:rFonts w:ascii="바탕" w:eastAsia="바탕" w:hAnsi="바탕" w:cs="바탕"/>
-                <w:color w:val="000000"/>
-                <w:sz w:val="18"/>
-                <w:szCs w:val="18"/>
-              </w:rPr>
-              <w:t xml:space="preserve"> </w:t>
-            </w:r>
-            <w:r>
-              <w:rPr>
-                <w:rFonts w:ascii="바탕" w:eastAsia="바탕" w:hAnsi="바탕" w:cs="바탕"/>
-                <w:color w:val="000000"/>
-                <w:sz w:val="18"/>
-                <w:szCs w:val="18"/>
-              </w:rPr>
-              <w:t>기능</w:t>
-            </w:r>
-            <w:r>
-              <w:rPr>
-                <w:rFonts w:ascii="바탕" w:eastAsia="바탕" w:hAnsi="바탕" w:cs="바탕"/>
-                <w:color w:val="000000"/>
-                <w:sz w:val="18"/>
-                <w:szCs w:val="18"/>
-              </w:rPr>
-              <w:t xml:space="preserve">, </w:t>
-            </w:r>
-            <w:r>
-              <w:rPr>
-                <w:rFonts w:ascii="바탕" w:eastAsia="바탕" w:hAnsi="바탕" w:cs="바탕"/>
-                <w:color w:val="000000"/>
-                <w:sz w:val="18"/>
-                <w:szCs w:val="18"/>
-              </w:rPr>
-              <w:t>법률</w:t>
-            </w:r>
-            <w:r>
-              <w:rPr>
-                <w:rFonts w:ascii="바탕" w:eastAsia="바탕" w:hAnsi="바탕" w:cs="바탕"/>
-                <w:color w:val="000000"/>
-                <w:sz w:val="18"/>
-                <w:szCs w:val="18"/>
-              </w:rPr>
-              <w:t xml:space="preserve"> </w:t>
-            </w:r>
-            <w:r>
-              <w:rPr>
-                <w:rFonts w:ascii="바탕" w:eastAsia="바탕" w:hAnsi="바탕" w:cs="바탕"/>
-                <w:color w:val="000000"/>
-                <w:sz w:val="18"/>
-                <w:szCs w:val="18"/>
-              </w:rPr>
-              <w:t>자문</w:t>
-            </w:r>
-            <w:r>
-              <w:rPr>
-                <w:rFonts w:ascii="바탕" w:eastAsia="바탕" w:hAnsi="바탕" w:cs="바탕"/>
-                <w:color w:val="000000"/>
-                <w:sz w:val="18"/>
-                <w:szCs w:val="18"/>
-              </w:rPr>
-              <w:t xml:space="preserve"> </w:t>
-            </w:r>
-            <w:r>
-              <w:rPr>
-                <w:rFonts w:ascii="바탕" w:eastAsia="바탕" w:hAnsi="바탕" w:cs="바탕"/>
-                <w:color w:val="000000"/>
-                <w:sz w:val="18"/>
-                <w:szCs w:val="18"/>
-              </w:rPr>
-              <w:t>면책</w:t>
-            </w:r>
-            <w:r>
-              <w:rPr>
-                <w:rFonts w:ascii="바탕" w:eastAsia="바탕" w:hAnsi="바탕" w:cs="바탕"/>
-                <w:color w:val="000000"/>
-                <w:sz w:val="18"/>
-                <w:szCs w:val="18"/>
-              </w:rPr>
-              <w:t xml:space="preserve"> </w:t>
-            </w:r>
-            <w:r>
-              <w:rPr>
-                <w:rFonts w:ascii="바탕" w:eastAsia="바탕" w:hAnsi="바탕" w:cs="바탕"/>
-                <w:color w:val="000000"/>
-                <w:sz w:val="18"/>
-                <w:szCs w:val="18"/>
-              </w:rPr>
-              <w:t>고지로</w:t>
-            </w:r>
-            <w:r>
-              <w:rPr>
-                <w:rFonts w:ascii="바탕" w:eastAsia="바탕" w:hAnsi="바탕" w:cs="바탕"/>
-                <w:color w:val="000000"/>
-                <w:sz w:val="18"/>
-                <w:szCs w:val="18"/>
-              </w:rPr>
-              <w:t xml:space="preserve"> </w:t>
-            </w:r>
-            <w:r>
-              <w:rPr>
-                <w:rFonts w:ascii="바탕" w:eastAsia="바탕" w:hAnsi="바탕" w:cs="바탕"/>
-                <w:color w:val="000000"/>
-                <w:sz w:val="18"/>
-                <w:szCs w:val="18"/>
-              </w:rPr>
-              <w:t>구성된다</w:t>
-            </w:r>
-            <w:r>
-              <w:rPr>
-                <w:rFonts w:ascii="바탕" w:eastAsia="바탕" w:hAnsi="바탕" w:cs="바탕"/>
-                <w:color w:val="000000"/>
-                <w:sz w:val="18"/>
-                <w:szCs w:val="18"/>
-              </w:rPr>
-              <w:t>.</w:t>
+              <w:t>사건 유형 빠른 선택 버튼 6종(교통사고·임차인 분쟁·부당해고·사기 피해·폭행·계약 분쟁), 자연어 채팅 인터페이스, PDF 업로드 및 FAISS 벡터 DB 구축 기능, 법률 자문 면책 고지로 구성된다.</w:t>
             </w:r>
           </w:p>
         </w:tc>
@@ -5828,79 +1222,7 @@
                 <w:sz w:val="16"/>
                 <w:szCs w:val="16"/>
               </w:rPr>
-              <w:t>표</w:t>
-            </w:r>
-            <w:r>
-              <w:rPr>
-                <w:rFonts w:ascii="HY헤드라인M" w:eastAsia="HY헤드라인M" w:hAnsi="HY헤드라인M" w:cs="HY헤드라인M"/>
-                <w:color w:val="000000"/>
-                <w:sz w:val="16"/>
-                <w:szCs w:val="16"/>
-              </w:rPr>
-              <w:t xml:space="preserve"> 1. RAGAS </w:t>
-            </w:r>
-            <w:r>
-              <w:rPr>
-                <w:rFonts w:ascii="HY헤드라인M" w:eastAsia="HY헤드라인M" w:hAnsi="HY헤드라인M" w:cs="HY헤드라인M"/>
-                <w:color w:val="000000"/>
-                <w:sz w:val="16"/>
-                <w:szCs w:val="16"/>
-              </w:rPr>
-              <w:t>전체</w:t>
-            </w:r>
-            <w:r>
-              <w:rPr>
-                <w:rFonts w:ascii="HY헤드라인M" w:eastAsia="HY헤드라인M" w:hAnsi="HY헤드라인M" w:cs="HY헤드라인M"/>
-                <w:color w:val="000000"/>
-                <w:sz w:val="16"/>
-                <w:szCs w:val="16"/>
-              </w:rPr>
-              <w:t xml:space="preserve"> </w:t>
-            </w:r>
-            <w:r>
-              <w:rPr>
-                <w:rFonts w:ascii="HY헤드라인M" w:eastAsia="HY헤드라인M" w:hAnsi="HY헤드라인M" w:cs="HY헤드라인M"/>
-                <w:color w:val="000000"/>
-                <w:sz w:val="16"/>
-                <w:szCs w:val="16"/>
-              </w:rPr>
-              <w:t>평균</w:t>
-            </w:r>
-            <w:r>
-              <w:rPr>
-                <w:rFonts w:ascii="HY헤드라인M" w:eastAsia="HY헤드라인M" w:hAnsi="HY헤드라인M" w:cs="HY헤드라인M"/>
-                <w:color w:val="000000"/>
-                <w:sz w:val="16"/>
-                <w:szCs w:val="16"/>
-              </w:rPr>
-              <w:t xml:space="preserve"> </w:t>
-            </w:r>
-            <w:r>
-              <w:rPr>
-                <w:rFonts w:ascii="HY헤드라인M" w:eastAsia="HY헤드라인M" w:hAnsi="HY헤드라인M" w:cs="HY헤드라인M"/>
-                <w:color w:val="000000"/>
-                <w:sz w:val="16"/>
-                <w:szCs w:val="16"/>
-              </w:rPr>
-              <w:t>평가</w:t>
-            </w:r>
-            <w:r>
-              <w:rPr>
-                <w:rFonts w:ascii="HY헤드라인M" w:eastAsia="HY헤드라인M" w:hAnsi="HY헤드라인M" w:cs="HY헤드라인M"/>
-                <w:color w:val="000000"/>
-                <w:sz w:val="16"/>
-                <w:szCs w:val="16"/>
-              </w:rPr>
-              <w:t xml:space="preserve"> </w:t>
-            </w:r>
-            <w:r>
-              <w:rPr>
-                <w:rFonts w:ascii="HY헤드라인M" w:eastAsia="HY헤드라인M" w:hAnsi="HY헤드라인M" w:cs="HY헤드라인M"/>
-                <w:color w:val="000000"/>
-                <w:sz w:val="16"/>
-                <w:szCs w:val="16"/>
-              </w:rPr>
-              <w:t>결과</w:t>
+              <w:t>표 1. RAGAS 전체 평균 평가 결과</w:t>
             </w:r>
           </w:p>
         </w:tc>
@@ -5954,43 +1276,7 @@
                 <w:sz w:val="18"/>
                 <w:szCs w:val="18"/>
               </w:rPr>
-              <w:t>－</w:t>
-            </w:r>
-            <w:r>
-              <w:rPr>
-                <w:rFonts w:ascii="바탕" w:eastAsia="바탕" w:hAnsi="바탕" w:cs="바탕"/>
-                <w:color w:val="000000"/>
-                <w:sz w:val="18"/>
-                <w:szCs w:val="18"/>
-              </w:rPr>
-              <w:t xml:space="preserve"> RAGAS </w:t>
-            </w:r>
-            <w:r>
-              <w:rPr>
-                <w:rFonts w:ascii="바탕" w:eastAsia="바탕" w:hAnsi="바탕" w:cs="바탕"/>
-                <w:color w:val="000000"/>
-                <w:sz w:val="18"/>
-                <w:szCs w:val="18"/>
-              </w:rPr>
-              <w:t>성능</w:t>
-            </w:r>
-            <w:r>
-              <w:rPr>
-                <w:rFonts w:ascii="바탕" w:eastAsia="바탕" w:hAnsi="바탕" w:cs="바탕"/>
-                <w:color w:val="000000"/>
-                <w:sz w:val="18"/>
-                <w:szCs w:val="18"/>
-              </w:rPr>
-              <w:t xml:space="preserve"> </w:t>
-            </w:r>
-            <w:r>
-              <w:rPr>
-                <w:rFonts w:ascii="바탕" w:eastAsia="바탕" w:hAnsi="바탕" w:cs="바탕"/>
-                <w:color w:val="000000"/>
-                <w:sz w:val="18"/>
-                <w:szCs w:val="18"/>
-              </w:rPr>
-              <w:t>평가</w:t>
+              <w:t>－ RAGAS 성능 평가</w:t>
             </w:r>
           </w:p>
           <w:p>
@@ -6005,322 +1291,7 @@
                 <w:sz w:val="18"/>
                 <w:szCs w:val="18"/>
               </w:rPr>
-              <w:t>교통사고</w:t>
-            </w:r>
-            <w:r>
-              <w:rPr>
-                <w:rFonts w:ascii="바탕" w:eastAsia="바탕" w:hAnsi="바탕" w:cs="바탕"/>
-                <w:color w:val="000000"/>
-                <w:sz w:val="18"/>
-                <w:szCs w:val="18"/>
-              </w:rPr>
-              <w:t>·</w:t>
-            </w:r>
-            <w:r>
-              <w:rPr>
-                <w:rFonts w:ascii="바탕" w:eastAsia="바탕" w:hAnsi="바탕" w:cs="바탕"/>
-                <w:color w:val="000000"/>
-                <w:sz w:val="18"/>
-                <w:szCs w:val="18"/>
-              </w:rPr>
-              <w:t>전세보증금</w:t>
-            </w:r>
-            <w:r>
-              <w:rPr>
-                <w:rFonts w:ascii="바탕" w:eastAsia="바탕" w:hAnsi="바탕" w:cs="바탕"/>
-                <w:color w:val="000000"/>
-                <w:sz w:val="18"/>
-                <w:szCs w:val="18"/>
-              </w:rPr>
-              <w:t>·</w:t>
-            </w:r>
-            <w:r>
-              <w:rPr>
-                <w:rFonts w:ascii="바탕" w:eastAsia="바탕" w:hAnsi="바탕" w:cs="바탕"/>
-                <w:color w:val="000000"/>
-                <w:sz w:val="18"/>
-                <w:szCs w:val="18"/>
-              </w:rPr>
-              <w:t>부당해고</w:t>
-            </w:r>
-            <w:r>
-              <w:rPr>
-                <w:rFonts w:ascii="바탕" w:eastAsia="바탕" w:hAnsi="바탕" w:cs="바탕"/>
-                <w:color w:val="000000"/>
-                <w:sz w:val="18"/>
-                <w:szCs w:val="18"/>
-              </w:rPr>
-              <w:t xml:space="preserve"> </w:t>
-            </w:r>
-            <w:r>
-              <w:rPr>
-                <w:rFonts w:ascii="바탕" w:eastAsia="바탕" w:hAnsi="바탕" w:cs="바탕"/>
-                <w:color w:val="000000"/>
-                <w:sz w:val="18"/>
-                <w:szCs w:val="18"/>
-              </w:rPr>
-              <w:t>등</w:t>
-            </w:r>
-            <w:r>
-              <w:rPr>
-                <w:rFonts w:ascii="바탕" w:eastAsia="바탕" w:hAnsi="바탕" w:cs="바탕"/>
-                <w:color w:val="000000"/>
-                <w:sz w:val="18"/>
-                <w:szCs w:val="18"/>
-              </w:rPr>
-              <w:t xml:space="preserve"> 12</w:t>
-            </w:r>
-            <w:r>
-              <w:rPr>
-                <w:rFonts w:ascii="바탕" w:eastAsia="바탕" w:hAnsi="바탕" w:cs="바탕"/>
-                <w:color w:val="000000"/>
-                <w:sz w:val="18"/>
-                <w:szCs w:val="18"/>
-              </w:rPr>
-              <w:t>개</w:t>
-            </w:r>
-            <w:r>
-              <w:rPr>
-                <w:rFonts w:ascii="바탕" w:eastAsia="바탕" w:hAnsi="바탕" w:cs="바탕"/>
-                <w:color w:val="000000"/>
-                <w:sz w:val="18"/>
-                <w:szCs w:val="18"/>
-              </w:rPr>
-              <w:t xml:space="preserve"> </w:t>
-            </w:r>
-            <w:r>
-              <w:rPr>
-                <w:rFonts w:ascii="바탕" w:eastAsia="바탕" w:hAnsi="바탕" w:cs="바탕"/>
-                <w:color w:val="000000"/>
-                <w:sz w:val="18"/>
-                <w:szCs w:val="18"/>
-              </w:rPr>
-              <w:t>법률</w:t>
-            </w:r>
-            <w:r>
-              <w:rPr>
-                <w:rFonts w:ascii="바탕" w:eastAsia="바탕" w:hAnsi="바탕" w:cs="바탕"/>
-                <w:color w:val="000000"/>
-                <w:sz w:val="18"/>
-                <w:szCs w:val="18"/>
-              </w:rPr>
-              <w:t xml:space="preserve"> </w:t>
-            </w:r>
-            <w:r>
-              <w:rPr>
-                <w:rFonts w:ascii="바탕" w:eastAsia="바탕" w:hAnsi="바탕" w:cs="바탕"/>
-                <w:color w:val="000000"/>
-                <w:sz w:val="18"/>
-                <w:szCs w:val="18"/>
-              </w:rPr>
-              <w:t>사건</w:t>
-            </w:r>
-            <w:r>
-              <w:rPr>
-                <w:rFonts w:ascii="바탕" w:eastAsia="바탕" w:hAnsi="바탕" w:cs="바탕"/>
-                <w:color w:val="000000"/>
-                <w:sz w:val="18"/>
-                <w:szCs w:val="18"/>
-              </w:rPr>
-              <w:t xml:space="preserve"> </w:t>
-            </w:r>
-            <w:r>
-              <w:rPr>
-                <w:rFonts w:ascii="바탕" w:eastAsia="바탕" w:hAnsi="바탕" w:cs="바탕"/>
-                <w:color w:val="000000"/>
-                <w:sz w:val="18"/>
-                <w:szCs w:val="18"/>
-              </w:rPr>
-              <w:t>유형별</w:t>
-            </w:r>
-            <w:r>
-              <w:rPr>
-                <w:rFonts w:ascii="바탕" w:eastAsia="바탕" w:hAnsi="바탕" w:cs="바탕"/>
-                <w:color w:val="000000"/>
-                <w:sz w:val="18"/>
-                <w:szCs w:val="18"/>
-              </w:rPr>
-              <w:t xml:space="preserve"> </w:t>
-            </w:r>
-            <w:r>
-              <w:rPr>
-                <w:rFonts w:ascii="바탕" w:eastAsia="바탕" w:hAnsi="바탕" w:cs="바탕"/>
-                <w:color w:val="000000"/>
-                <w:sz w:val="18"/>
-                <w:szCs w:val="18"/>
-              </w:rPr>
-              <w:t>평가</w:t>
-            </w:r>
-            <w:r>
-              <w:rPr>
-                <w:rFonts w:ascii="바탕" w:eastAsia="바탕" w:hAnsi="바탕" w:cs="바탕"/>
-                <w:color w:val="000000"/>
-                <w:sz w:val="18"/>
-                <w:szCs w:val="18"/>
-              </w:rPr>
-              <w:t xml:space="preserve"> </w:t>
-            </w:r>
-            <w:r>
-              <w:rPr>
-                <w:rFonts w:ascii="바탕" w:eastAsia="바탕" w:hAnsi="바탕" w:cs="바탕"/>
-                <w:color w:val="000000"/>
-                <w:sz w:val="18"/>
-                <w:szCs w:val="18"/>
-              </w:rPr>
-              <w:t>샘플을</w:t>
-            </w:r>
-            <w:r>
-              <w:rPr>
-                <w:rFonts w:ascii="바탕" w:eastAsia="바탕" w:hAnsi="바탕" w:cs="바탕"/>
-                <w:color w:val="000000"/>
-                <w:sz w:val="18"/>
-                <w:szCs w:val="18"/>
-              </w:rPr>
-              <w:t xml:space="preserve"> </w:t>
-            </w:r>
-            <w:r>
-              <w:rPr>
-                <w:rFonts w:ascii="바탕" w:eastAsia="바탕" w:hAnsi="바탕" w:cs="바탕"/>
-                <w:color w:val="000000"/>
-                <w:sz w:val="18"/>
-                <w:szCs w:val="18"/>
-              </w:rPr>
-              <w:t>직접</w:t>
-            </w:r>
-            <w:r>
-              <w:rPr>
-                <w:rFonts w:ascii="바탕" w:eastAsia="바탕" w:hAnsi="바탕" w:cs="바탕"/>
-                <w:color w:val="000000"/>
-                <w:sz w:val="18"/>
-                <w:szCs w:val="18"/>
-              </w:rPr>
-              <w:t xml:space="preserve"> </w:t>
-            </w:r>
-            <w:r>
-              <w:rPr>
-                <w:rFonts w:ascii="바탕" w:eastAsia="바탕" w:hAnsi="바탕" w:cs="바탕"/>
-                <w:color w:val="000000"/>
-                <w:sz w:val="18"/>
-                <w:szCs w:val="18"/>
-              </w:rPr>
-              <w:t>작성하여</w:t>
-            </w:r>
-            <w:r>
-              <w:rPr>
-                <w:rFonts w:ascii="바탕" w:eastAsia="바탕" w:hAnsi="바탕" w:cs="바탕"/>
-                <w:color w:val="000000"/>
-                <w:sz w:val="18"/>
-                <w:szCs w:val="18"/>
-              </w:rPr>
-              <w:t xml:space="preserve"> SingleTurnSample </w:t>
-            </w:r>
-            <w:r>
-              <w:rPr>
-                <w:rFonts w:ascii="바탕" w:eastAsia="바탕" w:hAnsi="바탕" w:cs="바탕"/>
-                <w:color w:val="000000"/>
-                <w:sz w:val="18"/>
-                <w:szCs w:val="18"/>
-              </w:rPr>
-              <w:t>형식으로</w:t>
-            </w:r>
-            <w:r>
-              <w:rPr>
-                <w:rFonts w:ascii="바탕" w:eastAsia="바탕" w:hAnsi="바탕" w:cs="바탕"/>
-                <w:color w:val="000000"/>
-                <w:sz w:val="18"/>
-                <w:szCs w:val="18"/>
-              </w:rPr>
-              <w:t xml:space="preserve"> </w:t>
-            </w:r>
-            <w:r>
-              <w:rPr>
-                <w:rFonts w:ascii="바탕" w:eastAsia="바탕" w:hAnsi="바탕" w:cs="바탕"/>
-                <w:color w:val="000000"/>
-                <w:sz w:val="18"/>
-                <w:szCs w:val="18"/>
-              </w:rPr>
-              <w:t>구성하였다</w:t>
-            </w:r>
-            <w:r>
-              <w:rPr>
-                <w:rFonts w:ascii="바탕" w:eastAsia="바탕" w:hAnsi="바탕" w:cs="바탕"/>
-                <w:color w:val="000000"/>
-                <w:sz w:val="18"/>
-                <w:szCs w:val="18"/>
-              </w:rPr>
-              <w:t xml:space="preserve">. LangchainLLMWrapper + evaluate() </w:t>
-            </w:r>
-            <w:r>
-              <w:rPr>
-                <w:rFonts w:ascii="바탕" w:eastAsia="바탕" w:hAnsi="바탕" w:cs="바탕"/>
-                <w:color w:val="000000"/>
-                <w:sz w:val="18"/>
-                <w:szCs w:val="18"/>
-              </w:rPr>
-              <w:t>구조로</w:t>
-            </w:r>
-            <w:r>
-              <w:rPr>
-                <w:rFonts w:ascii="바탕" w:eastAsia="바탕" w:hAnsi="바탕" w:cs="바탕"/>
-                <w:color w:val="000000"/>
-                <w:sz w:val="18"/>
-                <w:szCs w:val="18"/>
-              </w:rPr>
-              <w:t xml:space="preserve"> 4</w:t>
-            </w:r>
-            <w:r>
-              <w:rPr>
-                <w:rFonts w:ascii="바탕" w:eastAsia="바탕" w:hAnsi="바탕" w:cs="바탕"/>
-                <w:color w:val="000000"/>
-                <w:sz w:val="18"/>
-                <w:szCs w:val="18"/>
-              </w:rPr>
-              <w:t>가지</w:t>
-            </w:r>
-            <w:r>
-              <w:rPr>
-                <w:rFonts w:ascii="바탕" w:eastAsia="바탕" w:hAnsi="바탕" w:cs="바탕"/>
-                <w:color w:val="000000"/>
-                <w:sz w:val="18"/>
-                <w:szCs w:val="18"/>
-              </w:rPr>
-              <w:t xml:space="preserve"> </w:t>
-            </w:r>
-            <w:r>
-              <w:rPr>
-                <w:rFonts w:ascii="바탕" w:eastAsia="바탕" w:hAnsi="바탕" w:cs="바탕"/>
-                <w:color w:val="000000"/>
-                <w:sz w:val="18"/>
-                <w:szCs w:val="18"/>
-              </w:rPr>
-              <w:t>지표를</w:t>
-            </w:r>
-            <w:r>
-              <w:rPr>
-                <w:rFonts w:ascii="바탕" w:eastAsia="바탕" w:hAnsi="바탕" w:cs="바탕"/>
-                <w:color w:val="000000"/>
-                <w:sz w:val="18"/>
-                <w:szCs w:val="18"/>
-              </w:rPr>
-              <w:t xml:space="preserve"> </w:t>
-            </w:r>
-            <w:r>
-              <w:rPr>
-                <w:rFonts w:ascii="바탕" w:eastAsia="바탕" w:hAnsi="바탕" w:cs="바탕"/>
-                <w:color w:val="000000"/>
-                <w:sz w:val="18"/>
-                <w:szCs w:val="18"/>
-              </w:rPr>
-              <w:t>측정하였다</w:t>
-            </w:r>
-            <w:r>
-              <w:rPr>
-                <w:rFonts w:ascii="바탕" w:eastAsia="바탕" w:hAnsi="바탕" w:cs="바탕"/>
-                <w:color w:val="000000"/>
-                <w:sz w:val="18"/>
-                <w:szCs w:val="18"/>
-              </w:rPr>
-              <w:t>.</w:t>
+              <w:t>교통사고·전세보증금·부당해고 등 12개 법률 사건 유형별 평가 샘플을 직접 작성하여 SingleTurnSample 형식으로 구성하였다. LangchainLLMWrapper + evaluate() 구조로 4가지 지표를 측정하였다.</w:t>
             </w:r>
           </w:p>
         </w:tc>
@@ -6349,11 +1320,11 @@
               <w:tblLook w:val="0000" w:firstRow="0" w:lastRow="0" w:firstColumn="0" w:lastColumn="0" w:noHBand="0" w:noVBand="0"/>
             </w:tblPr>
             <w:tblGrid>
-              <w:gridCol w:w="993"/>
-              <w:gridCol w:w="635"/>
-              <w:gridCol w:w="835"/>
-              <w:gridCol w:w="831"/>
-              <w:gridCol w:w="850"/>
+              <w:gridCol w:w="992"/>
+              <w:gridCol w:w="634"/>
+              <w:gridCol w:w="834"/>
+              <w:gridCol w:w="830"/>
+              <w:gridCol w:w="849"/>
             </w:tblGrid>
             <w:tr>
               <w:tc>
@@ -6554,34 +1525,7 @@
                       <w:sz w:val="16"/>
                       <w:szCs w:val="16"/>
                     </w:rPr>
-                    <w:t>평균</w:t>
-                  </w:r>
-                  <w:r>
-                    <w:rPr>
-                      <w:rFonts w:ascii="바탕" w:eastAsia="바탕" w:hAnsi="바탕" w:cs="바탕"/>
-                      <w:color w:val="000000"/>
-                      <w:sz w:val="16"/>
-                      <w:szCs w:val="16"/>
-                    </w:rPr>
-                    <w:t>(12</w:t>
-                  </w:r>
-                  <w:r>
-                    <w:rPr>
-                      <w:rFonts w:ascii="바탕" w:eastAsia="바탕" w:hAnsi="바탕" w:cs="바탕"/>
-                      <w:color w:val="000000"/>
-                      <w:sz w:val="16"/>
-                      <w:szCs w:val="16"/>
-                    </w:rPr>
-                    <w:t>개</w:t>
-                  </w:r>
-                  <w:r>
-                    <w:rPr>
-                      <w:rFonts w:ascii="바탕" w:eastAsia="바탕" w:hAnsi="바탕" w:cs="바탕"/>
-                      <w:color w:val="000000"/>
-                      <w:sz w:val="16"/>
-                      <w:szCs w:val="16"/>
-                    </w:rPr>
-                    <w:t>)</w:t>
+                    <w:t>평균(12개)</w:t>
                   </w:r>
                 </w:p>
               </w:tc>
@@ -6954,79 +1898,7 @@
                 <w:sz w:val="18"/>
                 <w:szCs w:val="18"/>
               </w:rPr>
-              <w:t>－</w:t>
-            </w:r>
-            <w:r>
-              <w:rPr>
-                <w:rFonts w:ascii="바탕" w:eastAsia="바탕" w:hAnsi="바탕" w:cs="바탕"/>
-                <w:color w:val="000000"/>
-                <w:sz w:val="18"/>
-                <w:szCs w:val="18"/>
-              </w:rPr>
-              <w:t xml:space="preserve"> </w:t>
-            </w:r>
-            <w:r>
-              <w:rPr>
-                <w:rFonts w:ascii="바탕" w:eastAsia="바탕" w:hAnsi="바탕" w:cs="바탕"/>
-                <w:color w:val="000000"/>
-                <w:sz w:val="18"/>
-                <w:szCs w:val="18"/>
-              </w:rPr>
-              <w:t>실험</w:t>
-            </w:r>
-            <w:r>
-              <w:rPr>
-                <w:rFonts w:ascii="바탕" w:eastAsia="바탕" w:hAnsi="바탕" w:cs="바탕"/>
-                <w:color w:val="000000"/>
-                <w:sz w:val="18"/>
-                <w:szCs w:val="18"/>
-              </w:rPr>
-              <w:t>(</w:t>
-            </w:r>
-            <w:r>
-              <w:rPr>
-                <w:rFonts w:ascii="바탕" w:eastAsia="바탕" w:hAnsi="바탕" w:cs="바탕"/>
-                <w:color w:val="000000"/>
-                <w:sz w:val="18"/>
-                <w:szCs w:val="18"/>
-              </w:rPr>
-              <w:t>동작</w:t>
-            </w:r>
-            <w:r>
-              <w:rPr>
-                <w:rFonts w:ascii="바탕" w:eastAsia="바탕" w:hAnsi="바탕" w:cs="바탕"/>
-                <w:color w:val="000000"/>
-                <w:sz w:val="18"/>
-                <w:szCs w:val="18"/>
-              </w:rPr>
-              <w:t xml:space="preserve"> </w:t>
-            </w:r>
-            <w:r>
-              <w:rPr>
-                <w:rFonts w:ascii="바탕" w:eastAsia="바탕" w:hAnsi="바탕" w:cs="바탕"/>
-                <w:color w:val="000000"/>
-                <w:sz w:val="18"/>
-                <w:szCs w:val="18"/>
-              </w:rPr>
-              <w:t>테스트</w:t>
-            </w:r>
-            <w:r>
-              <w:rPr>
-                <w:rFonts w:ascii="바탕" w:eastAsia="바탕" w:hAnsi="바탕" w:cs="바탕"/>
-                <w:color w:val="000000"/>
-                <w:sz w:val="18"/>
-                <w:szCs w:val="18"/>
-              </w:rPr>
-              <w:t xml:space="preserve">) </w:t>
-            </w:r>
-            <w:r>
-              <w:rPr>
-                <w:rFonts w:ascii="바탕" w:eastAsia="바탕" w:hAnsi="바탕" w:cs="바탕"/>
-                <w:color w:val="000000"/>
-                <w:sz w:val="18"/>
-                <w:szCs w:val="18"/>
-              </w:rPr>
-              <w:t>내용</w:t>
+              <w:t>－ 실험(동작 테스트) 내용</w:t>
             </w:r>
           </w:p>
         </w:tc>
@@ -7057,61 +1929,7 @@
                 <w:sz w:val="16"/>
                 <w:szCs w:val="16"/>
               </w:rPr>
-              <w:t>표</w:t>
-            </w:r>
-            <w:r>
-              <w:rPr>
-                <w:rFonts w:ascii="HY헤드라인M" w:eastAsia="HY헤드라인M" w:hAnsi="HY헤드라인M" w:cs="HY헤드라인M"/>
-                <w:color w:val="000000"/>
-                <w:sz w:val="16"/>
-                <w:szCs w:val="16"/>
-              </w:rPr>
-              <w:t xml:space="preserve"> 2. </w:t>
-            </w:r>
-            <w:r>
-              <w:rPr>
-                <w:rFonts w:ascii="HY헤드라인M" w:eastAsia="HY헤드라인M" w:hAnsi="HY헤드라인M" w:cs="HY헤드라인M"/>
-                <w:color w:val="000000"/>
-                <w:sz w:val="16"/>
-                <w:szCs w:val="16"/>
-              </w:rPr>
-              <w:t>시스템</w:t>
-            </w:r>
-            <w:r>
-              <w:rPr>
-                <w:rFonts w:ascii="HY헤드라인M" w:eastAsia="HY헤드라인M" w:hAnsi="HY헤드라인M" w:cs="HY헤드라인M"/>
-                <w:color w:val="000000"/>
-                <w:sz w:val="16"/>
-                <w:szCs w:val="16"/>
-              </w:rPr>
-              <w:t xml:space="preserve"> </w:t>
-            </w:r>
-            <w:r>
-              <w:rPr>
-                <w:rFonts w:ascii="HY헤드라인M" w:eastAsia="HY헤드라인M" w:hAnsi="HY헤드라인M" w:cs="HY헤드라인M"/>
-                <w:color w:val="000000"/>
-                <w:sz w:val="16"/>
-                <w:szCs w:val="16"/>
-              </w:rPr>
-              <w:t>기술</w:t>
-            </w:r>
-            <w:r>
-              <w:rPr>
-                <w:rFonts w:ascii="HY헤드라인M" w:eastAsia="HY헤드라인M" w:hAnsi="HY헤드라인M" w:cs="HY헤드라인M"/>
-                <w:color w:val="000000"/>
-                <w:sz w:val="16"/>
-                <w:szCs w:val="16"/>
-              </w:rPr>
-              <w:t xml:space="preserve"> </w:t>
-            </w:r>
-            <w:r>
-              <w:rPr>
-                <w:rFonts w:ascii="HY헤드라인M" w:eastAsia="HY헤드라인M" w:hAnsi="HY헤드라인M" w:cs="HY헤드라인M"/>
-                <w:color w:val="000000"/>
-                <w:sz w:val="16"/>
-                <w:szCs w:val="16"/>
-              </w:rPr>
-              <w:t>스택</w:t>
+              <w:t>표 2. 시스템 기술 스택</w:t>
             </w:r>
           </w:p>
         </w:tc>
@@ -7144,322 +1962,7 @@
                 <w:sz w:val="18"/>
                 <w:szCs w:val="18"/>
               </w:rPr>
-              <w:t>레이더</w:t>
-            </w:r>
-            <w:r>
-              <w:rPr>
-                <w:rFonts w:ascii="바탕" w:eastAsia="바탕" w:hAnsi="바탕" w:cs="바탕"/>
-                <w:color w:val="000000"/>
-                <w:sz w:val="18"/>
-                <w:szCs w:val="18"/>
-              </w:rPr>
-              <w:t xml:space="preserve"> </w:t>
-            </w:r>
-            <w:r>
-              <w:rPr>
-                <w:rFonts w:ascii="바탕" w:eastAsia="바탕" w:hAnsi="바탕" w:cs="바탕"/>
-                <w:color w:val="000000"/>
-                <w:sz w:val="18"/>
-                <w:szCs w:val="18"/>
-              </w:rPr>
-              <w:t>차트</w:t>
-            </w:r>
-            <w:r>
-              <w:rPr>
-                <w:rFonts w:ascii="바탕" w:eastAsia="바탕" w:hAnsi="바탕" w:cs="바탕"/>
-                <w:color w:val="000000"/>
-                <w:sz w:val="18"/>
-                <w:szCs w:val="18"/>
-              </w:rPr>
-              <w:t xml:space="preserve">, </w:t>
-            </w:r>
-            <w:r>
-              <w:rPr>
-                <w:rFonts w:ascii="바탕" w:eastAsia="바탕" w:hAnsi="바탕" w:cs="바탕"/>
-                <w:color w:val="000000"/>
-                <w:sz w:val="18"/>
-                <w:szCs w:val="18"/>
-              </w:rPr>
-              <w:t>막대</w:t>
-            </w:r>
-            <w:r>
-              <w:rPr>
-                <w:rFonts w:ascii="바탕" w:eastAsia="바탕" w:hAnsi="바탕" w:cs="바탕"/>
-                <w:color w:val="000000"/>
-                <w:sz w:val="18"/>
-                <w:szCs w:val="18"/>
-              </w:rPr>
-              <w:t xml:space="preserve"> </w:t>
-            </w:r>
-            <w:r>
-              <w:rPr>
-                <w:rFonts w:ascii="바탕" w:eastAsia="바탕" w:hAnsi="바탕" w:cs="바탕"/>
-                <w:color w:val="000000"/>
-                <w:sz w:val="18"/>
-                <w:szCs w:val="18"/>
-              </w:rPr>
-              <w:t>그래프</w:t>
-            </w:r>
-            <w:r>
-              <w:rPr>
-                <w:rFonts w:ascii="바탕" w:eastAsia="바탕" w:hAnsi="바탕" w:cs="바탕"/>
-                <w:color w:val="000000"/>
-                <w:sz w:val="18"/>
-                <w:szCs w:val="18"/>
-              </w:rPr>
-              <w:t xml:space="preserve">, </w:t>
-            </w:r>
-            <w:r>
-              <w:rPr>
-                <w:rFonts w:ascii="바탕" w:eastAsia="바탕" w:hAnsi="바탕" w:cs="바탕"/>
-                <w:color w:val="000000"/>
-                <w:sz w:val="18"/>
-                <w:szCs w:val="18"/>
-              </w:rPr>
-              <w:t>히트맵</w:t>
-            </w:r>
-            <w:r>
-              <w:rPr>
-                <w:rFonts w:ascii="바탕" w:eastAsia="바탕" w:hAnsi="바탕" w:cs="바탕"/>
-                <w:color w:val="000000"/>
-                <w:sz w:val="18"/>
-                <w:szCs w:val="18"/>
-              </w:rPr>
-              <w:t xml:space="preserve">(RdYlGn), </w:t>
-            </w:r>
-            <w:r>
-              <w:rPr>
-                <w:rFonts w:ascii="바탕" w:eastAsia="바탕" w:hAnsi="바탕" w:cs="바탕"/>
-                <w:color w:val="000000"/>
-                <w:sz w:val="18"/>
-                <w:szCs w:val="18"/>
-              </w:rPr>
-              <w:t>추이</w:t>
-            </w:r>
-            <w:r>
-              <w:rPr>
-                <w:rFonts w:ascii="바탕" w:eastAsia="바탕" w:hAnsi="바탕" w:cs="바탕"/>
-                <w:color w:val="000000"/>
-                <w:sz w:val="18"/>
-                <w:szCs w:val="18"/>
-              </w:rPr>
-              <w:t xml:space="preserve"> </w:t>
-            </w:r>
-            <w:r>
-              <w:rPr>
-                <w:rFonts w:ascii="바탕" w:eastAsia="바탕" w:hAnsi="바탕" w:cs="바탕"/>
-                <w:color w:val="000000"/>
-                <w:sz w:val="18"/>
-                <w:szCs w:val="18"/>
-              </w:rPr>
-              <w:t>선</w:t>
-            </w:r>
-            <w:r>
-              <w:rPr>
-                <w:rFonts w:ascii="바탕" w:eastAsia="바탕" w:hAnsi="바탕" w:cs="바탕"/>
-                <w:color w:val="000000"/>
-                <w:sz w:val="18"/>
-                <w:szCs w:val="18"/>
-              </w:rPr>
-              <w:t xml:space="preserve"> </w:t>
-            </w:r>
-            <w:r>
-              <w:rPr>
-                <w:rFonts w:ascii="바탕" w:eastAsia="바탕" w:hAnsi="바탕" w:cs="바탕"/>
-                <w:color w:val="000000"/>
-                <w:sz w:val="18"/>
-                <w:szCs w:val="18"/>
-              </w:rPr>
-              <w:t>그래프의</w:t>
-            </w:r>
-            <w:r>
-              <w:rPr>
-                <w:rFonts w:ascii="바탕" w:eastAsia="바탕" w:hAnsi="바탕" w:cs="바탕"/>
-                <w:color w:val="000000"/>
-                <w:sz w:val="18"/>
-                <w:szCs w:val="18"/>
-              </w:rPr>
-              <w:t xml:space="preserve"> 4</w:t>
-            </w:r>
-            <w:r>
-              <w:rPr>
-                <w:rFonts w:ascii="바탕" w:eastAsia="바탕" w:hAnsi="바탕" w:cs="바탕"/>
-                <w:color w:val="000000"/>
-                <w:sz w:val="18"/>
-                <w:szCs w:val="18"/>
-              </w:rPr>
-              <w:t>종</w:t>
-            </w:r>
-            <w:r>
-              <w:rPr>
-                <w:rFonts w:ascii="바탕" w:eastAsia="바탕" w:hAnsi="바탕" w:cs="바탕"/>
-                <w:color w:val="000000"/>
-                <w:sz w:val="18"/>
-                <w:szCs w:val="18"/>
-              </w:rPr>
-              <w:t xml:space="preserve"> </w:t>
-            </w:r>
-            <w:r>
-              <w:rPr>
-                <w:rFonts w:ascii="바탕" w:eastAsia="바탕" w:hAnsi="바탕" w:cs="바탕"/>
-                <w:color w:val="000000"/>
-                <w:sz w:val="18"/>
-                <w:szCs w:val="18"/>
-              </w:rPr>
-              <w:t>시각화를</w:t>
-            </w:r>
-            <w:r>
-              <w:rPr>
-                <w:rFonts w:ascii="바탕" w:eastAsia="바탕" w:hAnsi="바탕" w:cs="바탕"/>
-                <w:color w:val="000000"/>
-                <w:sz w:val="18"/>
-                <w:szCs w:val="18"/>
-              </w:rPr>
-              <w:t xml:space="preserve"> </w:t>
-            </w:r>
-            <w:r>
-              <w:rPr>
-                <w:rFonts w:ascii="바탕" w:eastAsia="바탕" w:hAnsi="바탕" w:cs="바탕"/>
-                <w:color w:val="000000"/>
-                <w:sz w:val="18"/>
-                <w:szCs w:val="18"/>
-              </w:rPr>
-              <w:t>구현하였으며</w:t>
-            </w:r>
-            <w:r>
-              <w:rPr>
-                <w:rFonts w:ascii="바탕" w:eastAsia="바탕" w:hAnsi="바탕" w:cs="바탕"/>
-                <w:color w:val="000000"/>
-                <w:sz w:val="18"/>
-                <w:szCs w:val="18"/>
-              </w:rPr>
-              <w:t xml:space="preserve">, </w:t>
-            </w:r>
-            <w:r>
-              <w:rPr>
-                <w:rFonts w:ascii="바탕" w:eastAsia="바탕" w:hAnsi="바탕" w:cs="바탕"/>
-                <w:color w:val="000000"/>
-                <w:sz w:val="18"/>
-                <w:szCs w:val="18"/>
-              </w:rPr>
-              <w:t>세부</w:t>
-            </w:r>
-            <w:r>
-              <w:rPr>
-                <w:rFonts w:ascii="바탕" w:eastAsia="바탕" w:hAnsi="바탕" w:cs="바탕"/>
-                <w:color w:val="000000"/>
-                <w:sz w:val="18"/>
-                <w:szCs w:val="18"/>
-              </w:rPr>
-              <w:t xml:space="preserve"> </w:t>
-            </w:r>
-            <w:r>
-              <w:rPr>
-                <w:rFonts w:ascii="바탕" w:eastAsia="바탕" w:hAnsi="바탕" w:cs="바탕"/>
-                <w:color w:val="000000"/>
-                <w:sz w:val="18"/>
-                <w:szCs w:val="18"/>
-              </w:rPr>
-              <w:t>점수는</w:t>
-            </w:r>
-            <w:r>
-              <w:rPr>
-                <w:rFonts w:ascii="바탕" w:eastAsia="바탕" w:hAnsi="바탕" w:cs="바탕"/>
-                <w:color w:val="000000"/>
-                <w:sz w:val="18"/>
-                <w:szCs w:val="18"/>
-              </w:rPr>
-              <w:t xml:space="preserve"> ragas_results.csv</w:t>
-            </w:r>
-            <w:r>
-              <w:rPr>
-                <w:rFonts w:ascii="바탕" w:eastAsia="바탕" w:hAnsi="바탕" w:cs="바탕"/>
-                <w:color w:val="000000"/>
-                <w:sz w:val="18"/>
-                <w:szCs w:val="18"/>
-              </w:rPr>
-              <w:t>에</w:t>
-            </w:r>
-            <w:r>
-              <w:rPr>
-                <w:rFonts w:ascii="바탕" w:eastAsia="바탕" w:hAnsi="바탕" w:cs="바탕"/>
-                <w:color w:val="000000"/>
-                <w:sz w:val="18"/>
-                <w:szCs w:val="18"/>
-              </w:rPr>
-              <w:t xml:space="preserve"> </w:t>
-            </w:r>
-            <w:r>
-              <w:rPr>
-                <w:rFonts w:ascii="바탕" w:eastAsia="바탕" w:hAnsi="바탕" w:cs="바탕"/>
-                <w:color w:val="000000"/>
-                <w:sz w:val="18"/>
-                <w:szCs w:val="18"/>
-              </w:rPr>
-              <w:t>기록되고</w:t>
-            </w:r>
-            <w:r>
-              <w:rPr>
-                <w:rFonts w:ascii="바탕" w:eastAsia="바탕" w:hAnsi="바탕" w:cs="바탕"/>
-                <w:color w:val="000000"/>
-                <w:sz w:val="18"/>
-                <w:szCs w:val="18"/>
-              </w:rPr>
-              <w:t xml:space="preserve"> </w:t>
-            </w:r>
-            <w:r>
-              <w:rPr>
-                <w:rFonts w:ascii="바탕" w:eastAsia="바탕" w:hAnsi="바탕" w:cs="바탕"/>
-                <w:color w:val="000000"/>
-                <w:sz w:val="18"/>
-                <w:szCs w:val="18"/>
-              </w:rPr>
-              <w:t>결과물은</w:t>
-            </w:r>
-            <w:r>
-              <w:rPr>
-                <w:rFonts w:ascii="바탕" w:eastAsia="바탕" w:hAnsi="바탕" w:cs="바탕"/>
-                <w:color w:val="000000"/>
-                <w:sz w:val="18"/>
-                <w:szCs w:val="18"/>
-              </w:rPr>
-              <w:t xml:space="preserve"> ragas_report.png</w:t>
-            </w:r>
-            <w:r>
-              <w:rPr>
-                <w:rFonts w:ascii="바탕" w:eastAsia="바탕" w:hAnsi="바탕" w:cs="바탕"/>
-                <w:color w:val="000000"/>
-                <w:sz w:val="18"/>
-                <w:szCs w:val="18"/>
-              </w:rPr>
-              <w:t>로</w:t>
-            </w:r>
-            <w:r>
-              <w:rPr>
-                <w:rFonts w:ascii="바탕" w:eastAsia="바탕" w:hAnsi="바탕" w:cs="바탕"/>
-                <w:color w:val="000000"/>
-                <w:sz w:val="18"/>
-                <w:szCs w:val="18"/>
-              </w:rPr>
-              <w:t xml:space="preserve"> </w:t>
-            </w:r>
-            <w:r>
-              <w:rPr>
-                <w:rFonts w:ascii="바탕" w:eastAsia="바탕" w:hAnsi="바탕" w:cs="바탕"/>
-                <w:color w:val="000000"/>
-                <w:sz w:val="18"/>
-                <w:szCs w:val="18"/>
-              </w:rPr>
-              <w:t>저장된다</w:t>
-            </w:r>
-            <w:r>
-              <w:rPr>
-                <w:rFonts w:ascii="바탕" w:eastAsia="바탕" w:hAnsi="바탕" w:cs="바탕"/>
-                <w:color w:val="000000"/>
-                <w:sz w:val="18"/>
-                <w:szCs w:val="18"/>
-              </w:rPr>
-              <w:t>.</w:t>
+              <w:t>레이더 차트, 막대 그래프, 히트맵(RdYlGn), 추이 선 그래프의 4종 시각화를 구현하였으며, 세부 점수는 ragas_results.csv에 기록되고 결과물은 ragas_report.png로 저장된다.</w:t>
             </w:r>
           </w:p>
         </w:tc>
@@ -7529,27 +2032,7 @@
                       <w:sz w:val="16"/>
                       <w:szCs w:val="16"/>
                     </w:rPr>
-                    <w:t>구성</w:t>
-                  </w:r>
-                  <w:r>
-                    <w:rPr>
-                      <w:rFonts w:ascii="바탕" w:eastAsia="바탕" w:hAnsi="바탕" w:cs="바탕"/>
-                      <w:b/>
-                      <w:color w:val="000000"/>
-                      <w:sz w:val="16"/>
-                      <w:szCs w:val="16"/>
-                    </w:rPr>
-                    <w:t xml:space="preserve"> </w:t>
-                  </w:r>
-                  <w:r>
-                    <w:rPr>
-                      <w:rFonts w:ascii="바탕" w:eastAsia="바탕" w:hAnsi="바탕" w:cs="바탕"/>
-                      <w:b/>
-                      <w:color w:val="000000"/>
-                      <w:sz w:val="16"/>
-                      <w:szCs w:val="16"/>
-                    </w:rPr>
-                    <w:t>요소</w:t>
+                    <w:t>구성 요소</w:t>
                   </w:r>
                 </w:p>
               </w:tc>
@@ -7736,61 +2219,7 @@
                       <w:sz w:val="16"/>
                       <w:szCs w:val="16"/>
                     </w:rPr>
-                    <w:t>검색</w:t>
-                  </w:r>
-                  <w:r>
-                    <w:rPr>
-                      <w:rFonts w:ascii="바탕" w:eastAsia="바탕" w:hAnsi="바탕" w:cs="바탕"/>
-                      <w:color w:val="000000"/>
-                      <w:sz w:val="16"/>
-                      <w:szCs w:val="16"/>
-                    </w:rPr>
-                    <w:t xml:space="preserve"> </w:t>
-                  </w:r>
-                  <w:r>
-                    <w:rPr>
-                      <w:rFonts w:ascii="바탕" w:eastAsia="바탕" w:hAnsi="바탕" w:cs="바탕"/>
-                      <w:color w:val="000000"/>
-                      <w:sz w:val="16"/>
-                      <w:szCs w:val="16"/>
-                    </w:rPr>
-                    <w:t>판단</w:t>
-                  </w:r>
-                  <w:r>
-                    <w:rPr>
-                      <w:rFonts w:ascii="바탕" w:eastAsia="바탕" w:hAnsi="바탕" w:cs="바탕"/>
-                      <w:color w:val="000000"/>
-                      <w:sz w:val="16"/>
-                      <w:szCs w:val="16"/>
-                    </w:rPr>
-                    <w:t>·</w:t>
-                  </w:r>
-                  <w:r>
-                    <w:rPr>
-                      <w:rFonts w:ascii="바탕" w:eastAsia="바탕" w:hAnsi="바탕" w:cs="바탕"/>
-                      <w:color w:val="000000"/>
-                      <w:sz w:val="16"/>
-                      <w:szCs w:val="16"/>
-                    </w:rPr>
-                    <w:t>답변</w:t>
-                  </w:r>
-                  <w:r>
-                    <w:rPr>
-                      <w:rFonts w:ascii="바탕" w:eastAsia="바탕" w:hAnsi="바탕" w:cs="바탕"/>
-                      <w:color w:val="000000"/>
-                      <w:sz w:val="16"/>
-                      <w:szCs w:val="16"/>
-                    </w:rPr>
-                    <w:t xml:space="preserve"> </w:t>
-                  </w:r>
-                  <w:r>
-                    <w:rPr>
-                      <w:rFonts w:ascii="바탕" w:eastAsia="바탕" w:hAnsi="바탕" w:cs="바탕"/>
-                      <w:color w:val="000000"/>
-                      <w:sz w:val="16"/>
-                      <w:szCs w:val="16"/>
-                    </w:rPr>
-                    <w:t>생성</w:t>
+                    <w:t>검색 판단·답변 생성</w:t>
                   </w:r>
                 </w:p>
               </w:tc>
@@ -7903,25 +2332,7 @@
                       <w:sz w:val="16"/>
                       <w:szCs w:val="16"/>
                     </w:rPr>
-                    <w:t>문서</w:t>
-                  </w:r>
-                  <w:r>
-                    <w:rPr>
-                      <w:rFonts w:ascii="바탕" w:eastAsia="바탕" w:hAnsi="바탕" w:cs="바탕"/>
-                      <w:color w:val="000000"/>
-                      <w:sz w:val="16"/>
-                      <w:szCs w:val="16"/>
-                    </w:rPr>
-                    <w:t xml:space="preserve"> </w:t>
-                  </w:r>
-                  <w:r>
-                    <w:rPr>
-                      <w:rFonts w:ascii="바탕" w:eastAsia="바탕" w:hAnsi="바탕" w:cs="바탕"/>
-                      <w:color w:val="000000"/>
-                      <w:sz w:val="16"/>
-                      <w:szCs w:val="16"/>
-                    </w:rPr>
-                    <w:t>벡터화</w:t>
+                    <w:t>문서 벡터화</w:t>
                   </w:r>
                 </w:p>
               </w:tc>
@@ -7962,16 +2373,7 @@
                       <w:sz w:val="16"/>
                       <w:szCs w:val="16"/>
                     </w:rPr>
-                    <w:t>벡터</w:t>
-                  </w:r>
-                  <w:r>
-                    <w:rPr>
-                      <w:rFonts w:ascii="바탕" w:eastAsia="바탕" w:hAnsi="바탕" w:cs="바탕"/>
-                      <w:color w:val="000000"/>
-                      <w:sz w:val="16"/>
-                      <w:szCs w:val="16"/>
-                    </w:rPr>
-                    <w:t xml:space="preserve"> DB</w:t>
+                    <w:t>벡터 DB</w:t>
                   </w:r>
                 </w:p>
               </w:tc>
@@ -8043,43 +2445,7 @@
                       <w:sz w:val="16"/>
                       <w:szCs w:val="16"/>
                     </w:rPr>
-                    <w:t>유사</w:t>
-                  </w:r>
-                  <w:r>
-                    <w:rPr>
-                      <w:rFonts w:ascii="바탕" w:eastAsia="바탕" w:hAnsi="바탕" w:cs="바탕"/>
-                      <w:color w:val="000000"/>
-                      <w:sz w:val="16"/>
-                      <w:szCs w:val="16"/>
-                    </w:rPr>
-                    <w:t xml:space="preserve"> </w:t>
-                  </w:r>
-                  <w:r>
-                    <w:rPr>
-                      <w:rFonts w:ascii="바탕" w:eastAsia="바탕" w:hAnsi="바탕" w:cs="바탕"/>
-                      <w:color w:val="000000"/>
-                      <w:sz w:val="16"/>
-                      <w:szCs w:val="16"/>
-                    </w:rPr>
-                    <w:t>문서</w:t>
-                  </w:r>
-                  <w:r>
-                    <w:rPr>
-                      <w:rFonts w:ascii="바탕" w:eastAsia="바탕" w:hAnsi="바탕" w:cs="바탕"/>
-                      <w:color w:val="000000"/>
-                      <w:sz w:val="16"/>
-                      <w:szCs w:val="16"/>
-                    </w:rPr>
-                    <w:t xml:space="preserve"> </w:t>
-                  </w:r>
-                  <w:r>
-                    <w:rPr>
-                      <w:rFonts w:ascii="바탕" w:eastAsia="바탕" w:hAnsi="바탕" w:cs="바탕"/>
-                      <w:color w:val="000000"/>
-                      <w:sz w:val="16"/>
-                      <w:szCs w:val="16"/>
-                    </w:rPr>
-                    <w:t>검색</w:t>
+                    <w:t>유사 문서 검색</w:t>
                   </w:r>
                 </w:p>
               </w:tc>
@@ -8192,16 +2558,7 @@
                       <w:sz w:val="16"/>
                       <w:szCs w:val="16"/>
                     </w:rPr>
-                    <w:t xml:space="preserve">Self-RAG </w:t>
-                  </w:r>
-                  <w:r>
-                    <w:rPr>
-                      <w:rFonts w:ascii="바탕" w:eastAsia="바탕" w:hAnsi="바탕" w:cs="바탕"/>
-                      <w:color w:val="000000"/>
-                      <w:sz w:val="16"/>
-                      <w:szCs w:val="16"/>
-                    </w:rPr>
-                    <w:t>파이프라인</w:t>
+                    <w:t>Self-RAG 파이프라인</w:t>
                   </w:r>
                 </w:p>
               </w:tc>
@@ -8314,25 +2671,7 @@
                       <w:sz w:val="16"/>
                       <w:szCs w:val="16"/>
                     </w:rPr>
-                    <w:t>웹</w:t>
-                  </w:r>
-                  <w:r>
-                    <w:rPr>
-                      <w:rFonts w:ascii="바탕" w:eastAsia="바탕" w:hAnsi="바탕" w:cs="바탕"/>
-                      <w:color w:val="000000"/>
-                      <w:sz w:val="16"/>
-                      <w:szCs w:val="16"/>
-                    </w:rPr>
-                    <w:t xml:space="preserve"> </w:t>
-                  </w:r>
-                  <w:r>
-                    <w:rPr>
-                      <w:rFonts w:ascii="바탕" w:eastAsia="바탕" w:hAnsi="바탕" w:cs="바탕"/>
-                      <w:color w:val="000000"/>
-                      <w:sz w:val="16"/>
-                      <w:szCs w:val="16"/>
-                    </w:rPr>
-                    <w:t>인터페이스</w:t>
+                    <w:t>웹 인터페이스</w:t>
                   </w:r>
                 </w:p>
               </w:tc>
@@ -8373,25 +2712,7 @@
                       <w:sz w:val="16"/>
                       <w:szCs w:val="16"/>
                     </w:rPr>
-                    <w:t>성능</w:t>
-                  </w:r>
-                  <w:r>
-                    <w:rPr>
-                      <w:rFonts w:ascii="바탕" w:eastAsia="바탕" w:hAnsi="바탕" w:cs="바탕"/>
-                      <w:color w:val="000000"/>
-                      <w:sz w:val="16"/>
-                      <w:szCs w:val="16"/>
-                    </w:rPr>
-                    <w:t xml:space="preserve"> </w:t>
-                  </w:r>
-                  <w:r>
-                    <w:rPr>
-                      <w:rFonts w:ascii="바탕" w:eastAsia="바탕" w:hAnsi="바탕" w:cs="바탕"/>
-                      <w:color w:val="000000"/>
-                      <w:sz w:val="16"/>
-                      <w:szCs w:val="16"/>
-                    </w:rPr>
-                    <w:t>평가</w:t>
+                    <w:t>성능 평가</w:t>
                   </w:r>
                 </w:p>
               </w:tc>
@@ -8463,70 +2784,7 @@
                       <w:sz w:val="16"/>
                       <w:szCs w:val="16"/>
                     </w:rPr>
-                    <w:t>4</w:t>
-                  </w:r>
-                  <w:r>
-                    <w:rPr>
-                      <w:rFonts w:ascii="바탕" w:eastAsia="바탕" w:hAnsi="바탕" w:cs="바탕"/>
-                      <w:color w:val="000000"/>
-                      <w:sz w:val="16"/>
-                      <w:szCs w:val="16"/>
-                    </w:rPr>
-                    <w:t>가지</w:t>
-                  </w:r>
-                  <w:r>
-                    <w:rPr>
-                      <w:rFonts w:ascii="바탕" w:eastAsia="바탕" w:hAnsi="바탕" w:cs="바탕"/>
-                      <w:color w:val="000000"/>
-                      <w:sz w:val="16"/>
-                      <w:szCs w:val="16"/>
-                    </w:rPr>
-                    <w:t xml:space="preserve"> </w:t>
-                  </w:r>
-                  <w:r>
-                    <w:rPr>
-                      <w:rFonts w:ascii="바탕" w:eastAsia="바탕" w:hAnsi="바탕" w:cs="바탕"/>
-                      <w:color w:val="000000"/>
-                      <w:sz w:val="16"/>
-                      <w:szCs w:val="16"/>
-                    </w:rPr>
-                    <w:t>지표</w:t>
-                  </w:r>
-                  <w:r>
-                    <w:rPr>
-                      <w:rFonts w:ascii="바탕" w:eastAsia="바탕" w:hAnsi="바탕" w:cs="바탕"/>
-                      <w:color w:val="000000"/>
-                      <w:sz w:val="16"/>
-                      <w:szCs w:val="16"/>
-                    </w:rPr>
-                    <w:t xml:space="preserve"> </w:t>
-                  </w:r>
-                  <w:r>
-                    <w:rPr>
-                      <w:rFonts w:ascii="바탕" w:eastAsia="바탕" w:hAnsi="바탕" w:cs="바탕"/>
-                      <w:color w:val="000000"/>
-                      <w:sz w:val="16"/>
-                      <w:szCs w:val="16"/>
-                    </w:rPr>
-                    <w:t>자동</w:t>
-                  </w:r>
-                  <w:r>
-                    <w:rPr>
-                      <w:rFonts w:ascii="바탕" w:eastAsia="바탕" w:hAnsi="바탕" w:cs="바탕"/>
-                      <w:color w:val="000000"/>
-                      <w:sz w:val="16"/>
-                      <w:szCs w:val="16"/>
-                    </w:rPr>
-                    <w:t xml:space="preserve"> </w:t>
-                  </w:r>
-                  <w:r>
-                    <w:rPr>
-                      <w:rFonts w:ascii="바탕" w:eastAsia="바탕" w:hAnsi="바탕" w:cs="바탕"/>
-                      <w:color w:val="000000"/>
-                      <w:sz w:val="16"/>
-                      <w:szCs w:val="16"/>
-                    </w:rPr>
-                    <w:t>평가</w:t>
+                    <w:t>4가지 지표 자동 평가</w:t>
                   </w:r>
                 </w:p>
               </w:tc>
@@ -8565,79 +2823,7 @@
                 <w:b/>
                 <w:color w:val="000000"/>
               </w:rPr>
-              <w:t xml:space="preserve">3. </w:t>
-            </w:r>
-            <w:r>
-              <w:rPr>
-                <w:rFonts w:ascii="HY헤드라인M" w:eastAsia="HY헤드라인M" w:hAnsi="HY헤드라인M" w:cs="HY헤드라인M"/>
-                <w:b/>
-                <w:color w:val="000000"/>
-              </w:rPr>
-              <w:t>현적</w:t>
-            </w:r>
-            <w:r>
-              <w:rPr>
-                <w:rFonts w:ascii="HY헤드라인M" w:eastAsia="HY헤드라인M" w:hAnsi="HY헤드라인M" w:cs="HY헤드라인M"/>
-                <w:b/>
-                <w:color w:val="000000"/>
-              </w:rPr>
-              <w:t xml:space="preserve"> </w:t>
-            </w:r>
-            <w:r>
-              <w:rPr>
-                <w:rFonts w:ascii="HY헤드라인M" w:eastAsia="HY헤드라인M" w:hAnsi="HY헤드라인M" w:cs="HY헤드라인M"/>
-                <w:b/>
-                <w:color w:val="000000"/>
-              </w:rPr>
-              <w:t>제한</w:t>
-            </w:r>
-            <w:r>
-              <w:rPr>
-                <w:rFonts w:ascii="HY헤드라인M" w:eastAsia="HY헤드라인M" w:hAnsi="HY헤드라인M" w:cs="HY헤드라인M"/>
-                <w:b/>
-                <w:color w:val="000000"/>
-              </w:rPr>
-              <w:t xml:space="preserve"> </w:t>
-            </w:r>
-            <w:r>
-              <w:rPr>
-                <w:rFonts w:ascii="HY헤드라인M" w:eastAsia="HY헤드라인M" w:hAnsi="HY헤드라인M" w:cs="HY헤드라인M"/>
-                <w:b/>
-                <w:color w:val="000000"/>
-              </w:rPr>
-              <w:t>조건에</w:t>
-            </w:r>
-            <w:r>
-              <w:rPr>
-                <w:rFonts w:ascii="HY헤드라인M" w:eastAsia="HY헤드라인M" w:hAnsi="HY헤드라인M" w:cs="HY헤드라인M"/>
-                <w:b/>
-                <w:color w:val="000000"/>
-              </w:rPr>
-              <w:t xml:space="preserve"> </w:t>
-            </w:r>
-            <w:r>
-              <w:rPr>
-                <w:rFonts w:ascii="HY헤드라인M" w:eastAsia="HY헤드라인M" w:hAnsi="HY헤드라인M" w:cs="HY헤드라인M"/>
-                <w:b/>
-                <w:color w:val="000000"/>
-              </w:rPr>
-              <w:t>대한</w:t>
-            </w:r>
-            <w:r>
-              <w:rPr>
-                <w:rFonts w:ascii="HY헤드라인M" w:eastAsia="HY헤드라인M" w:hAnsi="HY헤드라인M" w:cs="HY헤드라인M"/>
-                <w:b/>
-                <w:color w:val="000000"/>
-              </w:rPr>
-              <w:t xml:space="preserve"> </w:t>
-            </w:r>
-            <w:r>
-              <w:rPr>
-                <w:rFonts w:ascii="HY헤드라인M" w:eastAsia="HY헤드라인M" w:hAnsi="HY헤드라인M" w:cs="HY헤드라인M"/>
-                <w:b/>
-                <w:color w:val="000000"/>
-              </w:rPr>
-              <w:t>검토</w:t>
+              <w:t>3. 현적 제한 조건에 대한 검토</w:t>
             </w:r>
           </w:p>
         </w:tc>
@@ -8695,61 +2881,7 @@
                 <w:sz w:val="18"/>
                 <w:szCs w:val="18"/>
               </w:rPr>
-              <w:t>－</w:t>
-            </w:r>
-            <w:r>
-              <w:rPr>
-                <w:rFonts w:ascii="바탕" w:eastAsia="바탕" w:hAnsi="바탕" w:cs="바탕"/>
-                <w:color w:val="000000"/>
-                <w:sz w:val="18"/>
-                <w:szCs w:val="18"/>
-              </w:rPr>
-              <w:t xml:space="preserve"> </w:t>
-            </w:r>
-            <w:r>
-              <w:rPr>
-                <w:rFonts w:ascii="바탕" w:eastAsia="바탕" w:hAnsi="바탕" w:cs="바탕"/>
-                <w:color w:val="000000"/>
-                <w:sz w:val="18"/>
-                <w:szCs w:val="18"/>
-              </w:rPr>
-              <w:t>검색</w:t>
-            </w:r>
-            <w:r>
-              <w:rPr>
-                <w:rFonts w:ascii="바탕" w:eastAsia="바탕" w:hAnsi="바탕" w:cs="바탕"/>
-                <w:color w:val="000000"/>
-                <w:sz w:val="18"/>
-                <w:szCs w:val="18"/>
-              </w:rPr>
-              <w:t xml:space="preserve"> </w:t>
-            </w:r>
-            <w:r>
-              <w:rPr>
-                <w:rFonts w:ascii="바탕" w:eastAsia="바탕" w:hAnsi="바탕" w:cs="바탕"/>
-                <w:color w:val="000000"/>
-                <w:sz w:val="18"/>
-                <w:szCs w:val="18"/>
-              </w:rPr>
-              <w:t>정밀도</w:t>
-            </w:r>
-            <w:r>
-              <w:rPr>
-                <w:rFonts w:ascii="바탕" w:eastAsia="바탕" w:hAnsi="바탕" w:cs="바탕"/>
-                <w:color w:val="000000"/>
-                <w:sz w:val="18"/>
-                <w:szCs w:val="18"/>
-              </w:rPr>
-              <w:t xml:space="preserve"> </w:t>
-            </w:r>
-            <w:r>
-              <w:rPr>
-                <w:rFonts w:ascii="바탕" w:eastAsia="바탕" w:hAnsi="바탕" w:cs="바탕"/>
-                <w:color w:val="000000"/>
-                <w:sz w:val="18"/>
-                <w:szCs w:val="18"/>
-              </w:rPr>
-              <w:t>한계</w:t>
+              <w:t>－ 검색 정밀도 한계</w:t>
             </w:r>
           </w:p>
         </w:tc>
@@ -8801,8 +2933,6 @@
               <w:ind w:leftChars="100" w:left="200"/>
               <w:jc w:val="left"/>
             </w:pPr>
-            <w:bookmarkStart w:id="0" w:name="_GoBack"/>
-            <w:bookmarkEnd w:id="0"/>
             <w:r>
               <w:rPr>
                 <w:rFonts w:ascii="바탕" w:eastAsia="바탕" w:hAnsi="바탕" w:cs="바탕"/>
@@ -8810,277 +2940,7 @@
                 <w:sz w:val="18"/>
                 <w:szCs w:val="18"/>
               </w:rPr>
-              <w:t>Context Precision(0.788)</w:t>
-            </w:r>
-            <w:r>
-              <w:rPr>
-                <w:rFonts w:ascii="바탕" w:eastAsia="바탕" w:hAnsi="바탕" w:cs="바탕"/>
-                <w:color w:val="000000"/>
-                <w:sz w:val="18"/>
-                <w:szCs w:val="18"/>
-              </w:rPr>
-              <w:t>이</w:t>
-            </w:r>
-            <w:r>
-              <w:rPr>
-                <w:rFonts w:ascii="바탕" w:eastAsia="바탕" w:hAnsi="바탕" w:cs="바탕"/>
-                <w:color w:val="000000"/>
-                <w:sz w:val="18"/>
-                <w:szCs w:val="18"/>
-              </w:rPr>
-              <w:t xml:space="preserve"> 0.8 </w:t>
-            </w:r>
-            <w:r>
-              <w:rPr>
-                <w:rFonts w:ascii="바탕" w:eastAsia="바탕" w:hAnsi="바탕" w:cs="바탕"/>
-                <w:color w:val="000000"/>
-                <w:sz w:val="18"/>
-                <w:szCs w:val="18"/>
-              </w:rPr>
-              <w:t>미만으로</w:t>
-            </w:r>
-            <w:r>
-              <w:rPr>
-                <w:rFonts w:ascii="바탕" w:eastAsia="바탕" w:hAnsi="바탕" w:cs="바탕"/>
-                <w:color w:val="000000"/>
-                <w:sz w:val="18"/>
-                <w:szCs w:val="18"/>
-              </w:rPr>
-              <w:t xml:space="preserve"> </w:t>
-            </w:r>
-            <w:r>
-              <w:rPr>
-                <w:rFonts w:ascii="바탕" w:eastAsia="바탕" w:hAnsi="바탕" w:cs="바탕"/>
-                <w:color w:val="000000"/>
-                <w:sz w:val="18"/>
-                <w:szCs w:val="18"/>
-              </w:rPr>
-              <w:t>측정되어</w:t>
-            </w:r>
-            <w:r>
-              <w:rPr>
-                <w:rFonts w:ascii="바탕" w:eastAsia="바탕" w:hAnsi="바탕" w:cs="바탕"/>
-                <w:color w:val="000000"/>
-                <w:sz w:val="18"/>
-                <w:szCs w:val="18"/>
-              </w:rPr>
-              <w:t xml:space="preserve"> ISREL </w:t>
-            </w:r>
-            <w:r>
-              <w:rPr>
-                <w:rFonts w:ascii="바탕" w:eastAsia="바탕" w:hAnsi="바탕" w:cs="바탕"/>
-                <w:color w:val="000000"/>
-                <w:sz w:val="18"/>
-                <w:szCs w:val="18"/>
-              </w:rPr>
-              <w:t>필터링의</w:t>
-            </w:r>
-            <w:r>
-              <w:rPr>
-                <w:rFonts w:ascii="바탕" w:eastAsia="바탕" w:hAnsi="바탕" w:cs="바탕"/>
-                <w:color w:val="000000"/>
-                <w:sz w:val="18"/>
-                <w:szCs w:val="18"/>
-              </w:rPr>
-              <w:t xml:space="preserve"> </w:t>
-            </w:r>
-            <w:r>
-              <w:rPr>
-                <w:rFonts w:ascii="바탕" w:eastAsia="바탕" w:hAnsi="바탕" w:cs="바탕"/>
-                <w:color w:val="000000"/>
-                <w:sz w:val="18"/>
-                <w:szCs w:val="18"/>
-              </w:rPr>
-              <w:t>한계가</w:t>
-            </w:r>
-            <w:r>
-              <w:rPr>
-                <w:rFonts w:ascii="바탕" w:eastAsia="바탕" w:hAnsi="바탕" w:cs="바탕"/>
-                <w:color w:val="000000"/>
-                <w:sz w:val="18"/>
-                <w:szCs w:val="18"/>
-              </w:rPr>
-              <w:t xml:space="preserve"> </w:t>
-            </w:r>
-            <w:r>
-              <w:rPr>
-                <w:rFonts w:ascii="바탕" w:eastAsia="바탕" w:hAnsi="바탕" w:cs="바탕"/>
-                <w:color w:val="000000"/>
-                <w:sz w:val="18"/>
-                <w:szCs w:val="18"/>
-              </w:rPr>
-              <w:t>존재한다</w:t>
-            </w:r>
-            <w:r>
-              <w:rPr>
-                <w:rFonts w:ascii="바탕" w:eastAsia="바탕" w:hAnsi="바탕" w:cs="바탕"/>
-                <w:color w:val="000000"/>
-                <w:sz w:val="18"/>
-                <w:szCs w:val="18"/>
-              </w:rPr>
-              <w:t xml:space="preserve">. Top-K </w:t>
-            </w:r>
-            <w:r>
-              <w:rPr>
-                <w:rFonts w:ascii="바탕" w:eastAsia="바탕" w:hAnsi="바탕" w:cs="바탕"/>
-                <w:color w:val="000000"/>
-                <w:sz w:val="18"/>
-                <w:szCs w:val="18"/>
-              </w:rPr>
-              <w:t>파라미터</w:t>
-            </w:r>
-            <w:r>
-              <w:rPr>
-                <w:rFonts w:ascii="바탕" w:eastAsia="바탕" w:hAnsi="바탕" w:cs="바탕"/>
-                <w:color w:val="000000"/>
-                <w:sz w:val="18"/>
-                <w:szCs w:val="18"/>
-              </w:rPr>
-              <w:t xml:space="preserve"> </w:t>
-            </w:r>
-            <w:r>
-              <w:rPr>
-                <w:rFonts w:ascii="바탕" w:eastAsia="바탕" w:hAnsi="바탕" w:cs="바탕"/>
-                <w:color w:val="000000"/>
-                <w:sz w:val="18"/>
-                <w:szCs w:val="18"/>
-              </w:rPr>
-              <w:t>조정</w:t>
-            </w:r>
-            <w:r>
-              <w:rPr>
-                <w:rFonts w:ascii="바탕" w:eastAsia="바탕" w:hAnsi="바탕" w:cs="바탕"/>
-                <w:color w:val="000000"/>
-                <w:sz w:val="18"/>
-                <w:szCs w:val="18"/>
-              </w:rPr>
-              <w:t xml:space="preserve"> </w:t>
-            </w:r>
-            <w:r>
-              <w:rPr>
-                <w:rFonts w:ascii="바탕" w:eastAsia="바탕" w:hAnsi="바탕" w:cs="바탕"/>
-                <w:color w:val="000000"/>
-                <w:sz w:val="18"/>
-                <w:szCs w:val="18"/>
-              </w:rPr>
-              <w:t>및</w:t>
-            </w:r>
-            <w:r>
-              <w:rPr>
-                <w:rFonts w:ascii="바탕" w:eastAsia="바탕" w:hAnsi="바탕" w:cs="바탕"/>
-                <w:color w:val="000000"/>
-                <w:sz w:val="18"/>
-                <w:szCs w:val="18"/>
-              </w:rPr>
-              <w:t xml:space="preserve"> </w:t>
-            </w:r>
-            <w:r>
-              <w:rPr>
-                <w:rFonts w:ascii="바탕" w:eastAsia="바탕" w:hAnsi="바탕" w:cs="바탕"/>
-                <w:color w:val="000000"/>
-                <w:sz w:val="18"/>
-                <w:szCs w:val="18"/>
-              </w:rPr>
-              <w:t>청크</w:t>
-            </w:r>
-            <w:r>
-              <w:rPr>
-                <w:rFonts w:ascii="바탕" w:eastAsia="바탕" w:hAnsi="바탕" w:cs="바탕"/>
-                <w:color w:val="000000"/>
-                <w:sz w:val="18"/>
-                <w:szCs w:val="18"/>
-              </w:rPr>
-              <w:t xml:space="preserve"> </w:t>
-            </w:r>
-            <w:r>
-              <w:rPr>
-                <w:rFonts w:ascii="바탕" w:eastAsia="바탕" w:hAnsi="바탕" w:cs="바탕"/>
-                <w:color w:val="000000"/>
-                <w:sz w:val="18"/>
-                <w:szCs w:val="18"/>
-              </w:rPr>
-              <w:t>크기</w:t>
-            </w:r>
-            <w:r>
-              <w:rPr>
-                <w:rFonts w:ascii="바탕" w:eastAsia="바탕" w:hAnsi="바탕" w:cs="바탕"/>
-                <w:color w:val="000000"/>
-                <w:sz w:val="18"/>
-                <w:szCs w:val="18"/>
-              </w:rPr>
-              <w:t xml:space="preserve"> </w:t>
-            </w:r>
-            <w:r>
-              <w:rPr>
-                <w:rFonts w:ascii="바탕" w:eastAsia="바탕" w:hAnsi="바탕" w:cs="바탕"/>
-                <w:color w:val="000000"/>
-                <w:sz w:val="18"/>
-                <w:szCs w:val="18"/>
-              </w:rPr>
-              <w:t>최적화를</w:t>
-            </w:r>
-            <w:r>
-              <w:rPr>
-                <w:rFonts w:ascii="바탕" w:eastAsia="바탕" w:hAnsi="바탕" w:cs="바탕"/>
-                <w:color w:val="000000"/>
-                <w:sz w:val="18"/>
-                <w:szCs w:val="18"/>
-              </w:rPr>
-              <w:t xml:space="preserve"> </w:t>
-            </w:r>
-            <w:r>
-              <w:rPr>
-                <w:rFonts w:ascii="바탕" w:eastAsia="바탕" w:hAnsi="바탕" w:cs="바탕"/>
-                <w:color w:val="000000"/>
-                <w:sz w:val="18"/>
-                <w:szCs w:val="18"/>
-              </w:rPr>
-              <w:t>통한</w:t>
-            </w:r>
-            <w:r>
-              <w:rPr>
-                <w:rFonts w:ascii="바탕" w:eastAsia="바탕" w:hAnsi="바탕" w:cs="바탕"/>
-                <w:color w:val="000000"/>
-                <w:sz w:val="18"/>
-                <w:szCs w:val="18"/>
-              </w:rPr>
-              <w:t xml:space="preserve"> </w:t>
-            </w:r>
-            <w:r>
-              <w:rPr>
-                <w:rFonts w:ascii="바탕" w:eastAsia="바탕" w:hAnsi="바탕" w:cs="바탕"/>
-                <w:color w:val="000000"/>
-                <w:sz w:val="18"/>
-                <w:szCs w:val="18"/>
-              </w:rPr>
-              <w:t>개선이</w:t>
-            </w:r>
-            <w:r>
-              <w:rPr>
-                <w:rFonts w:ascii="바탕" w:eastAsia="바탕" w:hAnsi="바탕" w:cs="바탕"/>
-                <w:color w:val="000000"/>
-                <w:sz w:val="18"/>
-                <w:szCs w:val="18"/>
-              </w:rPr>
-              <w:t xml:space="preserve"> </w:t>
-            </w:r>
-            <w:r>
-              <w:rPr>
-                <w:rFonts w:ascii="바탕" w:eastAsia="바탕" w:hAnsi="바탕" w:cs="바탕"/>
-                <w:color w:val="000000"/>
-                <w:sz w:val="18"/>
-                <w:szCs w:val="18"/>
-              </w:rPr>
-              <w:t>필요하다</w:t>
-            </w:r>
-            <w:r>
-              <w:rPr>
-                <w:rFonts w:ascii="바탕" w:eastAsia="바탕" w:hAnsi="바탕" w:cs="바탕"/>
-                <w:color w:val="000000"/>
-                <w:sz w:val="18"/>
-                <w:szCs w:val="18"/>
-              </w:rPr>
-              <w:t>.</w:t>
+              <w:t>Context Precision(0.788)이 0.8 미만으로 측정되어 ISREL 필터링의 한계가 존재한다. Top-K 파라미터 조정 및 청크 크기 최적화를 통한 개선이 필요하다.</w:t>
             </w:r>
           </w:p>
         </w:tc>
@@ -9138,61 +2998,7 @@
                 <w:sz w:val="18"/>
                 <w:szCs w:val="18"/>
               </w:rPr>
-              <w:t>－</w:t>
-            </w:r>
-            <w:r>
-              <w:rPr>
-                <w:rFonts w:ascii="바탕" w:eastAsia="바탕" w:hAnsi="바탕" w:cs="바탕"/>
-                <w:color w:val="000000"/>
-                <w:sz w:val="18"/>
-                <w:szCs w:val="18"/>
-              </w:rPr>
-              <w:t xml:space="preserve"> </w:t>
-            </w:r>
-            <w:r>
-              <w:rPr>
-                <w:rFonts w:ascii="바탕" w:eastAsia="바탕" w:hAnsi="바탕" w:cs="바탕"/>
-                <w:color w:val="000000"/>
-                <w:sz w:val="18"/>
-                <w:szCs w:val="18"/>
-              </w:rPr>
-              <w:t>법률</w:t>
-            </w:r>
-            <w:r>
-              <w:rPr>
-                <w:rFonts w:ascii="바탕" w:eastAsia="바탕" w:hAnsi="바탕" w:cs="바탕"/>
-                <w:color w:val="000000"/>
-                <w:sz w:val="18"/>
-                <w:szCs w:val="18"/>
-              </w:rPr>
-              <w:t xml:space="preserve"> </w:t>
-            </w:r>
-            <w:r>
-              <w:rPr>
-                <w:rFonts w:ascii="바탕" w:eastAsia="바탕" w:hAnsi="바탕" w:cs="바탕"/>
-                <w:color w:val="000000"/>
-                <w:sz w:val="18"/>
-                <w:szCs w:val="18"/>
-              </w:rPr>
-              <w:t>전문성</w:t>
-            </w:r>
-            <w:r>
-              <w:rPr>
-                <w:rFonts w:ascii="바탕" w:eastAsia="바탕" w:hAnsi="바탕" w:cs="바탕"/>
-                <w:color w:val="000000"/>
-                <w:sz w:val="18"/>
-                <w:szCs w:val="18"/>
-              </w:rPr>
-              <w:t xml:space="preserve"> </w:t>
-            </w:r>
-            <w:r>
-              <w:rPr>
-                <w:rFonts w:ascii="바탕" w:eastAsia="바탕" w:hAnsi="바탕" w:cs="바탕"/>
-                <w:color w:val="000000"/>
-                <w:sz w:val="18"/>
-                <w:szCs w:val="18"/>
-              </w:rPr>
-              <w:t>한계</w:t>
+              <w:t>－ 법률 전문성 한계</w:t>
             </w:r>
           </w:p>
         </w:tc>
@@ -9247,268 +3053,7 @@
                 <w:sz w:val="18"/>
                 <w:szCs w:val="18"/>
               </w:rPr>
-              <w:t xml:space="preserve">GPT-4o-mini </w:t>
-            </w:r>
-            <w:r>
-              <w:rPr>
-                <w:rFonts w:ascii="바탕" w:eastAsia="바탕" w:hAnsi="바탕" w:cs="바탕"/>
-                <w:color w:val="000000"/>
-                <w:sz w:val="18"/>
-                <w:szCs w:val="18"/>
-              </w:rPr>
-              <w:t>기반으로</w:t>
-            </w:r>
-            <w:r>
-              <w:rPr>
-                <w:rFonts w:ascii="바탕" w:eastAsia="바탕" w:hAnsi="바탕" w:cs="바탕"/>
-                <w:color w:val="000000"/>
-                <w:sz w:val="18"/>
-                <w:szCs w:val="18"/>
-              </w:rPr>
-              <w:t xml:space="preserve"> </w:t>
-            </w:r>
-            <w:r>
-              <w:rPr>
-                <w:rFonts w:ascii="바탕" w:eastAsia="바탕" w:hAnsi="바탕" w:cs="바탕"/>
-                <w:color w:val="000000"/>
-                <w:sz w:val="18"/>
-                <w:szCs w:val="18"/>
-              </w:rPr>
-              <w:t>실제</w:t>
-            </w:r>
-            <w:r>
-              <w:rPr>
-                <w:rFonts w:ascii="바탕" w:eastAsia="바탕" w:hAnsi="바탕" w:cs="바탕"/>
-                <w:color w:val="000000"/>
-                <w:sz w:val="18"/>
-                <w:szCs w:val="18"/>
-              </w:rPr>
-              <w:t xml:space="preserve"> </w:t>
-            </w:r>
-            <w:r>
-              <w:rPr>
-                <w:rFonts w:ascii="바탕" w:eastAsia="바탕" w:hAnsi="바탕" w:cs="바탕"/>
-                <w:color w:val="000000"/>
-                <w:sz w:val="18"/>
-                <w:szCs w:val="18"/>
-              </w:rPr>
-              <w:t>법률</w:t>
-            </w:r>
-            <w:r>
-              <w:rPr>
-                <w:rFonts w:ascii="바탕" w:eastAsia="바탕" w:hAnsi="바탕" w:cs="바탕"/>
-                <w:color w:val="000000"/>
-                <w:sz w:val="18"/>
-                <w:szCs w:val="18"/>
-              </w:rPr>
-              <w:t xml:space="preserve"> </w:t>
-            </w:r>
-            <w:r>
-              <w:rPr>
-                <w:rFonts w:ascii="바탕" w:eastAsia="바탕" w:hAnsi="바탕" w:cs="바탕"/>
-                <w:color w:val="000000"/>
-                <w:sz w:val="18"/>
-                <w:szCs w:val="18"/>
-              </w:rPr>
-              <w:t>해석에는</w:t>
-            </w:r>
-            <w:r>
-              <w:rPr>
-                <w:rFonts w:ascii="바탕" w:eastAsia="바탕" w:hAnsi="바탕" w:cs="바탕"/>
-                <w:color w:val="000000"/>
-                <w:sz w:val="18"/>
-                <w:szCs w:val="18"/>
-              </w:rPr>
-              <w:t xml:space="preserve"> </w:t>
-            </w:r>
-            <w:r>
-              <w:rPr>
-                <w:rFonts w:ascii="바탕" w:eastAsia="바탕" w:hAnsi="바탕" w:cs="바탕"/>
-                <w:color w:val="000000"/>
-                <w:sz w:val="18"/>
-                <w:szCs w:val="18"/>
-              </w:rPr>
-              <w:t>전문가</w:t>
-            </w:r>
-            <w:r>
-              <w:rPr>
-                <w:rFonts w:ascii="바탕" w:eastAsia="바탕" w:hAnsi="바탕" w:cs="바탕"/>
-                <w:color w:val="000000"/>
-                <w:sz w:val="18"/>
-                <w:szCs w:val="18"/>
-              </w:rPr>
-              <w:t xml:space="preserve"> </w:t>
-            </w:r>
-            <w:r>
-              <w:rPr>
-                <w:rFonts w:ascii="바탕" w:eastAsia="바탕" w:hAnsi="바탕" w:cs="바탕"/>
-                <w:color w:val="000000"/>
-                <w:sz w:val="18"/>
-                <w:szCs w:val="18"/>
-              </w:rPr>
-              <w:t>검토가</w:t>
-            </w:r>
-            <w:r>
-              <w:rPr>
-                <w:rFonts w:ascii="바탕" w:eastAsia="바탕" w:hAnsi="바탕" w:cs="바탕"/>
-                <w:color w:val="000000"/>
-                <w:sz w:val="18"/>
-                <w:szCs w:val="18"/>
-              </w:rPr>
-              <w:t xml:space="preserve"> </w:t>
-            </w:r>
-            <w:r>
-              <w:rPr>
-                <w:rFonts w:ascii="바탕" w:eastAsia="바탕" w:hAnsi="바탕" w:cs="바탕"/>
-                <w:color w:val="000000"/>
-                <w:sz w:val="18"/>
-                <w:szCs w:val="18"/>
-              </w:rPr>
-              <w:t>필요하며</w:t>
-            </w:r>
-            <w:r>
-              <w:rPr>
-                <w:rFonts w:ascii="바탕" w:eastAsia="바탕" w:hAnsi="바탕" w:cs="바탕"/>
-                <w:color w:val="000000"/>
-                <w:sz w:val="18"/>
-                <w:szCs w:val="18"/>
-              </w:rPr>
-              <w:t xml:space="preserve">, </w:t>
-            </w:r>
-            <w:r>
-              <w:rPr>
-                <w:rFonts w:ascii="바탕" w:eastAsia="바탕" w:hAnsi="바탕" w:cs="바탕"/>
-                <w:color w:val="000000"/>
-                <w:sz w:val="18"/>
-                <w:szCs w:val="18"/>
-              </w:rPr>
-              <w:t>시스템</w:t>
-            </w:r>
-            <w:r>
-              <w:rPr>
-                <w:rFonts w:ascii="바탕" w:eastAsia="바탕" w:hAnsi="바탕" w:cs="바탕"/>
-                <w:color w:val="000000"/>
-                <w:sz w:val="18"/>
-                <w:szCs w:val="18"/>
-              </w:rPr>
-              <w:t xml:space="preserve"> </w:t>
-            </w:r>
-            <w:r>
-              <w:rPr>
-                <w:rFonts w:ascii="바탕" w:eastAsia="바탕" w:hAnsi="바탕" w:cs="바탕"/>
-                <w:color w:val="000000"/>
-                <w:sz w:val="18"/>
-                <w:szCs w:val="18"/>
-              </w:rPr>
-              <w:t>내</w:t>
-            </w:r>
-            <w:r>
-              <w:rPr>
-                <w:rFonts w:ascii="바탕" w:eastAsia="바탕" w:hAnsi="바탕" w:cs="바탕"/>
-                <w:color w:val="000000"/>
-                <w:sz w:val="18"/>
-                <w:szCs w:val="18"/>
-              </w:rPr>
-              <w:t xml:space="preserve"> </w:t>
-            </w:r>
-            <w:r>
-              <w:rPr>
-                <w:rFonts w:ascii="바탕" w:eastAsia="바탕" w:hAnsi="바탕" w:cs="바탕"/>
-                <w:color w:val="000000"/>
-                <w:sz w:val="18"/>
-                <w:szCs w:val="18"/>
-              </w:rPr>
-              <w:t>법률</w:t>
-            </w:r>
-            <w:r>
-              <w:rPr>
-                <w:rFonts w:ascii="바탕" w:eastAsia="바탕" w:hAnsi="바탕" w:cs="바탕"/>
-                <w:color w:val="000000"/>
-                <w:sz w:val="18"/>
-                <w:szCs w:val="18"/>
-              </w:rPr>
-              <w:t xml:space="preserve"> </w:t>
-            </w:r>
-            <w:r>
-              <w:rPr>
-                <w:rFonts w:ascii="바탕" w:eastAsia="바탕" w:hAnsi="바탕" w:cs="바탕"/>
-                <w:color w:val="000000"/>
-                <w:sz w:val="18"/>
-                <w:szCs w:val="18"/>
-              </w:rPr>
-              <w:t>자문</w:t>
-            </w:r>
-            <w:r>
-              <w:rPr>
-                <w:rFonts w:ascii="바탕" w:eastAsia="바탕" w:hAnsi="바탕" w:cs="바탕"/>
-                <w:color w:val="000000"/>
-                <w:sz w:val="18"/>
-                <w:szCs w:val="18"/>
-              </w:rPr>
-              <w:t xml:space="preserve"> </w:t>
-            </w:r>
-            <w:r>
-              <w:rPr>
-                <w:rFonts w:ascii="바탕" w:eastAsia="바탕" w:hAnsi="바탕" w:cs="바탕"/>
-                <w:color w:val="000000"/>
-                <w:sz w:val="18"/>
-                <w:szCs w:val="18"/>
-              </w:rPr>
-              <w:t>면책</w:t>
-            </w:r>
-            <w:r>
-              <w:rPr>
-                <w:rFonts w:ascii="바탕" w:eastAsia="바탕" w:hAnsi="바탕" w:cs="바탕"/>
-                <w:color w:val="000000"/>
-                <w:sz w:val="18"/>
-                <w:szCs w:val="18"/>
-              </w:rPr>
-              <w:t xml:space="preserve"> </w:t>
-            </w:r>
-            <w:r>
-              <w:rPr>
-                <w:rFonts w:ascii="바탕" w:eastAsia="바탕" w:hAnsi="바탕" w:cs="바탕"/>
-                <w:color w:val="000000"/>
-                <w:sz w:val="18"/>
-                <w:szCs w:val="18"/>
-              </w:rPr>
-              <w:t>고지를</w:t>
-            </w:r>
-            <w:r>
-              <w:rPr>
-                <w:rFonts w:ascii="바탕" w:eastAsia="바탕" w:hAnsi="바탕" w:cs="바탕"/>
-                <w:color w:val="000000"/>
-                <w:sz w:val="18"/>
-                <w:szCs w:val="18"/>
-              </w:rPr>
-              <w:t xml:space="preserve"> </w:t>
-            </w:r>
-            <w:r>
-              <w:rPr>
-                <w:rFonts w:ascii="바탕" w:eastAsia="바탕" w:hAnsi="바탕" w:cs="바탕"/>
-                <w:color w:val="000000"/>
-                <w:sz w:val="18"/>
-                <w:szCs w:val="18"/>
-              </w:rPr>
-              <w:t>필수적으로</w:t>
-            </w:r>
-            <w:r>
-              <w:rPr>
-                <w:rFonts w:ascii="바탕" w:eastAsia="바탕" w:hAnsi="바탕" w:cs="바탕"/>
-                <w:color w:val="000000"/>
-                <w:sz w:val="18"/>
-                <w:szCs w:val="18"/>
-              </w:rPr>
-              <w:t xml:space="preserve"> </w:t>
-            </w:r>
-            <w:r>
-              <w:rPr>
-                <w:rFonts w:ascii="바탕" w:eastAsia="바탕" w:hAnsi="바탕" w:cs="바탕"/>
-                <w:color w:val="000000"/>
-                <w:sz w:val="18"/>
-                <w:szCs w:val="18"/>
-              </w:rPr>
-              <w:t>제공한다</w:t>
+              <w:t>GPT-4o-mini 기반으로 실제 법률 해석에는 전문가 검토가 필요하며, 시스템 내 법률 자문 면책 고지를 필수적으로 제공한다</w:t>
             </w:r>
           </w:p>
         </w:tc>
@@ -9562,21 +3107,7 @@
           <w:rFonts w:ascii="HY헤드라인M" w:eastAsia="HY헤드라인M" w:hAnsi="HY헤드라인M" w:cs="HY헤드라인M"/>
           <w:b/>
         </w:rPr>
-        <w:t>참고</w:t>
-      </w:r>
-      <w:r>
-        <w:rPr>
-          <w:rFonts w:ascii="HY헤드라인M" w:eastAsia="HY헤드라인M" w:hAnsi="HY헤드라인M" w:cs="HY헤드라인M"/>
-          <w:b/>
-        </w:rPr>
-        <w:t xml:space="preserve"> </w:t>
-      </w:r>
-      <w:r>
-        <w:rPr>
-          <w:rFonts w:ascii="HY헤드라인M" w:eastAsia="HY헤드라인M" w:hAnsi="HY헤드라인M" w:cs="HY헤드라인M"/>
-          <w:b/>
-        </w:rPr>
-        <w:t>문헌</w:t>
+        <w:t>참고 문헌</w:t>
       </w:r>
     </w:p>
     <w:p>
